--- a/src/templates/Angebot-AH-alt.docx
+++ b/src/templates/Angebot-AH-alt.docx
@@ -1289,259 +1289,6 @@
         <w:trPr/>
         <w:tc>
           <w:tcPr>
-            <w:tcW w:w="9354" w:type="dxa"/>
-            <w:tcBorders>
-              <w:top w:val="single" w:sz="6" w:space="0" w:color="333333"/>
-              <w:bottom w:val="single" w:sz="6" w:space="0" w:color="333333"/>
-              <w:left w:val="single" w:sz="6" w:space="0" w:color="333333"/>
-              <w:right w:val="single" w:sz="6" w:space="0" w:color="333333"/>
-            </w:tcBorders>
-            <w:shd w:val="clear" w:color="auto" w:fill="F5F5F5"/>
-            <w:tcMar>
-              <w:top w:w="60" w:type="dxa"/>
-              <w:left w:w="60" w:type="dxa"/>
-              <w:bottom w:w="60" w:type="dxa"/>
-              <w:right w:w="60" w:type="dxa"/>
-            </w:tcMar>
-          </w:tcPr>
-          <w:p>
-            <w:pPr>
-              <w:spacing w:before="40" w:after="40"/>
-              <w:rPr>
-                <w:rFonts w:ascii="Open Sans" w:eastAsia="Open Sans" w:hAnsi="Open Sans" w:cs="Open Sans"/>
-                <w:color w:val="070707"/>
-                <w:sz w:val="17"/>
-                <w:szCs w:val="17"/>
-              </w:rPr>
-            </w:pPr>
-            <w:r>
-              <w:rPr>
-                <w:rFonts w:ascii="Open Sans" w:eastAsia="Open Sans" w:hAnsi="Open Sans" w:cs="Open Sans"/>
-                <w:color w:val="070707"/>
-                <w:b/>
-                <w:bCs/>
-                <w:sz w:val="16"/>
-                <w:szCs w:val="16"/>
-              </w:rPr>
-              <w:t>{#AhHasServicepauschale}Folgende Pauschale wird nicht von der Krankenkasse übernommen und versteht sich inkl. MwSt. Diese rechnen wir, wenn benötigt / wie mit Ihnen vereinbart direkt mit Ihnen ab:</w:t>
-            </w:r>
-          </w:p>
-        </w:tc>
-      </w:tr>
-      <w:tr>
-        <w:trPr/>
-        <w:tc>
-          <w:tcPr>
-            <w:tcW w:w="466" w:type="dxa"/>
-            <w:tcBorders>
-              <w:top w:val="single" w:sz="6" w:space="0" w:color="333333"/>
-              <w:bottom w:val="single" w:sz="6" w:space="0" w:color="333333"/>
-              <w:left w:val="single" w:sz="6" w:space="0" w:color="333333"/>
-              <w:right w:val="single" w:sz="6" w:space="0" w:color="333333"/>
-            </w:tcBorders>
-            <w:tcMar>
-              <w:top w:w="60" w:type="dxa"/>
-              <w:left w:w="60" w:type="dxa"/>
-              <w:bottom w:w="60" w:type="dxa"/>
-              <w:right w:w="60" w:type="dxa"/>
-            </w:tcMar>
-          </w:tcPr>
-          <w:p>
-            <w:pPr>
-              <w:spacing w:before="0" w:after="40"/>
-              <w:rPr>
-                <w:rFonts w:ascii="Open Sans" w:eastAsia="Open Sans" w:hAnsi="Open Sans" w:cs="Open Sans"/>
-                <w:color w:val="070707"/>
-                <w:sz w:val="17"/>
-                <w:szCs w:val="17"/>
-              </w:rPr>
-            </w:pPr>
-            <w:r>
-              <w:rPr>
-                <w:rFonts w:ascii="Open Sans" w:eastAsia="Open Sans" w:hAnsi="Open Sans" w:cs="Open Sans"/>
-                <w:color w:val="070707"/>
-                <w:sz w:val="17"/>
-                <w:szCs w:val="17"/>
-              </w:rPr>
-              <w:t>*</w:t>
-            </w:r>
-          </w:p>
-        </w:tc>
-        <w:tc>
-          <w:tcPr>
-            <w:tcW w:w="5033" w:type="dxa"/>
-            <w:tcBorders>
-              <w:top w:val="single" w:sz="6" w:space="0" w:color="333333"/>
-              <w:bottom w:val="single" w:sz="6" w:space="0" w:color="333333"/>
-              <w:left w:val="single" w:sz="6" w:space="0" w:color="333333"/>
-              <w:right w:val="single" w:sz="6" w:space="0" w:color="333333"/>
-            </w:tcBorders>
-            <w:tcMar>
-              <w:top w:w="60" w:type="dxa"/>
-              <w:left w:w="60" w:type="dxa"/>
-              <w:bottom w:w="60" w:type="dxa"/>
-              <w:right w:w="60" w:type="dxa"/>
-            </w:tcMar>
-          </w:tcPr>
-          <w:p>
-            <w:pPr>
-              <w:spacing w:before="0" w:after="20"/>
-              <w:rPr>
-                <w:rFonts w:ascii="Open Sans" w:eastAsia="Open Sans" w:hAnsi="Open Sans" w:cs="Open Sans"/>
-                <w:color w:val="070707"/>
-                <w:sz w:val="17"/>
-                <w:szCs w:val="17"/>
-              </w:rPr>
-            </w:pPr>
-            <w:r>
-              <w:rPr>
-                <w:rFonts w:ascii="Open Sans" w:eastAsia="Open Sans" w:hAnsi="Open Sans" w:cs="Open Sans"/>
-                <w:color w:val="070707"/>
-                <w:b/>
-                <w:bCs/>
-                <w:sz w:val="17"/>
-                <w:szCs w:val="17"/>
-              </w:rPr>
-              <w:t>Servicepauschale Reinigungsutensilien für HnD</w:t>
-            </w:r>
-          </w:p>
-          <w:p>
-            <w:pPr>
-              <w:spacing w:before="0" w:after="40"/>
-              <w:rPr>
-                <w:rFonts w:ascii="Open Sans" w:eastAsia="Open Sans" w:hAnsi="Open Sans" w:cs="Open Sans"/>
-                <w:color w:val="070707"/>
-                <w:sz w:val="17"/>
-                <w:szCs w:val="17"/>
-              </w:rPr>
-            </w:pPr>
-            <w:r>
-              <w:rPr>
-                <w:rFonts w:ascii="Open Sans" w:eastAsia="Open Sans" w:hAnsi="Open Sans" w:cs="Open Sans"/>
-                <w:color w:val="444444"/>
-                <w:sz w:val="16"/>
-                <w:szCs w:val="16"/>
-              </w:rPr>
-              <w:t>1,20 € / Monat für Bereitstellung der Reinigungsutensilien – jährliche Abrechnung nach tatsächlichen Monaten, in denen Sie unsere Haushaltsnahen Dienstleistungen (HnD) in Anspruch genommen haben.</w:t>
-            </w:r>
-          </w:p>
-        </w:tc>
-        <w:tc>
-          <w:tcPr>
-            <w:tcW w:w="979" w:type="dxa"/>
-            <w:tcBorders>
-              <w:top w:val="single" w:sz="6" w:space="0" w:color="333333"/>
-              <w:bottom w:val="single" w:sz="6" w:space="0" w:color="333333"/>
-              <w:left w:val="single" w:sz="6" w:space="0" w:color="333333"/>
-              <w:right w:val="single" w:sz="6" w:space="0" w:color="333333"/>
-            </w:tcBorders>
-            <w:tcMar>
-              <w:top w:w="60" w:type="dxa"/>
-              <w:left w:w="60" w:type="dxa"/>
-              <w:bottom w:w="60" w:type="dxa"/>
-              <w:right w:w="60" w:type="dxa"/>
-            </w:tcMar>
-          </w:tcPr>
-          <w:p>
-            <w:pPr>
-              <w:spacing w:before="0" w:after="40"/>
-              <w:rPr>
-                <w:rFonts w:ascii="Open Sans" w:eastAsia="Open Sans" w:hAnsi="Open Sans" w:cs="Open Sans"/>
-                <w:color w:val="070707"/>
-                <w:sz w:val="17"/>
-                <w:szCs w:val="17"/>
-              </w:rPr>
-            </w:pPr>
-            <w:r>
-              <w:rPr>
-                <w:rFonts w:ascii="Open Sans" w:eastAsia="Open Sans" w:hAnsi="Open Sans" w:cs="Open Sans"/>
-                <w:color w:val="070707"/>
-                <w:sz w:val="17"/>
-                <w:szCs w:val="17"/>
-              </w:rPr>
-              <w:t>Pro Monat</w:t>
-            </w:r>
-          </w:p>
-        </w:tc>
-        <w:tc>
-          <w:tcPr>
-            <w:tcW w:w="1571" w:type="dxa"/>
-            <w:tcBorders>
-              <w:top w:val="single" w:sz="6" w:space="0" w:color="333333"/>
-              <w:bottom w:val="single" w:sz="6" w:space="0" w:color="333333"/>
-              <w:left w:val="single" w:sz="6" w:space="0" w:color="333333"/>
-              <w:right w:val="single" w:sz="6" w:space="0" w:color="333333"/>
-            </w:tcBorders>
-            <w:tcMar>
-              <w:top w:w="60" w:type="dxa"/>
-              <w:left w:w="60" w:type="dxa"/>
-              <w:bottom w:w="60" w:type="dxa"/>
-              <w:right w:w="60" w:type="dxa"/>
-            </w:tcMar>
-          </w:tcPr>
-          <w:p>
-            <w:pPr>
-              <w:spacing w:before="0" w:after="40"/>
-              <w:rPr>
-                <w:rFonts w:ascii="Open Sans" w:eastAsia="Open Sans" w:hAnsi="Open Sans" w:cs="Open Sans"/>
-                <w:color w:val="070707"/>
-                <w:sz w:val="17"/>
-                <w:szCs w:val="17"/>
-              </w:rPr>
-            </w:pPr>
-            <w:r>
-              <w:rPr>
-                <w:rFonts w:ascii="Open Sans" w:eastAsia="Open Sans" w:hAnsi="Open Sans" w:cs="Open Sans"/>
-                <w:color w:val="070707"/>
-                <w:sz w:val="17"/>
-                <w:szCs w:val="17"/>
-              </w:rPr>
-              <w:t>{AhServicepausEinzelpreis}</w:t>
-            </w:r>
-          </w:p>
-        </w:tc>
-        <w:tc>
-          <w:tcPr>
-            <w:tcW w:w="1305" w:type="dxa"/>
-            <w:tcBorders>
-              <w:top w:val="single" w:sz="6" w:space="0" w:color="333333"/>
-              <w:bottom w:val="single" w:sz="6" w:space="0" w:color="333333"/>
-              <w:left w:val="single" w:sz="6" w:space="0" w:color="333333"/>
-              <w:right w:val="single" w:sz="6" w:space="0" w:color="333333"/>
-            </w:tcBorders>
-            <w:tcMar>
-              <w:top w:w="60" w:type="dxa"/>
-              <w:left w:w="60" w:type="dxa"/>
-              <w:bottom w:w="60" w:type="dxa"/>
-              <w:right w:w="60" w:type="dxa"/>
-            </w:tcMar>
-          </w:tcPr>
-          <w:p>
-            <w:pPr>
-              <w:spacing w:before="0" w:after="40"/>
-              <w:rPr>
-                <w:rFonts w:ascii="Open Sans" w:eastAsia="Open Sans" w:hAnsi="Open Sans" w:cs="Open Sans"/>
-                <w:color w:val="070707"/>
-                <w:sz w:val="17"/>
-                <w:szCs w:val="17"/>
-              </w:rPr>
-            </w:pPr>
-            <w:r>
-              <w:rPr>
-                <w:rFonts w:ascii="Open Sans" w:eastAsia="Open Sans" w:hAnsi="Open Sans" w:cs="Open Sans"/>
-                <w:color w:val="070707"/>
-                <w:sz w:val="17"/>
-                <w:szCs w:val="17"/>
-              </w:rPr>
-              <w:t>{/AhHasServicepauschale}</w:t>
-            </w:r>
-          </w:p>
-        </w:tc>
-      </w:tr>
-      <w:tr>
-        <w:trPr/>
-        <w:tc>
-          <w:tcPr>
             <w:tcW w:w="8049" w:type="dxa"/>
             <w:tcBorders>
               <w:top w:val="single" w:sz="6" w:space="0" w:color="333333"/>
@@ -1810,6 +1557,16 @@
         </w:rPr>
         <w:t>Bitte unterschreiben Sie bei Annahme dieses Angebots und schicken Sie es uns zurück – gerne auch per E-Mail an service@e-m-c-2.de. Die Unterschrift gilt für uns als Auftragsbestätigung.</w:t>
       </w:r>
+      <w:r>
+        <w:rPr>
+          <w:rFonts w:ascii="Open Sans" w:eastAsia="Open Sans" w:hAnsi="Open Sans" w:cs="Open Sans"/>
+          <w:color w:val="070707"/>
+          <w:sz w:val="17"/>
+          <w:szCs w:val="17"/>
+        </w:rPr>
+        <w:br/>
+        <w:br/>
+      </w:r>
     </w:p>
     <w:p>
       <w:pPr>
@@ -1829,6 +1586,16 @@
           <w:szCs w:val="17"/>
         </w:rPr>
         <w:t>Angebot akzeptiert / Auftrag bestätigt:</w:t>
+      </w:r>
+      <w:r>
+        <w:rPr>
+          <w:rFonts w:ascii="Open Sans" w:eastAsia="Open Sans" w:hAnsi="Open Sans" w:cs="Open Sans"/>
+          <w:color w:val="070707"/>
+          <w:sz w:val="17"/>
+          <w:szCs w:val="17"/>
+        </w:rPr>
+        <w:br/>
+        <w:br/>
       </w:r>
     </w:p>
     <w:tbl>
@@ -1982,6 +1749,15 @@
           <w:szCs w:val="17"/>
         </w:rPr>
         <w:t>Mit freundlichen Grüßen,</w:t>
+      </w:r>
+      <w:r>
+        <w:rPr>
+          <w:rFonts w:ascii="Open Sans" w:eastAsia="Open Sans" w:hAnsi="Open Sans" w:cs="Open Sans"/>
+          <w:color w:val="070707"/>
+          <w:sz w:val="17"/>
+          <w:szCs w:val="17"/>
+        </w:rPr>
+        <w:br/>
       </w:r>
     </w:p>
     <w:p>

--- a/src/templates/Angebot-AH-alt.docx
+++ b/src/templates/Angebot-AH-alt.docx
@@ -1730,6 +1730,15 @@
         </w:rPr>
         <w:t>Wir bedanken uns für Ihr Vertrauen und freuen uns von Ihnen zu hören!</w:t>
       </w:r>
+      <w:r>
+        <w:rPr>
+          <w:rFonts w:ascii="Open Sans" w:eastAsia="Open Sans" w:hAnsi="Open Sans" w:cs="Open Sans"/>
+          <w:color w:val="070707"/>
+          <w:sz w:val="17"/>
+          <w:szCs w:val="17"/>
+        </w:rPr>
+        <w:br/>
+      </w:r>
     </w:p>
     <w:p>
       <w:pPr>
@@ -1757,6 +1766,7 @@
           <w:sz w:val="17"/>
           <w:szCs w:val="17"/>
         </w:rPr>
+        <w:br/>
         <w:br/>
       </w:r>
     </w:p>

--- a/src/templates/Angebot-AH-alt.docx
+++ b/src/templates/Angebot-AH-alt.docx
@@ -1,13 +1,14 @@
 
 <file path=word/document.xml><?xml version="1.0" encoding="utf-8"?>
-<w:document xmlns:wpc="http://schemas.microsoft.com/office/word/2010/wordprocessingCanvas" xmlns:cx="http://schemas.microsoft.com/office/drawing/2014/chartex" xmlns:cx1="http://schemas.microsoft.com/office/drawing/2015/9/8/chartex" xmlns:cx2="http://schemas.microsoft.com/office/drawing/2015/10/21/chartex" xmlns:cx3="http://schemas.microsoft.com/office/drawing/2016/5/9/chartex" xmlns:cx4="http://schemas.microsoft.com/office/drawing/2016/5/10/chartex" xmlns:cx5="http://schemas.microsoft.com/office/drawing/2016/5/11/chartex" xmlns:cx6="http://schemas.microsoft.com/office/drawing/2016/5/12/chartex" xmlns:cx7="http://schemas.microsoft.com/office/drawing/2016/5/13/chartex" xmlns:cx8="http://schemas.microsoft.com/office/drawing/2016/5/14/chartex" xmlns:mc="http://schemas.openxmlformats.org/markup-compatibility/2006" xmlns:aink="http://schemas.microsoft.com/office/drawing/2016/ink" xmlns:am3d="http://schemas.microsoft.com/office/drawing/2017/model3d" xmlns:o="urn:schemas-microsoft-com:office:office" xmlns:oel="http://schemas.microsoft.com/office/2019/extlst" xmlns:r="http://schemas.openxmlformats.org/officeDocument/2006/relationships" xmlns:m="http://schemas.openxmlformats.org/officeDocument/2006/math" xmlns:v="urn:schemas-microsoft-com:vml" xmlns:wp14="http://schemas.microsoft.com/office/word/2010/wordprocessingDrawing" xmlns:wp="http://schemas.openxmlformats.org/drawingml/2006/wordprocessingDrawing" xmlns:w10="urn:schemas-microsoft-com:office:word" xmlns:w="http://schemas.openxmlformats.org/wordprocessingml/2006/main" xmlns:w14="http://schemas.microsoft.com/office/word/2010/wordml" xmlns:w15="http://schemas.microsoft.com/office/word/2012/wordml" xmlns:w16cex="http://schemas.microsoft.com/office/word/2018/wordml/cex" xmlns:w16cid="http://schemas.microsoft.com/office/word/2016/wordml/cid" xmlns:w16="http://schemas.microsoft.com/office/word/2018/wordml" xmlns:w16du="http://schemas.microsoft.com/office/word/2023/wordml/word16du" xmlns:w16sdtdh="http://schemas.microsoft.com/office/word/2020/wordml/sdtdatahash" xmlns:w16sdtfl="http://schemas.microsoft.com/office/word/2024/wordml/sdtformatlock" xmlns:w16se="http://schemas.microsoft.com/office/word/2015/wordml/symex" xmlns:wpg="http://schemas.microsoft.com/office/word/2010/wordprocessingGroup" xmlns:wpi="http://schemas.microsoft.com/office/word/2010/wordprocessingInk" xmlns:wne="http://schemas.microsoft.com/office/word/2006/wordml" xmlns:wps="http://schemas.microsoft.com/office/word/2010/wordprocessingShape" mc:Ignorable="w14 w15 w16se w16cid w16 w16cex w16sdtdh w16sdtfl w16du wp14">
+<w:document xmlns:o="urn:schemas-microsoft-com:office:office" xmlns:r="http://schemas.openxmlformats.org/officeDocument/2006/relationships" xmlns:v="urn:schemas-microsoft-com:vml" xmlns:w="http://schemas.openxmlformats.org/wordprocessingml/2006/main" xmlns:w10="urn:schemas-microsoft-com:office:word" xmlns:wp="http://schemas.openxmlformats.org/drawingml/2006/wordprocessingDrawing" xmlns:pic="http://schemas.openxmlformats.org/drawingml/2006/picture" xmlns:wps="http://schemas.microsoft.com/office/word/2010/wordprocessingShape" xmlns:wpg="http://schemas.microsoft.com/office/word/2010/wordprocessingGroup" xmlns:mc="http://schemas.openxmlformats.org/markup-compatibility/2006" xmlns:wp14="http://schemas.microsoft.com/office/word/2010/wordprocessingDrawing" xmlns:w14="http://schemas.microsoft.com/office/word/2010/wordml" xmlns:w15="http://schemas.microsoft.com/office/word/2012/wordml" mc:Ignorable="w14 wp14 w15">
   <w:background w:color="FFFFFF"/>
   <w:body>
     <w:p>
       <w:pPr>
+        <w:pStyle w:val="Normal"/>
         <w:spacing w:before="171" w:after="40"/>
         <w:rPr>
-          <w:rFonts w:ascii="Open Sans" w:eastAsia="Open Sans" w:hAnsi="Open Sans" w:cs="Open Sans"/>
+          <w:rFonts w:ascii="Open Sans" w:hAnsi="Open Sans" w:eastAsia="Open Sans" w:cs="Open Sans"/>
           <w:color w:val="070707"/>
           <w:sz w:val="17"/>
           <w:szCs w:val="17"/>
@@ -15,7 +16,7 @@
       </w:pPr>
       <w:r>
         <w:rPr>
-          <w:rFonts w:ascii="Open Sans" w:eastAsia="Open Sans" w:hAnsi="Open Sans" w:cs="Open Sans"/>
+          <w:rFonts w:eastAsia="Open Sans" w:cs="Open Sans"/>
           <w:color w:val="555555"/>
           <w:sz w:val="17"/>
           <w:szCs w:val="17"/>
@@ -25,57 +26,167 @@
     </w:p>
     <w:p>
       <w:pPr>
+        <w:pStyle w:val="Normal"/>
         <w:spacing w:before="0" w:after="265"/>
         <w:rPr>
-          <w:rFonts w:ascii="Open Sans" w:eastAsia="Open Sans" w:hAnsi="Open Sans" w:cs="Open Sans"/>
+          <w:rFonts w:ascii="Open Sans" w:hAnsi="Open Sans" w:eastAsia="Open Sans" w:cs="Open Sans"/>
           <w:color w:val="070707"/>
           <w:sz w:val="17"/>
           <w:szCs w:val="17"/>
         </w:rPr>
       </w:pPr>
+      <w:r>
+        <w:rPr>
+          <w:rFonts w:eastAsia="Open Sans" w:cs="Open Sans"/>
+          <w:color w:val="070707"/>
+          <w:sz w:val="17"/>
+          <w:szCs w:val="17"/>
+        </w:rPr>
+      </w:r>
+    </w:p>
+    <w:p>
+      <w:pPr>
+        <w:pStyle w:val="Normal"/>
+        <w:spacing w:before="0" w:after="20"/>
+        <w:rPr>
+          <w:rFonts w:ascii="Open Sans" w:hAnsi="Open Sans" w:eastAsia="Open Sans" w:cs="Open Sans"/>
+          <w:color w:val="070707"/>
+          <w:sz w:val="17"/>
+          <w:szCs w:val="17"/>
+        </w:rPr>
+      </w:pPr>
+      <w:r>
+        <w:rPr>
+          <w:rFonts w:eastAsia="Open Sans" w:cs="Open Sans"/>
+          <w:color w:val="070707"/>
+          <w:sz w:val="17"/>
+          <w:szCs w:val="17"/>
+        </w:rPr>
+        <w:t>{Anrede}</w:t>
+      </w:r>
+    </w:p>
+    <w:p>
+      <w:pPr>
+        <w:pStyle w:val="Normal"/>
+        <w:spacing w:before="0" w:after="20"/>
+        <w:rPr>
+          <w:rFonts w:ascii="Open Sans" w:hAnsi="Open Sans" w:eastAsia="Open Sans" w:cs="Open Sans"/>
+          <w:color w:val="070707"/>
+          <w:sz w:val="17"/>
+          <w:szCs w:val="17"/>
+        </w:rPr>
+      </w:pPr>
+      <w:r>
+        <w:rPr>
+          <w:rFonts w:eastAsia="Open Sans" w:cs="Open Sans"/>
+          <w:b/>
+          <w:bCs/>
+          <w:color w:val="070707"/>
+          <w:sz w:val="17"/>
+          <w:szCs w:val="17"/>
+        </w:rPr>
+        <w:t>{Vorname} {Nachname}</w:t>
+      </w:r>
+    </w:p>
+    <w:p>
+      <w:pPr>
+        <w:pStyle w:val="Normal"/>
+        <w:spacing w:before="0" w:after="20"/>
+        <w:rPr>
+          <w:rFonts w:ascii="Open Sans" w:hAnsi="Open Sans" w:eastAsia="Open Sans" w:cs="Open Sans"/>
+          <w:color w:val="070707"/>
+          <w:sz w:val="17"/>
+          <w:szCs w:val="17"/>
+        </w:rPr>
+      </w:pPr>
+      <w:r>
+        <w:rPr>
+          <w:rFonts w:eastAsia="Open Sans" w:cs="Open Sans"/>
+          <w:color w:val="070707"/>
+          <w:sz w:val="17"/>
+          <w:szCs w:val="17"/>
+        </w:rPr>
+        <w:t>{Adresse}</w:t>
+      </w:r>
+    </w:p>
+    <w:p>
+      <w:pPr>
+        <w:pStyle w:val="Normal"/>
+        <w:spacing w:before="0" w:after="20"/>
+        <w:rPr>
+          <w:rFonts w:ascii="Open Sans" w:hAnsi="Open Sans" w:eastAsia="Open Sans" w:cs="Open Sans"/>
+          <w:color w:val="070707"/>
+          <w:sz w:val="17"/>
+          <w:szCs w:val="17"/>
+        </w:rPr>
+      </w:pPr>
+      <w:r>
+        <w:rPr>
+          <w:rFonts w:eastAsia="Open Sans" w:cs="Open Sans"/>
+          <w:color w:val="070707"/>
+          <w:sz w:val="17"/>
+          <w:szCs w:val="17"/>
+        </w:rPr>
+        <w:t>{PLZ} {Stadt}</w:t>
+      </w:r>
+    </w:p>
+    <w:p>
+      <w:pPr>
+        <w:pStyle w:val="Normal"/>
+        <w:spacing w:before="0" w:after="0"/>
+        <w:rPr>
+          <w:rFonts w:ascii="Open Sans" w:hAnsi="Open Sans" w:eastAsia="Open Sans" w:cs="Open Sans"/>
+          <w:color w:val="070707"/>
+          <w:sz w:val="17"/>
+          <w:szCs w:val="17"/>
+        </w:rPr>
+      </w:pPr>
+      <w:r>
+        <w:rPr>
+          <w:rFonts w:eastAsia="Open Sans" w:cs="Open Sans"/>
+          <w:color w:val="070707"/>
+          <w:sz w:val="17"/>
+          <w:szCs w:val="17"/>
+        </w:rPr>
+      </w:r>
     </w:p>
     <w:tbl>
       <w:tblPr>
         <w:tblStyle w:val="NormalTable0"/>
-        <w:tblW w:w="9354" w:type="dxa"/>
+        <w:tblW w:w="4312" w:type="dxa"/>
+        <w:jc w:val="left"/>
         <w:tblInd w:w="0" w:type="dxa"/>
         <w:tblLayout w:type="fixed"/>
         <w:tblCellMar>
-          <w:left w:w="10" w:type="dxa"/>
-          <w:right w:w="10" w:type="dxa"/>
+          <w:top w:w="30" w:type="dxa"/>
+          <w:left w:w="30" w:type="dxa"/>
+          <w:bottom w:w="30" w:type="dxa"/>
+          <w:right w:w="30" w:type="dxa"/>
         </w:tblCellMar>
-        <w:tblLook w:val="04A0" w:firstRow="1" w:lastRow="0" w:firstColumn="1" w:lastColumn="0" w:noHBand="0" w:noVBand="1"/>
       </w:tblPr>
       <w:tblGrid>
-        <w:gridCol w:w="4483"/>
-        <w:gridCol w:w="559"/>
-        <w:gridCol w:w="4312"/>
+        <w:gridCol w:w="1677"/>
+        <w:gridCol w:w="2634"/>
       </w:tblGrid>
       <w:tr>
-        <w:trPr>
-          <w:trHeight w:val="1380"/>
-        </w:trPr>
+        <w:trPr/>
         <w:tc>
           <w:tcPr>
-            <w:tcW w:w="4483" w:type="dxa"/>
+            <w:tcW w:w="1677" w:type="dxa"/>
             <w:tcBorders>
               <w:top w:val="single" w:sz="8" w:space="0" w:color="FFFFFF"/>
               <w:left w:val="single" w:sz="8" w:space="0" w:color="FFFFFF"/>
               <w:bottom w:val="single" w:sz="8" w:space="0" w:color="FFFFFF"/>
               <w:right w:val="single" w:sz="8" w:space="0" w:color="FFFFFF"/>
             </w:tcBorders>
-            <w:tcMar>
-              <w:top w:w="10" w:type="dxa"/>
-              <w:left w:w="10" w:type="dxa"/>
-              <w:bottom w:w="10" w:type="dxa"/>
-              <w:right w:w="10" w:type="dxa"/>
-            </w:tcMar>
           </w:tcPr>
           <w:p>
             <w:pPr>
-              <w:spacing w:before="0" w:after="20"/>
-              <w:rPr>
-                <w:rFonts w:ascii="Open Sans" w:eastAsia="Open Sans" w:hAnsi="Open Sans" w:cs="Open Sans"/>
+              <w:pStyle w:val="Normal"/>
+              <w:spacing w:before="0" w:after="30"/>
+              <w:jc w:val="left"/>
+              <w:rPr>
+                <w:rFonts w:ascii="Open Sans" w:hAnsi="Open Sans" w:eastAsia="Open Sans" w:cs="Open Sans"/>
                 <w:color w:val="070707"/>
                 <w:sz w:val="17"/>
                 <w:szCs w:val="17"/>
@@ -83,464 +194,299 @@
             </w:pPr>
             <w:r>
               <w:rPr>
-                <w:rFonts w:ascii="Open Sans" w:eastAsia="Open Sans" w:hAnsi="Open Sans" w:cs="Open Sans"/>
-                <w:color w:val="070707"/>
-                <w:sz w:val="17"/>
-                <w:szCs w:val="17"/>
-              </w:rPr>
-              <w:t>{Anrede}</w:t>
-            </w:r>
-          </w:p>
-          <w:p>
-            <w:pPr>
-              <w:spacing w:before="0" w:after="20"/>
-              <w:rPr>
-                <w:rFonts w:ascii="Open Sans" w:eastAsia="Open Sans" w:hAnsi="Open Sans" w:cs="Open Sans"/>
-                <w:color w:val="070707"/>
-                <w:sz w:val="17"/>
-                <w:szCs w:val="17"/>
-              </w:rPr>
-            </w:pPr>
-            <w:r>
-              <w:rPr>
-                <w:rFonts w:ascii="Open Sans" w:eastAsia="Open Sans" w:hAnsi="Open Sans" w:cs="Open Sans"/>
-                <w:color w:val="070707"/>
-                <w:b/>
-                <w:bCs/>
-                <w:sz w:val="17"/>
-                <w:szCs w:val="17"/>
-              </w:rPr>
-              <w:t>{Vorname} {Nachname}</w:t>
-            </w:r>
-          </w:p>
-          <w:p>
-            <w:pPr>
-              <w:spacing w:before="0" w:after="20"/>
-              <w:rPr>
-                <w:rFonts w:ascii="Open Sans" w:eastAsia="Open Sans" w:hAnsi="Open Sans" w:cs="Open Sans"/>
-                <w:color w:val="070707"/>
-                <w:sz w:val="17"/>
-                <w:szCs w:val="17"/>
-              </w:rPr>
-            </w:pPr>
-            <w:r>
-              <w:rPr>
-                <w:rFonts w:ascii="Open Sans" w:eastAsia="Open Sans" w:hAnsi="Open Sans" w:cs="Open Sans"/>
-                <w:color w:val="070707"/>
-                <w:sz w:val="17"/>
-                <w:szCs w:val="17"/>
-              </w:rPr>
-              <w:t>{Adresse}</w:t>
-            </w:r>
-          </w:p>
-          <w:p>
-            <w:pPr>
-              <w:spacing w:before="0" w:after="20"/>
-              <w:rPr>
-                <w:rFonts w:ascii="Open Sans" w:eastAsia="Open Sans" w:hAnsi="Open Sans" w:cs="Open Sans"/>
-                <w:color w:val="070707"/>
-                <w:sz w:val="17"/>
-                <w:szCs w:val="17"/>
-              </w:rPr>
-            </w:pPr>
-            <w:r>
-              <w:rPr>
-                <w:rFonts w:ascii="Open Sans" w:eastAsia="Open Sans" w:hAnsi="Open Sans" w:cs="Open Sans"/>
-                <w:color w:val="070707"/>
-                <w:sz w:val="17"/>
-                <w:szCs w:val="17"/>
-              </w:rPr>
-              <w:t>{PLZ} {Stadt}</w:t>
+                <w:rFonts w:eastAsia="Open Sans" w:cs="Open Sans"/>
+                <w:color w:val="555555"/>
+                <w:kern w:val="0"/>
+                <w:sz w:val="16"/>
+                <w:szCs w:val="16"/>
+                <w:lang w:val="pl-PL" w:eastAsia="en-US" w:bidi="ar-SA"/>
+              </w:rPr>
+              <w:t>Angebot-Nr.:</w:t>
             </w:r>
           </w:p>
         </w:tc>
         <w:tc>
           <w:tcPr>
-            <w:tcW w:w="559" w:type="dxa"/>
+            <w:tcW w:w="2634" w:type="dxa"/>
             <w:tcBorders>
               <w:top w:val="single" w:sz="8" w:space="0" w:color="FFFFFF"/>
               <w:left w:val="single" w:sz="8" w:space="0" w:color="FFFFFF"/>
               <w:bottom w:val="single" w:sz="8" w:space="0" w:color="FFFFFF"/>
               <w:right w:val="single" w:sz="8" w:space="0" w:color="FFFFFF"/>
             </w:tcBorders>
-            <w:tcMar>
-              <w:top w:w="10" w:type="dxa"/>
-              <w:left w:w="10" w:type="dxa"/>
-              <w:bottom w:w="10" w:type="dxa"/>
-              <w:right w:w="10" w:type="dxa"/>
-            </w:tcMar>
           </w:tcPr>
           <w:p>
             <w:pPr>
-              <w:spacing w:before="0" w:after="0"/>
-              <w:rPr>
-                <w:rFonts w:ascii="Open Sans" w:eastAsia="Open Sans" w:hAnsi="Open Sans" w:cs="Open Sans"/>
+              <w:pStyle w:val="Normal"/>
+              <w:spacing w:before="0" w:after="30"/>
+              <w:jc w:val="left"/>
+              <w:rPr>
+                <w:rFonts w:ascii="Open Sans" w:hAnsi="Open Sans" w:eastAsia="Open Sans" w:cs="Open Sans"/>
                 <w:color w:val="070707"/>
                 <w:sz w:val="17"/>
                 <w:szCs w:val="17"/>
               </w:rPr>
             </w:pPr>
+            <w:r>
+              <w:rPr>
+                <w:rFonts w:eastAsia="Open Sans" w:cs="Open Sans"/>
+                <w:color w:val="070707"/>
+                <w:kern w:val="0"/>
+                <w:sz w:val="16"/>
+                <w:szCs w:val="16"/>
+                <w:lang w:val="pl-PL" w:eastAsia="en-US" w:bidi="ar-SA"/>
+              </w:rPr>
+              <w:t>{Angebotsnummer}</w:t>
+            </w:r>
           </w:p>
         </w:tc>
+      </w:tr>
+      <w:tr>
+        <w:trPr/>
         <w:tc>
           <w:tcPr>
-            <w:tcW w:w="4312" w:type="dxa"/>
+            <w:tcW w:w="1677" w:type="dxa"/>
             <w:tcBorders>
               <w:top w:val="single" w:sz="8" w:space="0" w:color="FFFFFF"/>
               <w:left w:val="single" w:sz="8" w:space="0" w:color="FFFFFF"/>
               <w:bottom w:val="single" w:sz="8" w:space="0" w:color="FFFFFF"/>
               <w:right w:val="single" w:sz="8" w:space="0" w:color="FFFFFF"/>
             </w:tcBorders>
-            <w:tcMar>
-              <w:top w:w="10" w:type="dxa"/>
-              <w:left w:w="10" w:type="dxa"/>
-              <w:bottom w:w="10" w:type="dxa"/>
-              <w:right w:w="10" w:type="dxa"/>
-            </w:tcMar>
           </w:tcPr>
-          <w:tbl>
-            <w:tblPr>
-              <w:tblStyle w:val="NormalTable0"/>
-              <w:tblW w:w="4312" w:type="dxa"/>
-              <w:tblInd w:w="0" w:type="dxa"/>
-              <w:tblLayout w:type="fixed"/>
-              <w:tblCellMar>
-                <w:left w:w="10" w:type="dxa"/>
-                <w:right w:w="10" w:type="dxa"/>
-              </w:tblCellMar>
-            </w:tblPr>
-            <w:tblGrid>
-              <w:gridCol w:w="1678"/>
-              <w:gridCol w:w="2634"/>
-            </w:tblGrid>
-            <w:tr>
-              <w:trPr/>
-              <w:tc>
-                <w:tcPr>
-                  <w:tcW w:w="1678" w:type="dxa"/>
-                  <w:tcBorders>
-                    <w:top w:val="single" w:sz="8" w:space="0" w:color="FFFFFF"/>
-                    <w:left w:val="single" w:sz="8" w:space="0" w:color="FFFFFF"/>
-                    <w:bottom w:val="single" w:sz="8" w:space="0" w:color="FFFFFF"/>
-                    <w:right w:val="single" w:sz="8" w:space="0" w:color="FFFFFF"/>
-                  </w:tcBorders>
-                  <w:tcMar>
-                    <w:top w:w="30" w:type="dxa"/>
-                    <w:left w:w="30" w:type="dxa"/>
-                    <w:bottom w:w="30" w:type="dxa"/>
-                    <w:right w:w="30" w:type="dxa"/>
-                  </w:tcMar>
-                </w:tcPr>
-                <w:p>
-                  <w:pPr>
-                    <w:spacing w:before="0" w:after="30"/>
-                    <w:rPr>
-                      <w:rFonts w:ascii="Open Sans" w:eastAsia="Open Sans" w:hAnsi="Open Sans" w:cs="Open Sans"/>
-                      <w:color w:val="070707"/>
-                      <w:sz w:val="17"/>
-                      <w:szCs w:val="17"/>
-                    </w:rPr>
-                  </w:pPr>
-                  <w:r>
-                    <w:rPr>
-                      <w:rFonts w:ascii="Open Sans" w:eastAsia="Open Sans" w:hAnsi="Open Sans" w:cs="Open Sans"/>
-                      <w:color w:val="555555"/>
-                      <w:sz w:val="16"/>
-                      <w:szCs w:val="16"/>
-                    </w:rPr>
-                    <w:t>Angebot-Nr.:</w:t>
-                  </w:r>
-                </w:p>
-              </w:tc>
-              <w:tc>
-                <w:tcPr>
-                  <w:tcW w:w="2634" w:type="dxa"/>
-                  <w:tcBorders>
-                    <w:top w:val="single" w:sz="8" w:space="0" w:color="FFFFFF"/>
-                    <w:left w:val="single" w:sz="8" w:space="0" w:color="FFFFFF"/>
-                    <w:bottom w:val="single" w:sz="8" w:space="0" w:color="FFFFFF"/>
-                    <w:right w:val="single" w:sz="8" w:space="0" w:color="FFFFFF"/>
-                  </w:tcBorders>
-                  <w:tcMar>
-                    <w:top w:w="30" w:type="dxa"/>
-                    <w:left w:w="30" w:type="dxa"/>
-                    <w:bottom w:w="30" w:type="dxa"/>
-                    <w:right w:w="30" w:type="dxa"/>
-                  </w:tcMar>
-                </w:tcPr>
-                <w:p>
-                  <w:pPr>
-                    <w:spacing w:before="0" w:after="30"/>
-                    <w:rPr>
-                      <w:rFonts w:ascii="Open Sans" w:eastAsia="Open Sans" w:hAnsi="Open Sans" w:cs="Open Sans"/>
-                      <w:color w:val="070707"/>
-                      <w:sz w:val="17"/>
-                      <w:szCs w:val="17"/>
-                    </w:rPr>
-                  </w:pPr>
-                  <w:r>
-                    <w:rPr>
-                      <w:rFonts w:ascii="Open Sans" w:eastAsia="Open Sans" w:hAnsi="Open Sans" w:cs="Open Sans"/>
-                      <w:color w:val="070707"/>
-                      <w:sz w:val="16"/>
-                      <w:szCs w:val="16"/>
-                    </w:rPr>
-                    <w:t>{Angebotsnummer}</w:t>
-                  </w:r>
-                </w:p>
-              </w:tc>
-            </w:tr>
-            <w:tr>
-              <w:trPr/>
-              <w:tc>
-                <w:tcPr>
-                  <w:tcW w:w="1678" w:type="dxa"/>
-                  <w:tcBorders>
-                    <w:top w:val="single" w:sz="8" w:space="0" w:color="FFFFFF"/>
-                    <w:left w:val="single" w:sz="8" w:space="0" w:color="FFFFFF"/>
-                    <w:bottom w:val="single" w:sz="8" w:space="0" w:color="FFFFFF"/>
-                    <w:right w:val="single" w:sz="8" w:space="0" w:color="FFFFFF"/>
-                  </w:tcBorders>
-                  <w:tcMar>
-                    <w:top w:w="30" w:type="dxa"/>
-                    <w:left w:w="30" w:type="dxa"/>
-                    <w:bottom w:w="30" w:type="dxa"/>
-                    <w:right w:w="30" w:type="dxa"/>
-                  </w:tcMar>
-                </w:tcPr>
-                <w:p>
-                  <w:pPr>
-                    <w:spacing w:before="0" w:after="30"/>
-                    <w:rPr>
-                      <w:rFonts w:ascii="Open Sans" w:eastAsia="Open Sans" w:hAnsi="Open Sans" w:cs="Open Sans"/>
-                      <w:color w:val="070707"/>
-                      <w:sz w:val="17"/>
-                      <w:szCs w:val="17"/>
-                    </w:rPr>
-                  </w:pPr>
-                  <w:r>
-                    <w:rPr>
-                      <w:rFonts w:ascii="Open Sans" w:eastAsia="Open Sans" w:hAnsi="Open Sans" w:cs="Open Sans"/>
-                      <w:color w:val="555555"/>
-                      <w:sz w:val="16"/>
-                      <w:szCs w:val="16"/>
-                    </w:rPr>
-                    <w:t>Datum:</w:t>
-                  </w:r>
-                </w:p>
-              </w:tc>
-              <w:tc>
-                <w:tcPr>
-                  <w:tcW w:w="2634" w:type="dxa"/>
-                  <w:tcBorders>
-                    <w:top w:val="single" w:sz="8" w:space="0" w:color="FFFFFF"/>
-                    <w:left w:val="single" w:sz="8" w:space="0" w:color="FFFFFF"/>
-                    <w:bottom w:val="single" w:sz="8" w:space="0" w:color="FFFFFF"/>
-                    <w:right w:val="single" w:sz="8" w:space="0" w:color="FFFFFF"/>
-                  </w:tcBorders>
-                  <w:tcMar>
-                    <w:top w:w="30" w:type="dxa"/>
-                    <w:left w:w="30" w:type="dxa"/>
-                    <w:bottom w:w="30" w:type="dxa"/>
-                    <w:right w:w="30" w:type="dxa"/>
-                  </w:tcMar>
-                </w:tcPr>
-                <w:p>
-                  <w:pPr>
-                    <w:spacing w:before="0" w:after="30"/>
-                    <w:rPr>
-                      <w:rFonts w:ascii="Open Sans" w:eastAsia="Open Sans" w:hAnsi="Open Sans" w:cs="Open Sans"/>
-                      <w:color w:val="070707"/>
-                      <w:sz w:val="17"/>
-                      <w:szCs w:val="17"/>
-                    </w:rPr>
-                  </w:pPr>
-                  <w:r>
-                    <w:rPr>
-                      <w:rFonts w:ascii="Open Sans" w:eastAsia="Open Sans" w:hAnsi="Open Sans" w:cs="Open Sans"/>
-                      <w:color w:val="070707"/>
-                      <w:sz w:val="16"/>
-                      <w:szCs w:val="16"/>
-                    </w:rPr>
-                    <w:t>{Datum}</w:t>
-                  </w:r>
-                </w:p>
-              </w:tc>
-            </w:tr>
-            <w:tr>
-              <w:trPr/>
-              <w:tc>
-                <w:tcPr>
-                  <w:tcW w:w="1678" w:type="dxa"/>
-                  <w:tcBorders>
-                    <w:top w:val="single" w:sz="8" w:space="0" w:color="FFFFFF"/>
-                    <w:left w:val="single" w:sz="8" w:space="0" w:color="FFFFFF"/>
-                    <w:bottom w:val="single" w:sz="8" w:space="0" w:color="FFFFFF"/>
-                    <w:right w:val="single" w:sz="8" w:space="0" w:color="FFFFFF"/>
-                  </w:tcBorders>
-                  <w:tcMar>
-                    <w:top w:w="30" w:type="dxa"/>
-                    <w:left w:w="30" w:type="dxa"/>
-                    <w:bottom w:w="30" w:type="dxa"/>
-                    <w:right w:w="30" w:type="dxa"/>
-                  </w:tcMar>
-                </w:tcPr>
-                <w:p>
-                  <w:pPr>
-                    <w:spacing w:before="0" w:after="30"/>
-                    <w:rPr>
-                      <w:rFonts w:ascii="Open Sans" w:eastAsia="Open Sans" w:hAnsi="Open Sans" w:cs="Open Sans"/>
-                      <w:color w:val="070707"/>
-                      <w:sz w:val="17"/>
-                      <w:szCs w:val="17"/>
-                    </w:rPr>
-                  </w:pPr>
-                  <w:r>
-                    <w:rPr>
-                      <w:rFonts w:ascii="Open Sans" w:eastAsia="Open Sans" w:hAnsi="Open Sans" w:cs="Open Sans"/>
-                      <w:color w:val="555555"/>
-                      <w:sz w:val="16"/>
-                      <w:szCs w:val="16"/>
-                    </w:rPr>
-                    <w:t>Gültig bis:</w:t>
-                  </w:r>
-                </w:p>
-              </w:tc>
-              <w:tc>
-                <w:tcPr>
-                  <w:tcW w:w="2634" w:type="dxa"/>
-                  <w:tcBorders>
-                    <w:top w:val="single" w:sz="8" w:space="0" w:color="FFFFFF"/>
-                    <w:left w:val="single" w:sz="8" w:space="0" w:color="FFFFFF"/>
-                    <w:bottom w:val="single" w:sz="8" w:space="0" w:color="FFFFFF"/>
-                    <w:right w:val="single" w:sz="8" w:space="0" w:color="FFFFFF"/>
-                  </w:tcBorders>
-                  <w:tcMar>
-                    <w:top w:w="30" w:type="dxa"/>
-                    <w:left w:w="30" w:type="dxa"/>
-                    <w:bottom w:w="30" w:type="dxa"/>
-                    <w:right w:w="30" w:type="dxa"/>
-                  </w:tcMar>
-                </w:tcPr>
-                <w:p>
-                  <w:pPr>
-                    <w:spacing w:before="0" w:after="30"/>
-                    <w:rPr>
-                      <w:rFonts w:ascii="Open Sans" w:eastAsia="Open Sans" w:hAnsi="Open Sans" w:cs="Open Sans"/>
-                      <w:color w:val="070707"/>
-                      <w:sz w:val="17"/>
-                      <w:szCs w:val="17"/>
-                    </w:rPr>
-                  </w:pPr>
-                  <w:r>
-                    <w:rPr>
-                      <w:rFonts w:ascii="Open Sans" w:eastAsia="Open Sans" w:hAnsi="Open Sans" w:cs="Open Sans"/>
-                      <w:color w:val="070707"/>
-                      <w:sz w:val="16"/>
-                      <w:szCs w:val="16"/>
-                    </w:rPr>
-                    <w:t>{ValidityDate}</w:t>
-                  </w:r>
-                </w:p>
-              </w:tc>
-            </w:tr>
-            <w:tr>
-              <w:trPr/>
-              <w:tc>
-                <w:tcPr>
-                  <w:tcW w:w="1678" w:type="dxa"/>
-                  <w:tcBorders>
-                    <w:top w:val="single" w:sz="8" w:space="0" w:color="FFFFFF"/>
-                    <w:left w:val="single" w:sz="8" w:space="0" w:color="FFFFFF"/>
-                    <w:bottom w:val="single" w:sz="8" w:space="0" w:color="FFFFFF"/>
-                    <w:right w:val="single" w:sz="8" w:space="0" w:color="FFFFFF"/>
-                  </w:tcBorders>
-                  <w:tcMar>
-                    <w:top w:w="30" w:type="dxa"/>
-                    <w:left w:w="30" w:type="dxa"/>
-                    <w:bottom w:w="30" w:type="dxa"/>
-                    <w:right w:w="30" w:type="dxa"/>
-                  </w:tcMar>
-                </w:tcPr>
-                <w:p>
-                  <w:pPr>
-                    <w:spacing w:before="0" w:after="30"/>
-                    <w:rPr>
-                      <w:rFonts w:ascii="Open Sans" w:eastAsia="Open Sans" w:hAnsi="Open Sans" w:cs="Open Sans"/>
-                      <w:color w:val="070707"/>
-                      <w:sz w:val="17"/>
-                      <w:szCs w:val="17"/>
-                    </w:rPr>
-                  </w:pPr>
-                  <w:r>
-                    <w:rPr>
-                      <w:rFonts w:ascii="Open Sans" w:eastAsia="Open Sans" w:hAnsi="Open Sans" w:cs="Open Sans"/>
-                      <w:color w:val="555555"/>
-                      <w:sz w:val="16"/>
-                      <w:szCs w:val="16"/>
-                    </w:rPr>
-                    <w:t>Ansprechpartner:</w:t>
-                  </w:r>
-                </w:p>
-              </w:tc>
-              <w:tc>
-                <w:tcPr>
-                  <w:tcW w:w="2634" w:type="dxa"/>
-                  <w:tcBorders>
-                    <w:top w:val="single" w:sz="8" w:space="0" w:color="FFFFFF"/>
-                    <w:left w:val="single" w:sz="8" w:space="0" w:color="FFFFFF"/>
-                    <w:bottom w:val="single" w:sz="8" w:space="0" w:color="FFFFFF"/>
-                    <w:right w:val="single" w:sz="8" w:space="0" w:color="FFFFFF"/>
-                  </w:tcBorders>
-                  <w:tcMar>
-                    <w:top w:w="30" w:type="dxa"/>
-                    <w:left w:w="30" w:type="dxa"/>
-                    <w:bottom w:w="30" w:type="dxa"/>
-                    <w:right w:w="30" w:type="dxa"/>
-                  </w:tcMar>
-                </w:tcPr>
-                <w:p>
-                  <w:pPr>
-                    <w:spacing w:before="0" w:after="30"/>
-                    <w:rPr>
-                      <w:rFonts w:ascii="Open Sans" w:eastAsia="Open Sans" w:hAnsi="Open Sans" w:cs="Open Sans"/>
-                      <w:color w:val="070707"/>
-                      <w:sz w:val="17"/>
-                      <w:szCs w:val="17"/>
-                    </w:rPr>
-                  </w:pPr>
-                  <w:r>
-                    <w:rPr>
-                      <w:rFonts w:ascii="Open Sans" w:eastAsia="Open Sans" w:hAnsi="Open Sans" w:cs="Open Sans"/>
-                      <w:color w:val="070707"/>
-                      <w:sz w:val="16"/>
-                      <w:szCs w:val="16"/>
-                    </w:rPr>
-                    <w:t>{Ansprechpartner}</w:t>
-                  </w:r>
-                </w:p>
-              </w:tc>
-            </w:tr>
-          </w:tbl>
+          <w:p>
+            <w:pPr>
+              <w:pStyle w:val="Normal"/>
+              <w:spacing w:before="0" w:after="30"/>
+              <w:jc w:val="left"/>
+              <w:rPr>
+                <w:rFonts w:ascii="Open Sans" w:hAnsi="Open Sans" w:eastAsia="Open Sans" w:cs="Open Sans"/>
+                <w:color w:val="070707"/>
+                <w:sz w:val="17"/>
+                <w:szCs w:val="17"/>
+              </w:rPr>
+            </w:pPr>
+            <w:r>
+              <w:rPr>
+                <w:rFonts w:eastAsia="Open Sans" w:cs="Open Sans"/>
+                <w:color w:val="555555"/>
+                <w:kern w:val="0"/>
+                <w:sz w:val="16"/>
+                <w:szCs w:val="16"/>
+                <w:lang w:val="pl-PL" w:eastAsia="en-US" w:bidi="ar-SA"/>
+              </w:rPr>
+              <w:t>Datum:</w:t>
+            </w:r>
+          </w:p>
+        </w:tc>
+        <w:tc>
+          <w:tcPr>
+            <w:tcW w:w="2634" w:type="dxa"/>
+            <w:tcBorders>
+              <w:top w:val="single" w:sz="8" w:space="0" w:color="FFFFFF"/>
+              <w:left w:val="single" w:sz="8" w:space="0" w:color="FFFFFF"/>
+              <w:bottom w:val="single" w:sz="8" w:space="0" w:color="FFFFFF"/>
+              <w:right w:val="single" w:sz="8" w:space="0" w:color="FFFFFF"/>
+            </w:tcBorders>
+          </w:tcPr>
+          <w:p>
+            <w:pPr>
+              <w:pStyle w:val="Normal"/>
+              <w:spacing w:before="0" w:after="30"/>
+              <w:jc w:val="left"/>
+              <w:rPr>
+                <w:rFonts w:ascii="Open Sans" w:hAnsi="Open Sans" w:eastAsia="Open Sans" w:cs="Open Sans"/>
+                <w:color w:val="070707"/>
+                <w:sz w:val="17"/>
+                <w:szCs w:val="17"/>
+              </w:rPr>
+            </w:pPr>
+            <w:r>
+              <w:rPr>
+                <w:rFonts w:eastAsia="Open Sans" w:cs="Open Sans"/>
+                <w:color w:val="070707"/>
+                <w:kern w:val="0"/>
+                <w:sz w:val="16"/>
+                <w:szCs w:val="16"/>
+                <w:lang w:val="pl-PL" w:eastAsia="en-US" w:bidi="ar-SA"/>
+              </w:rPr>
+              <w:t>{Datum}</w:t>
+            </w:r>
+          </w:p>
+        </w:tc>
+      </w:tr>
+      <w:tr>
+        <w:trPr/>
+        <w:tc>
+          <w:tcPr>
+            <w:tcW w:w="1677" w:type="dxa"/>
+            <w:tcBorders>
+              <w:top w:val="single" w:sz="8" w:space="0" w:color="FFFFFF"/>
+              <w:left w:val="single" w:sz="8" w:space="0" w:color="FFFFFF"/>
+              <w:bottom w:val="single" w:sz="8" w:space="0" w:color="FFFFFF"/>
+              <w:right w:val="single" w:sz="8" w:space="0" w:color="FFFFFF"/>
+            </w:tcBorders>
+          </w:tcPr>
+          <w:p>
+            <w:pPr>
+              <w:pStyle w:val="Normal"/>
+              <w:spacing w:before="0" w:after="30"/>
+              <w:jc w:val="left"/>
+              <w:rPr>
+                <w:rFonts w:ascii="Open Sans" w:hAnsi="Open Sans" w:eastAsia="Open Sans" w:cs="Open Sans"/>
+                <w:color w:val="070707"/>
+                <w:sz w:val="17"/>
+                <w:szCs w:val="17"/>
+              </w:rPr>
+            </w:pPr>
+            <w:r>
+              <w:rPr>
+                <w:rFonts w:eastAsia="Open Sans" w:cs="Open Sans"/>
+                <w:color w:val="555555"/>
+                <w:kern w:val="0"/>
+                <w:sz w:val="16"/>
+                <w:szCs w:val="16"/>
+                <w:lang w:val="pl-PL" w:eastAsia="en-US" w:bidi="ar-SA"/>
+              </w:rPr>
+              <w:t>Gültig bis:</w:t>
+            </w:r>
+          </w:p>
+        </w:tc>
+        <w:tc>
+          <w:tcPr>
+            <w:tcW w:w="2634" w:type="dxa"/>
+            <w:tcBorders>
+              <w:top w:val="single" w:sz="8" w:space="0" w:color="FFFFFF"/>
+              <w:left w:val="single" w:sz="8" w:space="0" w:color="FFFFFF"/>
+              <w:bottom w:val="single" w:sz="8" w:space="0" w:color="FFFFFF"/>
+              <w:right w:val="single" w:sz="8" w:space="0" w:color="FFFFFF"/>
+            </w:tcBorders>
+          </w:tcPr>
+          <w:p>
+            <w:pPr>
+              <w:pStyle w:val="Normal"/>
+              <w:spacing w:before="0" w:after="30"/>
+              <w:jc w:val="left"/>
+              <w:rPr>
+                <w:rFonts w:ascii="Open Sans" w:hAnsi="Open Sans" w:eastAsia="Open Sans" w:cs="Open Sans"/>
+                <w:color w:val="070707"/>
+                <w:sz w:val="17"/>
+                <w:szCs w:val="17"/>
+              </w:rPr>
+            </w:pPr>
+            <w:r>
+              <w:rPr>
+                <w:rFonts w:eastAsia="Open Sans" w:cs="Open Sans"/>
+                <w:color w:val="070707"/>
+                <w:kern w:val="0"/>
+                <w:sz w:val="16"/>
+                <w:szCs w:val="16"/>
+                <w:lang w:val="pl-PL" w:eastAsia="en-US" w:bidi="ar-SA"/>
+              </w:rPr>
+              <w:t>{ValidityDate}</w:t>
+            </w:r>
+          </w:p>
+        </w:tc>
+      </w:tr>
+      <w:tr>
+        <w:trPr/>
+        <w:tc>
+          <w:tcPr>
+            <w:tcW w:w="1677" w:type="dxa"/>
+            <w:tcBorders>
+              <w:top w:val="single" w:sz="8" w:space="0" w:color="FFFFFF"/>
+              <w:left w:val="single" w:sz="8" w:space="0" w:color="FFFFFF"/>
+              <w:bottom w:val="single" w:sz="8" w:space="0" w:color="FFFFFF"/>
+              <w:right w:val="single" w:sz="8" w:space="0" w:color="FFFFFF"/>
+            </w:tcBorders>
+          </w:tcPr>
+          <w:p>
+            <w:pPr>
+              <w:pStyle w:val="Normal"/>
+              <w:spacing w:before="0" w:after="30"/>
+              <w:jc w:val="left"/>
+              <w:rPr>
+                <w:rFonts w:ascii="Open Sans" w:hAnsi="Open Sans" w:eastAsia="Open Sans" w:cs="Open Sans"/>
+                <w:color w:val="070707"/>
+                <w:sz w:val="17"/>
+                <w:szCs w:val="17"/>
+              </w:rPr>
+            </w:pPr>
+            <w:r>
+              <w:rPr>
+                <w:rFonts w:eastAsia="Open Sans" w:cs="Open Sans"/>
+                <w:color w:val="555555"/>
+                <w:kern w:val="0"/>
+                <w:sz w:val="16"/>
+                <w:szCs w:val="16"/>
+                <w:lang w:val="pl-PL" w:eastAsia="en-US" w:bidi="ar-SA"/>
+              </w:rPr>
+              <w:t>Ansprechpartner:</w:t>
+            </w:r>
+          </w:p>
+        </w:tc>
+        <w:tc>
+          <w:tcPr>
+            <w:tcW w:w="2634" w:type="dxa"/>
+            <w:tcBorders>
+              <w:top w:val="single" w:sz="8" w:space="0" w:color="FFFFFF"/>
+              <w:left w:val="single" w:sz="8" w:space="0" w:color="FFFFFF"/>
+              <w:bottom w:val="single" w:sz="8" w:space="0" w:color="FFFFFF"/>
+              <w:right w:val="single" w:sz="8" w:space="0" w:color="FFFFFF"/>
+            </w:tcBorders>
+          </w:tcPr>
+          <w:p>
+            <w:pPr>
+              <w:pStyle w:val="Normal"/>
+              <w:spacing w:before="0" w:after="30"/>
+              <w:jc w:val="left"/>
+              <w:rPr>
+                <w:rFonts w:ascii="Open Sans" w:hAnsi="Open Sans" w:eastAsia="Open Sans" w:cs="Open Sans"/>
+                <w:color w:val="070707"/>
+                <w:sz w:val="17"/>
+                <w:szCs w:val="17"/>
+              </w:rPr>
+            </w:pPr>
+            <w:r>
+              <w:rPr>
+                <w:rFonts w:eastAsia="Open Sans" w:cs="Open Sans"/>
+                <w:color w:val="070707"/>
+                <w:kern w:val="0"/>
+                <w:sz w:val="16"/>
+                <w:szCs w:val="16"/>
+                <w:lang w:val="pl-PL" w:eastAsia="en-US" w:bidi="ar-SA"/>
+              </w:rPr>
+              <w:t>{Ansprechpartner}</w:t>
+            </w:r>
+          </w:p>
         </w:tc>
       </w:tr>
     </w:tbl>
     <w:p>
       <w:pPr>
+        <w:pStyle w:val="Normal"/>
         <w:spacing w:before="0" w:after="120"/>
         <w:rPr>
-          <w:rFonts w:ascii="Open Sans" w:eastAsia="Open Sans" w:hAnsi="Open Sans" w:cs="Open Sans"/>
+          <w:rFonts w:ascii="Open Sans" w:hAnsi="Open Sans" w:eastAsia="Open Sans" w:cs="Open Sans"/>
           <w:color w:val="070707"/>
           <w:sz w:val="17"/>
           <w:szCs w:val="17"/>
         </w:rPr>
       </w:pPr>
+      <w:r>
+        <w:rPr>
+          <w:rFonts w:eastAsia="Open Sans" w:cs="Open Sans"/>
+          <w:color w:val="070707"/>
+          <w:sz w:val="17"/>
+          <w:szCs w:val="17"/>
+        </w:rPr>
+      </w:r>
     </w:p>
     <w:p>
       <w:pPr>
+        <w:pStyle w:val="Normal"/>
         <w:spacing w:before="0" w:after="80"/>
         <w:rPr>
-          <w:rFonts w:ascii="Open Sans" w:eastAsia="Open Sans" w:hAnsi="Open Sans" w:cs="Open Sans"/>
+          <w:rFonts w:ascii="Open Sans" w:hAnsi="Open Sans" w:eastAsia="Open Sans" w:cs="Open Sans"/>
           <w:color w:val="070707"/>
           <w:sz w:val="17"/>
           <w:szCs w:val="17"/>
@@ -548,10 +494,10 @@
       </w:pPr>
       <w:r>
         <w:rPr>
-          <w:rFonts w:ascii="Open Sans" w:eastAsia="Open Sans" w:hAnsi="Open Sans" w:cs="Open Sans"/>
-          <w:color w:val="070707"/>
+          <w:rFonts w:eastAsia="Open Sans" w:cs="Open Sans"/>
           <w:b/>
           <w:bCs/>
+          <w:color w:val="070707"/>
           <w:sz w:val="20"/>
           <w:szCs w:val="20"/>
         </w:rPr>
@@ -560,9 +506,10 @@
     </w:p>
     <w:p>
       <w:pPr>
+        <w:pStyle w:val="Normal"/>
         <w:spacing w:before="0" w:after="80"/>
         <w:rPr>
-          <w:rFonts w:ascii="Open Sans" w:eastAsia="Open Sans" w:hAnsi="Open Sans" w:cs="Open Sans"/>
+          <w:rFonts w:ascii="Open Sans" w:hAnsi="Open Sans" w:eastAsia="Open Sans" w:cs="Open Sans"/>
           <w:color w:val="070707"/>
           <w:sz w:val="17"/>
           <w:szCs w:val="17"/>
@@ -570,7 +517,7 @@
       </w:pPr>
       <w:r>
         <w:rPr>
-          <w:rFonts w:ascii="Open Sans" w:eastAsia="Open Sans" w:hAnsi="Open Sans" w:cs="Open Sans"/>
+          <w:rFonts w:eastAsia="Open Sans" w:cs="Open Sans"/>
           <w:color w:val="070707"/>
           <w:sz w:val="17"/>
           <w:szCs w:val="17"/>
@@ -580,9 +527,10 @@
     </w:p>
     <w:p>
       <w:pPr>
+        <w:pStyle w:val="Normal"/>
         <w:spacing w:before="0" w:after="20"/>
         <w:rPr>
-          <w:rFonts w:ascii="Open Sans" w:eastAsia="Open Sans" w:hAnsi="Open Sans" w:cs="Open Sans"/>
+          <w:rFonts w:ascii="Open Sans" w:hAnsi="Open Sans" w:eastAsia="Open Sans" w:cs="Open Sans"/>
           <w:color w:val="070707"/>
           <w:sz w:val="17"/>
           <w:szCs w:val="17"/>
@@ -590,7 +538,7 @@
       </w:pPr>
       <w:r>
         <w:rPr>
-          <w:rFonts w:ascii="Open Sans" w:eastAsia="Open Sans" w:hAnsi="Open Sans" w:cs="Open Sans"/>
+          <w:rFonts w:eastAsia="Open Sans" w:cs="Open Sans"/>
           <w:color w:val="070707"/>
           <w:sz w:val="17"/>
           <w:szCs w:val="17"/>
@@ -600,9 +548,10 @@
     </w:p>
     <w:p>
       <w:pPr>
+        <w:pStyle w:val="Normal"/>
         <w:spacing w:before="0" w:after="120"/>
         <w:rPr>
-          <w:rFonts w:ascii="Open Sans" w:eastAsia="Open Sans" w:hAnsi="Open Sans" w:cs="Open Sans"/>
+          <w:rFonts w:ascii="Open Sans" w:hAnsi="Open Sans" w:eastAsia="Open Sans" w:cs="Open Sans"/>
           <w:color w:val="070707"/>
           <w:sz w:val="17"/>
           <w:szCs w:val="17"/>
@@ -610,7 +559,7 @@
       </w:pPr>
       <w:r>
         <w:rPr>
-          <w:rFonts w:ascii="Open Sans" w:eastAsia="Open Sans" w:hAnsi="Open Sans" w:cs="Open Sans"/>
+          <w:rFonts w:eastAsia="Open Sans" w:cs="Open Sans"/>
           <w:color w:val="070707"/>
           <w:sz w:val="17"/>
           <w:szCs w:val="17"/>
@@ -622,45 +571,45 @@
       <w:tblPr>
         <w:tblStyle w:val="NormalTable0"/>
         <w:tblW w:w="9354" w:type="dxa"/>
+        <w:jc w:val="left"/>
         <w:tblInd w:w="0" w:type="dxa"/>
         <w:tblLayout w:type="fixed"/>
         <w:tblCellMar>
-          <w:left w:w="10" w:type="dxa"/>
-          <w:right w:w="10" w:type="dxa"/>
+          <w:top w:w="60" w:type="dxa"/>
+          <w:left w:w="60" w:type="dxa"/>
+          <w:bottom w:w="60" w:type="dxa"/>
+          <w:right w:w="60" w:type="dxa"/>
         </w:tblCellMar>
-        <w:tblLook w:val="04A0" w:firstRow="1" w:lastRow="0" w:firstColumn="1" w:lastColumn="0" w:noHBand="0" w:noVBand="1"/>
+        <w:tblLook w:val="04a0" w:noVBand="1" w:noHBand="0" w:lastColumn="0" w:firstColumn="1" w:lastRow="0" w:firstRow="1"/>
       </w:tblPr>
       <w:tblGrid>
-        <w:gridCol w:w="466"/>
-        <w:gridCol w:w="5033"/>
-        <w:gridCol w:w="979"/>
+        <w:gridCol w:w="465"/>
+        <w:gridCol w:w="5034"/>
+        <w:gridCol w:w="978"/>
         <w:gridCol w:w="1571"/>
+        <w:gridCol w:w="1"/>
         <w:gridCol w:w="1305"/>
       </w:tblGrid>
       <w:tr>
         <w:trPr/>
         <w:tc>
           <w:tcPr>
-            <w:tcW w:w="466" w:type="dxa"/>
+            <w:tcW w:w="465" w:type="dxa"/>
             <w:tcBorders>
               <w:top w:val="single" w:sz="6" w:space="0" w:color="333333"/>
+              <w:left w:val="single" w:sz="6" w:space="0" w:color="333333"/>
               <w:bottom w:val="single" w:sz="6" w:space="0" w:color="333333"/>
-              <w:left w:val="single" w:sz="6" w:space="0" w:color="333333"/>
               <w:right w:val="single" w:sz="6" w:space="0" w:color="333333"/>
             </w:tcBorders>
-            <w:shd w:val="clear" w:color="auto" w:fill="E8E8E8"/>
-            <w:tcMar>
-              <w:top w:w="60" w:type="dxa"/>
-              <w:left w:w="60" w:type="dxa"/>
-              <w:bottom w:w="60" w:type="dxa"/>
-              <w:right w:w="60" w:type="dxa"/>
-            </w:tcMar>
+            <w:shd w:color="auto" w:fill="E8E8E8" w:val="clear"/>
           </w:tcPr>
           <w:p>
             <w:pPr>
+              <w:pStyle w:val="Normal"/>
               <w:spacing w:before="60" w:after="60"/>
-              <w:rPr>
-                <w:rFonts w:ascii="Open Sans" w:eastAsia="Open Sans" w:hAnsi="Open Sans" w:cs="Open Sans"/>
+              <w:jc w:val="left"/>
+              <w:rPr>
+                <w:rFonts w:ascii="Open Sans" w:hAnsi="Open Sans" w:eastAsia="Open Sans" w:cs="Open Sans"/>
                 <w:color w:val="070707"/>
                 <w:sz w:val="17"/>
                 <w:szCs w:val="17"/>
@@ -668,12 +617,14 @@
             </w:pPr>
             <w:r>
               <w:rPr>
-                <w:rFonts w:ascii="Open Sans" w:eastAsia="Open Sans" w:hAnsi="Open Sans" w:cs="Open Sans"/>
-                <w:color w:val="070707"/>
+                <w:rFonts w:eastAsia="Open Sans" w:cs="Open Sans"/>
                 <w:b/>
                 <w:bCs/>
-                <w:sz w:val="17"/>
-                <w:szCs w:val="17"/>
+                <w:color w:val="070707"/>
+                <w:kern w:val="0"/>
+                <w:sz w:val="17"/>
+                <w:szCs w:val="17"/>
+                <w:lang w:val="pl-PL" w:eastAsia="en-US" w:bidi="ar-SA"/>
               </w:rPr>
               <w:t>Pos.</w:t>
             </w:r>
@@ -681,26 +632,22 @@
         </w:tc>
         <w:tc>
           <w:tcPr>
-            <w:tcW w:w="5033" w:type="dxa"/>
+            <w:tcW w:w="5034" w:type="dxa"/>
             <w:tcBorders>
               <w:top w:val="single" w:sz="6" w:space="0" w:color="333333"/>
+              <w:left w:val="single" w:sz="6" w:space="0" w:color="333333"/>
               <w:bottom w:val="single" w:sz="6" w:space="0" w:color="333333"/>
-              <w:left w:val="single" w:sz="6" w:space="0" w:color="333333"/>
               <w:right w:val="single" w:sz="6" w:space="0" w:color="333333"/>
             </w:tcBorders>
-            <w:shd w:val="clear" w:color="auto" w:fill="E8E8E8"/>
-            <w:tcMar>
-              <w:top w:w="60" w:type="dxa"/>
-              <w:left w:w="60" w:type="dxa"/>
-              <w:bottom w:w="60" w:type="dxa"/>
-              <w:right w:w="60" w:type="dxa"/>
-            </w:tcMar>
+            <w:shd w:color="auto" w:fill="E8E8E8" w:val="clear"/>
           </w:tcPr>
           <w:p>
             <w:pPr>
+              <w:pStyle w:val="Normal"/>
               <w:spacing w:before="60" w:after="60"/>
-              <w:rPr>
-                <w:rFonts w:ascii="Open Sans" w:eastAsia="Open Sans" w:hAnsi="Open Sans" w:cs="Open Sans"/>
+              <w:jc w:val="left"/>
+              <w:rPr>
+                <w:rFonts w:ascii="Open Sans" w:hAnsi="Open Sans" w:eastAsia="Open Sans" w:cs="Open Sans"/>
                 <w:color w:val="070707"/>
                 <w:sz w:val="17"/>
                 <w:szCs w:val="17"/>
@@ -708,12 +655,14 @@
             </w:pPr>
             <w:r>
               <w:rPr>
-                <w:rFonts w:ascii="Open Sans" w:eastAsia="Open Sans" w:hAnsi="Open Sans" w:cs="Open Sans"/>
-                <w:color w:val="070707"/>
+                <w:rFonts w:eastAsia="Open Sans" w:cs="Open Sans"/>
                 <w:b/>
                 <w:bCs/>
-                <w:sz w:val="17"/>
-                <w:szCs w:val="17"/>
+                <w:color w:val="070707"/>
+                <w:kern w:val="0"/>
+                <w:sz w:val="17"/>
+                <w:szCs w:val="17"/>
+                <w:lang w:val="pl-PL" w:eastAsia="en-US" w:bidi="ar-SA"/>
               </w:rPr>
               <w:t>Beschreibung</w:t>
             </w:r>
@@ -721,26 +670,22 @@
         </w:tc>
         <w:tc>
           <w:tcPr>
-            <w:tcW w:w="979" w:type="dxa"/>
+            <w:tcW w:w="978" w:type="dxa"/>
             <w:tcBorders>
               <w:top w:val="single" w:sz="6" w:space="0" w:color="333333"/>
+              <w:left w:val="single" w:sz="6" w:space="0" w:color="333333"/>
               <w:bottom w:val="single" w:sz="6" w:space="0" w:color="333333"/>
-              <w:left w:val="single" w:sz="6" w:space="0" w:color="333333"/>
               <w:right w:val="single" w:sz="6" w:space="0" w:color="333333"/>
             </w:tcBorders>
-            <w:shd w:val="clear" w:color="auto" w:fill="E8E8E8"/>
-            <w:tcMar>
-              <w:top w:w="60" w:type="dxa"/>
-              <w:left w:w="60" w:type="dxa"/>
-              <w:bottom w:w="60" w:type="dxa"/>
-              <w:right w:w="60" w:type="dxa"/>
-            </w:tcMar>
+            <w:shd w:color="auto" w:fill="E8E8E8" w:val="clear"/>
           </w:tcPr>
           <w:p>
             <w:pPr>
+              <w:pStyle w:val="Normal"/>
               <w:spacing w:before="60" w:after="60"/>
-              <w:rPr>
-                <w:rFonts w:ascii="Open Sans" w:eastAsia="Open Sans" w:hAnsi="Open Sans" w:cs="Open Sans"/>
+              <w:jc w:val="left"/>
+              <w:rPr>
+                <w:rFonts w:ascii="Open Sans" w:hAnsi="Open Sans" w:eastAsia="Open Sans" w:cs="Open Sans"/>
                 <w:color w:val="070707"/>
                 <w:sz w:val="17"/>
                 <w:szCs w:val="17"/>
@@ -748,12 +693,14 @@
             </w:pPr>
             <w:r>
               <w:rPr>
-                <w:rFonts w:ascii="Open Sans" w:eastAsia="Open Sans" w:hAnsi="Open Sans" w:cs="Open Sans"/>
-                <w:color w:val="070707"/>
+                <w:rFonts w:eastAsia="Open Sans" w:cs="Open Sans"/>
                 <w:b/>
                 <w:bCs/>
-                <w:sz w:val="17"/>
-                <w:szCs w:val="17"/>
+                <w:color w:val="070707"/>
+                <w:kern w:val="0"/>
+                <w:sz w:val="17"/>
+                <w:szCs w:val="17"/>
+                <w:lang w:val="pl-PL" w:eastAsia="en-US" w:bidi="ar-SA"/>
               </w:rPr>
               <w:t>Menge</w:t>
             </w:r>
@@ -761,26 +708,23 @@
         </w:tc>
         <w:tc>
           <w:tcPr>
-            <w:tcW w:w="1571" w:type="dxa"/>
+            <w:tcW w:w="1572" w:type="dxa"/>
+            <w:gridSpan w:val="2"/>
             <w:tcBorders>
               <w:top w:val="single" w:sz="6" w:space="0" w:color="333333"/>
+              <w:left w:val="single" w:sz="6" w:space="0" w:color="333333"/>
               <w:bottom w:val="single" w:sz="6" w:space="0" w:color="333333"/>
-              <w:left w:val="single" w:sz="6" w:space="0" w:color="333333"/>
               <w:right w:val="single" w:sz="6" w:space="0" w:color="333333"/>
             </w:tcBorders>
-            <w:shd w:val="clear" w:color="auto" w:fill="E8E8E8"/>
-            <w:tcMar>
-              <w:top w:w="60" w:type="dxa"/>
-              <w:left w:w="60" w:type="dxa"/>
-              <w:bottom w:w="60" w:type="dxa"/>
-              <w:right w:w="60" w:type="dxa"/>
-            </w:tcMar>
+            <w:shd w:color="auto" w:fill="E8E8E8" w:val="clear"/>
           </w:tcPr>
           <w:p>
             <w:pPr>
+              <w:pStyle w:val="Normal"/>
               <w:spacing w:before="60" w:after="60"/>
-              <w:rPr>
-                <w:rFonts w:ascii="Open Sans" w:eastAsia="Open Sans" w:hAnsi="Open Sans" w:cs="Open Sans"/>
+              <w:jc w:val="left"/>
+              <w:rPr>
+                <w:rFonts w:ascii="Open Sans" w:hAnsi="Open Sans" w:eastAsia="Open Sans" w:cs="Open Sans"/>
                 <w:color w:val="070707"/>
                 <w:sz w:val="17"/>
                 <w:szCs w:val="17"/>
@@ -788,12 +732,14 @@
             </w:pPr>
             <w:r>
               <w:rPr>
-                <w:rFonts w:ascii="Open Sans" w:eastAsia="Open Sans" w:hAnsi="Open Sans" w:cs="Open Sans"/>
-                <w:color w:val="070707"/>
+                <w:rFonts w:eastAsia="Open Sans" w:cs="Open Sans"/>
                 <w:b/>
                 <w:bCs/>
-                <w:sz w:val="17"/>
-                <w:szCs w:val="17"/>
+                <w:color w:val="070707"/>
+                <w:kern w:val="0"/>
+                <w:sz w:val="17"/>
+                <w:szCs w:val="17"/>
+                <w:lang w:val="pl-PL" w:eastAsia="en-US" w:bidi="ar-SA"/>
               </w:rPr>
               <w:t>Einzelpreis</w:t>
             </w:r>
@@ -804,23 +750,19 @@
             <w:tcW w:w="1305" w:type="dxa"/>
             <w:tcBorders>
               <w:top w:val="single" w:sz="6" w:space="0" w:color="333333"/>
+              <w:left w:val="single" w:sz="6" w:space="0" w:color="333333"/>
               <w:bottom w:val="single" w:sz="6" w:space="0" w:color="333333"/>
-              <w:left w:val="single" w:sz="6" w:space="0" w:color="333333"/>
               <w:right w:val="single" w:sz="6" w:space="0" w:color="333333"/>
             </w:tcBorders>
-            <w:shd w:val="clear" w:color="auto" w:fill="E8E8E8"/>
-            <w:tcMar>
-              <w:top w:w="60" w:type="dxa"/>
-              <w:left w:w="60" w:type="dxa"/>
-              <w:bottom w:w="60" w:type="dxa"/>
-              <w:right w:w="60" w:type="dxa"/>
-            </w:tcMar>
+            <w:shd w:color="auto" w:fill="E8E8E8" w:val="clear"/>
           </w:tcPr>
           <w:p>
             <w:pPr>
+              <w:pStyle w:val="Normal"/>
               <w:spacing w:before="60" w:after="60"/>
-              <w:rPr>
-                <w:rFonts w:ascii="Open Sans" w:eastAsia="Open Sans" w:hAnsi="Open Sans" w:cs="Open Sans"/>
+              <w:jc w:val="left"/>
+              <w:rPr>
+                <w:rFonts w:ascii="Open Sans" w:hAnsi="Open Sans" w:eastAsia="Open Sans" w:cs="Open Sans"/>
                 <w:color w:val="070707"/>
                 <w:sz w:val="17"/>
                 <w:szCs w:val="17"/>
@@ -828,12 +770,14 @@
             </w:pPr>
             <w:r>
               <w:rPr>
-                <w:rFonts w:ascii="Open Sans" w:eastAsia="Open Sans" w:hAnsi="Open Sans" w:cs="Open Sans"/>
-                <w:color w:val="070707"/>
+                <w:rFonts w:eastAsia="Open Sans" w:cs="Open Sans"/>
                 <w:b/>
                 <w:bCs/>
-                <w:sz w:val="17"/>
-                <w:szCs w:val="17"/>
+                <w:color w:val="070707"/>
+                <w:kern w:val="0"/>
+                <w:sz w:val="17"/>
+                <w:szCs w:val="17"/>
+                <w:lang w:val="pl-PL" w:eastAsia="en-US" w:bidi="ar-SA"/>
               </w:rPr>
               <w:t>Gesamtpreis</w:t>
             </w:r>
@@ -844,25 +788,21 @@
         <w:trPr/>
         <w:tc>
           <w:tcPr>
-            <w:tcW w:w="466" w:type="dxa"/>
+            <w:tcW w:w="465" w:type="dxa"/>
             <w:tcBorders>
               <w:top w:val="single" w:sz="6" w:space="0" w:color="333333"/>
+              <w:left w:val="single" w:sz="6" w:space="0" w:color="333333"/>
               <w:bottom w:val="single" w:sz="6" w:space="0" w:color="333333"/>
-              <w:left w:val="single" w:sz="6" w:space="0" w:color="333333"/>
               <w:right w:val="single" w:sz="6" w:space="0" w:color="333333"/>
             </w:tcBorders>
-            <w:tcMar>
-              <w:top w:w="60" w:type="dxa"/>
-              <w:left w:w="60" w:type="dxa"/>
-              <w:bottom w:w="60" w:type="dxa"/>
-              <w:right w:w="60" w:type="dxa"/>
-            </w:tcMar>
           </w:tcPr>
           <w:p>
             <w:pPr>
+              <w:pStyle w:val="Normal"/>
               <w:spacing w:before="0" w:after="40"/>
-              <w:rPr>
-                <w:rFonts w:ascii="Open Sans" w:eastAsia="Open Sans" w:hAnsi="Open Sans" w:cs="Open Sans"/>
+              <w:jc w:val="left"/>
+              <w:rPr>
+                <w:rFonts w:ascii="Open Sans" w:hAnsi="Open Sans" w:eastAsia="Open Sans" w:cs="Open Sans"/>
                 <w:color w:val="070707"/>
                 <w:sz w:val="17"/>
                 <w:szCs w:val="17"/>
@@ -870,10 +810,12 @@
             </w:pPr>
             <w:r>
               <w:rPr>
-                <w:rFonts w:ascii="Open Sans" w:eastAsia="Open Sans" w:hAnsi="Open Sans" w:cs="Open Sans"/>
-                <w:color w:val="070707"/>
-                <w:sz w:val="17"/>
-                <w:szCs w:val="17"/>
+                <w:rFonts w:eastAsia="Open Sans" w:cs="Open Sans"/>
+                <w:color w:val="070707"/>
+                <w:kern w:val="0"/>
+                <w:sz w:val="17"/>
+                <w:szCs w:val="17"/>
+                <w:lang w:val="pl-PL" w:eastAsia="en-US" w:bidi="ar-SA"/>
               </w:rPr>
               <w:t>1.</w:t>
             </w:r>
@@ -881,25 +823,21 @@
         </w:tc>
         <w:tc>
           <w:tcPr>
-            <w:tcW w:w="5033" w:type="dxa"/>
+            <w:tcW w:w="5034" w:type="dxa"/>
             <w:tcBorders>
               <w:top w:val="single" w:sz="6" w:space="0" w:color="333333"/>
+              <w:left w:val="single" w:sz="6" w:space="0" w:color="333333"/>
               <w:bottom w:val="single" w:sz="6" w:space="0" w:color="333333"/>
-              <w:left w:val="single" w:sz="6" w:space="0" w:color="333333"/>
               <w:right w:val="single" w:sz="6" w:space="0" w:color="333333"/>
             </w:tcBorders>
-            <w:tcMar>
-              <w:top w:w="60" w:type="dxa"/>
-              <w:left w:w="60" w:type="dxa"/>
-              <w:bottom w:w="60" w:type="dxa"/>
-              <w:right w:w="60" w:type="dxa"/>
-            </w:tcMar>
           </w:tcPr>
           <w:p>
             <w:pPr>
+              <w:pStyle w:val="Normal"/>
               <w:spacing w:before="0" w:after="20"/>
-              <w:rPr>
-                <w:rFonts w:ascii="Open Sans" w:eastAsia="Open Sans" w:hAnsi="Open Sans" w:cs="Open Sans"/>
+              <w:jc w:val="left"/>
+              <w:rPr>
+                <w:rFonts w:ascii="Open Sans" w:hAnsi="Open Sans" w:eastAsia="Open Sans" w:cs="Open Sans"/>
                 <w:color w:val="070707"/>
                 <w:sz w:val="17"/>
                 <w:szCs w:val="17"/>
@@ -907,21 +845,25 @@
             </w:pPr>
             <w:r>
               <w:rPr>
-                <w:rFonts w:ascii="Open Sans" w:eastAsia="Open Sans" w:hAnsi="Open Sans" w:cs="Open Sans"/>
-                <w:color w:val="070707"/>
+                <w:rFonts w:eastAsia="Open Sans" w:cs="Open Sans"/>
                 <w:b/>
                 <w:bCs/>
-                <w:sz w:val="17"/>
-                <w:szCs w:val="17"/>
+                <w:color w:val="070707"/>
+                <w:kern w:val="0"/>
+                <w:sz w:val="17"/>
+                <w:szCs w:val="17"/>
+                <w:lang w:val="pl-PL" w:eastAsia="en-US" w:bidi="ar-SA"/>
               </w:rPr>
               <w:t>Anfahrtspauschale Alltagshilfe</w:t>
             </w:r>
           </w:p>
           <w:p>
             <w:pPr>
+              <w:pStyle w:val="Normal"/>
               <w:spacing w:before="0" w:after="40"/>
-              <w:rPr>
-                <w:rFonts w:ascii="Open Sans" w:eastAsia="Open Sans" w:hAnsi="Open Sans" w:cs="Open Sans"/>
+              <w:jc w:val="left"/>
+              <w:rPr>
+                <w:rFonts w:ascii="Open Sans" w:hAnsi="Open Sans" w:eastAsia="Open Sans" w:cs="Open Sans"/>
                 <w:color w:val="070707"/>
                 <w:sz w:val="17"/>
                 <w:szCs w:val="17"/>
@@ -929,10 +871,12 @@
             </w:pPr>
             <w:r>
               <w:rPr>
-                <w:rFonts w:ascii="Open Sans" w:eastAsia="Open Sans" w:hAnsi="Open Sans" w:cs="Open Sans"/>
+                <w:rFonts w:eastAsia="Open Sans" w:cs="Open Sans"/>
                 <w:color w:val="444444"/>
+                <w:kern w:val="0"/>
                 <w:sz w:val="16"/>
                 <w:szCs w:val="16"/>
+                <w:lang w:val="pl-PL" w:eastAsia="en-US" w:bidi="ar-SA"/>
               </w:rPr>
               <w:t>Die Anfahrtspauschale enthält die Kosten für das Rüsten vor der Anfahrt, sowie die KFZ-Kosten.</w:t>
             </w:r>
@@ -940,25 +884,21 @@
         </w:tc>
         <w:tc>
           <w:tcPr>
-            <w:tcW w:w="979" w:type="dxa"/>
+            <w:tcW w:w="978" w:type="dxa"/>
             <w:tcBorders>
               <w:top w:val="single" w:sz="6" w:space="0" w:color="333333"/>
+              <w:left w:val="single" w:sz="6" w:space="0" w:color="333333"/>
               <w:bottom w:val="single" w:sz="6" w:space="0" w:color="333333"/>
-              <w:left w:val="single" w:sz="6" w:space="0" w:color="333333"/>
               <w:right w:val="single" w:sz="6" w:space="0" w:color="333333"/>
             </w:tcBorders>
-            <w:tcMar>
-              <w:top w:w="60" w:type="dxa"/>
-              <w:left w:w="60" w:type="dxa"/>
-              <w:bottom w:w="60" w:type="dxa"/>
-              <w:right w:w="60" w:type="dxa"/>
-            </w:tcMar>
           </w:tcPr>
           <w:p>
             <w:pPr>
+              <w:pStyle w:val="Normal"/>
               <w:spacing w:before="0" w:after="40"/>
-              <w:rPr>
-                <w:rFonts w:ascii="Open Sans" w:eastAsia="Open Sans" w:hAnsi="Open Sans" w:cs="Open Sans"/>
+              <w:jc w:val="left"/>
+              <w:rPr>
+                <w:rFonts w:ascii="Open Sans" w:hAnsi="Open Sans" w:eastAsia="Open Sans" w:cs="Open Sans"/>
                 <w:color w:val="070707"/>
                 <w:sz w:val="17"/>
                 <w:szCs w:val="17"/>
@@ -966,10 +906,12 @@
             </w:pPr>
             <w:r>
               <w:rPr>
-                <w:rFonts w:ascii="Open Sans" w:eastAsia="Open Sans" w:hAnsi="Open Sans" w:cs="Open Sans"/>
-                <w:color w:val="070707"/>
-                <w:sz w:val="17"/>
-                <w:szCs w:val="17"/>
+                <w:rFonts w:eastAsia="Open Sans" w:cs="Open Sans"/>
+                <w:color w:val="070707"/>
+                <w:kern w:val="0"/>
+                <w:sz w:val="17"/>
+                <w:szCs w:val="17"/>
+                <w:lang w:val="pl-PL" w:eastAsia="en-US" w:bidi="ar-SA"/>
               </w:rPr>
               <w:t>{AhAnfahrtMenge}</w:t>
             </w:r>
@@ -977,25 +919,22 @@
         </w:tc>
         <w:tc>
           <w:tcPr>
-            <w:tcW w:w="1571" w:type="dxa"/>
+            <w:tcW w:w="1572" w:type="dxa"/>
+            <w:gridSpan w:val="2"/>
             <w:tcBorders>
               <w:top w:val="single" w:sz="6" w:space="0" w:color="333333"/>
+              <w:left w:val="single" w:sz="6" w:space="0" w:color="333333"/>
               <w:bottom w:val="single" w:sz="6" w:space="0" w:color="333333"/>
-              <w:left w:val="single" w:sz="6" w:space="0" w:color="333333"/>
               <w:right w:val="single" w:sz="6" w:space="0" w:color="333333"/>
             </w:tcBorders>
-            <w:tcMar>
-              <w:top w:w="60" w:type="dxa"/>
-              <w:left w:w="60" w:type="dxa"/>
-              <w:bottom w:w="60" w:type="dxa"/>
-              <w:right w:w="60" w:type="dxa"/>
-            </w:tcMar>
           </w:tcPr>
           <w:p>
             <w:pPr>
+              <w:pStyle w:val="Normal"/>
               <w:spacing w:before="0" w:after="40"/>
-              <w:rPr>
-                <w:rFonts w:ascii="Open Sans" w:eastAsia="Open Sans" w:hAnsi="Open Sans" w:cs="Open Sans"/>
+              <w:jc w:val="left"/>
+              <w:rPr>
+                <w:rFonts w:ascii="Open Sans" w:hAnsi="Open Sans" w:eastAsia="Open Sans" w:cs="Open Sans"/>
                 <w:color w:val="070707"/>
                 <w:sz w:val="17"/>
                 <w:szCs w:val="17"/>
@@ -1003,10 +942,12 @@
             </w:pPr>
             <w:r>
               <w:rPr>
-                <w:rFonts w:ascii="Open Sans" w:eastAsia="Open Sans" w:hAnsi="Open Sans" w:cs="Open Sans"/>
-                <w:color w:val="070707"/>
-                <w:sz w:val="17"/>
-                <w:szCs w:val="17"/>
+                <w:rFonts w:eastAsia="Open Sans" w:cs="Open Sans"/>
+                <w:color w:val="070707"/>
+                <w:kern w:val="0"/>
+                <w:sz w:val="17"/>
+                <w:szCs w:val="17"/>
+                <w:lang w:val="pl-PL" w:eastAsia="en-US" w:bidi="ar-SA"/>
               </w:rPr>
               <w:t>{AhAnfahrtEinzelpreis}</w:t>
             </w:r>
@@ -1017,22 +958,18 @@
             <w:tcW w:w="1305" w:type="dxa"/>
             <w:tcBorders>
               <w:top w:val="single" w:sz="6" w:space="0" w:color="333333"/>
+              <w:left w:val="single" w:sz="6" w:space="0" w:color="333333"/>
               <w:bottom w:val="single" w:sz="6" w:space="0" w:color="333333"/>
-              <w:left w:val="single" w:sz="6" w:space="0" w:color="333333"/>
               <w:right w:val="single" w:sz="6" w:space="0" w:color="333333"/>
             </w:tcBorders>
-            <w:tcMar>
-              <w:top w:w="60" w:type="dxa"/>
-              <w:left w:w="60" w:type="dxa"/>
-              <w:bottom w:w="60" w:type="dxa"/>
-              <w:right w:w="60" w:type="dxa"/>
-            </w:tcMar>
           </w:tcPr>
           <w:p>
             <w:pPr>
+              <w:pStyle w:val="Normal"/>
               <w:spacing w:before="0" w:after="40"/>
-              <w:rPr>
-                <w:rFonts w:ascii="Open Sans" w:eastAsia="Open Sans" w:hAnsi="Open Sans" w:cs="Open Sans"/>
+              <w:jc w:val="left"/>
+              <w:rPr>
+                <w:rFonts w:ascii="Open Sans" w:hAnsi="Open Sans" w:eastAsia="Open Sans" w:cs="Open Sans"/>
                 <w:color w:val="070707"/>
                 <w:sz w:val="17"/>
                 <w:szCs w:val="17"/>
@@ -1040,12 +977,14 @@
             </w:pPr>
             <w:r>
               <w:rPr>
-                <w:rFonts w:ascii="Open Sans" w:eastAsia="Open Sans" w:hAnsi="Open Sans" w:cs="Open Sans"/>
-                <w:color w:val="070707"/>
+                <w:rFonts w:eastAsia="Open Sans" w:cs="Open Sans"/>
                 <w:b/>
                 <w:bCs/>
-                <w:sz w:val="17"/>
-                <w:szCs w:val="17"/>
+                <w:color w:val="070707"/>
+                <w:kern w:val="0"/>
+                <w:sz w:val="17"/>
+                <w:szCs w:val="17"/>
+                <w:lang w:val="pl-PL" w:eastAsia="en-US" w:bidi="ar-SA"/>
               </w:rPr>
               <w:t>{AhAnfahrtGesamt}</w:t>
             </w:r>
@@ -1056,25 +995,21 @@
         <w:trPr/>
         <w:tc>
           <w:tcPr>
-            <w:tcW w:w="466" w:type="dxa"/>
+            <w:tcW w:w="465" w:type="dxa"/>
             <w:tcBorders>
               <w:top w:val="single" w:sz="6" w:space="0" w:color="333333"/>
+              <w:left w:val="single" w:sz="6" w:space="0" w:color="333333"/>
               <w:bottom w:val="single" w:sz="6" w:space="0" w:color="333333"/>
-              <w:left w:val="single" w:sz="6" w:space="0" w:color="333333"/>
               <w:right w:val="single" w:sz="6" w:space="0" w:color="333333"/>
             </w:tcBorders>
-            <w:tcMar>
-              <w:top w:w="60" w:type="dxa"/>
-              <w:left w:w="60" w:type="dxa"/>
-              <w:bottom w:w="60" w:type="dxa"/>
-              <w:right w:w="60" w:type="dxa"/>
-            </w:tcMar>
           </w:tcPr>
           <w:p>
             <w:pPr>
+              <w:pStyle w:val="Normal"/>
               <w:spacing w:before="0" w:after="40"/>
-              <w:rPr>
-                <w:rFonts w:ascii="Open Sans" w:eastAsia="Open Sans" w:hAnsi="Open Sans" w:cs="Open Sans"/>
+              <w:jc w:val="left"/>
+              <w:rPr>
+                <w:rFonts w:ascii="Open Sans" w:hAnsi="Open Sans" w:eastAsia="Open Sans" w:cs="Open Sans"/>
                 <w:color w:val="070707"/>
                 <w:sz w:val="17"/>
                 <w:szCs w:val="17"/>
@@ -1082,10 +1017,12 @@
             </w:pPr>
             <w:r>
               <w:rPr>
-                <w:rFonts w:ascii="Open Sans" w:eastAsia="Open Sans" w:hAnsi="Open Sans" w:cs="Open Sans"/>
-                <w:color w:val="070707"/>
-                <w:sz w:val="17"/>
-                <w:szCs w:val="17"/>
+                <w:rFonts w:eastAsia="Open Sans" w:cs="Open Sans"/>
+                <w:color w:val="070707"/>
+                <w:kern w:val="0"/>
+                <w:sz w:val="17"/>
+                <w:szCs w:val="17"/>
+                <w:lang w:val="pl-PL" w:eastAsia="en-US" w:bidi="ar-SA"/>
               </w:rPr>
               <w:t>{#AhServices}{AhServicePos}</w:t>
             </w:r>
@@ -1093,25 +1030,21 @@
         </w:tc>
         <w:tc>
           <w:tcPr>
-            <w:tcW w:w="5033" w:type="dxa"/>
+            <w:tcW w:w="5034" w:type="dxa"/>
             <w:tcBorders>
               <w:top w:val="single" w:sz="6" w:space="0" w:color="333333"/>
+              <w:left w:val="single" w:sz="6" w:space="0" w:color="333333"/>
               <w:bottom w:val="single" w:sz="6" w:space="0" w:color="333333"/>
-              <w:left w:val="single" w:sz="6" w:space="0" w:color="333333"/>
               <w:right w:val="single" w:sz="6" w:space="0" w:color="333333"/>
             </w:tcBorders>
-            <w:tcMar>
-              <w:top w:w="60" w:type="dxa"/>
-              <w:left w:w="60" w:type="dxa"/>
-              <w:bottom w:w="60" w:type="dxa"/>
-              <w:right w:w="60" w:type="dxa"/>
-            </w:tcMar>
           </w:tcPr>
           <w:p>
             <w:pPr>
+              <w:pStyle w:val="Normal"/>
               <w:spacing w:before="0" w:after="10"/>
-              <w:rPr>
-                <w:rFonts w:ascii="Open Sans" w:eastAsia="Open Sans" w:hAnsi="Open Sans" w:cs="Open Sans"/>
+              <w:jc w:val="left"/>
+              <w:rPr>
+                <w:rFonts w:ascii="Open Sans" w:hAnsi="Open Sans" w:eastAsia="Open Sans" w:cs="Open Sans"/>
                 <w:color w:val="070707"/>
                 <w:sz w:val="17"/>
                 <w:szCs w:val="17"/>
@@ -1119,21 +1052,25 @@
             </w:pPr>
             <w:r>
               <w:rPr>
-                <w:rFonts w:ascii="Open Sans" w:eastAsia="Open Sans" w:hAnsi="Open Sans" w:cs="Open Sans"/>
-                <w:color w:val="070707"/>
+                <w:rFonts w:eastAsia="Open Sans" w:cs="Open Sans"/>
                 <w:b/>
                 <w:bCs/>
-                <w:sz w:val="17"/>
-                <w:szCs w:val="17"/>
+                <w:color w:val="070707"/>
+                <w:kern w:val="0"/>
+                <w:sz w:val="17"/>
+                <w:szCs w:val="17"/>
+                <w:lang w:val="pl-PL" w:eastAsia="en-US" w:bidi="ar-SA"/>
               </w:rPr>
               <w:t>{AhServiceTitle}</w:t>
             </w:r>
           </w:p>
           <w:p>
             <w:pPr>
+              <w:pStyle w:val="Normal"/>
               <w:spacing w:before="0" w:after="8"/>
-              <w:rPr>
-                <w:rFonts w:ascii="Open Sans" w:eastAsia="Open Sans" w:hAnsi="Open Sans" w:cs="Open Sans"/>
+              <w:jc w:val="left"/>
+              <w:rPr>
+                <w:rFonts w:ascii="Open Sans" w:hAnsi="Open Sans" w:eastAsia="Open Sans" w:cs="Open Sans"/>
                 <w:color w:val="070707"/>
                 <w:sz w:val="17"/>
                 <w:szCs w:val="17"/>
@@ -1141,20 +1078,24 @@
             </w:pPr>
             <w:r>
               <w:rPr>
-                <w:rFonts w:ascii="Open Sans" w:eastAsia="Open Sans" w:hAnsi="Open Sans" w:cs="Open Sans"/>
+                <w:rFonts w:eastAsia="Open Sans" w:cs="Open Sans"/>
+                <w:i/>
                 <w:color w:val="444444"/>
-                <w:i/>
+                <w:kern w:val="0"/>
                 <w:sz w:val="16"/>
                 <w:szCs w:val="16"/>
+                <w:lang w:val="pl-PL" w:eastAsia="en-US" w:bidi="ar-SA"/>
               </w:rPr>
               <w:t>{AhServiceSubtitle}</w:t>
             </w:r>
           </w:p>
           <w:p>
             <w:pPr>
+              <w:pStyle w:val="Normal"/>
               <w:spacing w:before="0" w:after="40"/>
-              <w:rPr>
-                <w:rFonts w:ascii="Open Sans" w:eastAsia="Open Sans" w:hAnsi="Open Sans" w:cs="Open Sans"/>
+              <w:jc w:val="left"/>
+              <w:rPr>
+                <w:rFonts w:ascii="Open Sans" w:hAnsi="Open Sans" w:eastAsia="Open Sans" w:cs="Open Sans"/>
                 <w:color w:val="070707"/>
                 <w:sz w:val="17"/>
                 <w:szCs w:val="17"/>
@@ -1162,10 +1103,12 @@
             </w:pPr>
             <w:r>
               <w:rPr>
-                <w:rFonts w:ascii="Open Sans" w:eastAsia="Open Sans" w:hAnsi="Open Sans" w:cs="Open Sans"/>
+                <w:rFonts w:eastAsia="Open Sans" w:cs="Open Sans"/>
                 <w:color w:val="333333"/>
+                <w:kern w:val="0"/>
                 <w:sz w:val="16"/>
                 <w:szCs w:val="16"/>
+                <w:lang w:val="pl-PL" w:eastAsia="en-US" w:bidi="ar-SA"/>
               </w:rPr>
               <w:t>{#AhServiceTasks}• {AhTaskLabel}{/AhServiceTasks}</w:t>
             </w:r>
@@ -1173,25 +1116,21 @@
         </w:tc>
         <w:tc>
           <w:tcPr>
-            <w:tcW w:w="979" w:type="dxa"/>
+            <w:tcW w:w="978" w:type="dxa"/>
             <w:tcBorders>
               <w:top w:val="single" w:sz="6" w:space="0" w:color="333333"/>
+              <w:left w:val="single" w:sz="6" w:space="0" w:color="333333"/>
               <w:bottom w:val="single" w:sz="6" w:space="0" w:color="333333"/>
-              <w:left w:val="single" w:sz="6" w:space="0" w:color="333333"/>
               <w:right w:val="single" w:sz="6" w:space="0" w:color="333333"/>
             </w:tcBorders>
-            <w:tcMar>
-              <w:top w:w="60" w:type="dxa"/>
-              <w:left w:w="60" w:type="dxa"/>
-              <w:bottom w:w="60" w:type="dxa"/>
-              <w:right w:w="60" w:type="dxa"/>
-            </w:tcMar>
           </w:tcPr>
           <w:p>
             <w:pPr>
+              <w:pStyle w:val="Normal"/>
               <w:spacing w:before="0" w:after="40"/>
-              <w:rPr>
-                <w:rFonts w:ascii="Open Sans" w:eastAsia="Open Sans" w:hAnsi="Open Sans" w:cs="Open Sans"/>
+              <w:jc w:val="left"/>
+              <w:rPr>
+                <w:rFonts w:ascii="Open Sans" w:hAnsi="Open Sans" w:eastAsia="Open Sans" w:cs="Open Sans"/>
                 <w:color w:val="070707"/>
                 <w:sz w:val="17"/>
                 <w:szCs w:val="17"/>
@@ -1199,10 +1138,12 @@
             </w:pPr>
             <w:r>
               <w:rPr>
-                <w:rFonts w:ascii="Open Sans" w:eastAsia="Open Sans" w:hAnsi="Open Sans" w:cs="Open Sans"/>
-                <w:color w:val="070707"/>
-                <w:sz w:val="17"/>
-                <w:szCs w:val="17"/>
+                <w:rFonts w:eastAsia="Open Sans" w:cs="Open Sans"/>
+                <w:color w:val="070707"/>
+                <w:kern w:val="0"/>
+                <w:sz w:val="17"/>
+                <w:szCs w:val="17"/>
+                <w:lang w:val="pl-PL" w:eastAsia="en-US" w:bidi="ar-SA"/>
               </w:rPr>
               <w:t>{AhServiceMenge}</w:t>
             </w:r>
@@ -1210,25 +1151,22 @@
         </w:tc>
         <w:tc>
           <w:tcPr>
-            <w:tcW w:w="1571" w:type="dxa"/>
+            <w:tcW w:w="1572" w:type="dxa"/>
+            <w:gridSpan w:val="2"/>
             <w:tcBorders>
               <w:top w:val="single" w:sz="6" w:space="0" w:color="333333"/>
+              <w:left w:val="single" w:sz="6" w:space="0" w:color="333333"/>
               <w:bottom w:val="single" w:sz="6" w:space="0" w:color="333333"/>
-              <w:left w:val="single" w:sz="6" w:space="0" w:color="333333"/>
               <w:right w:val="single" w:sz="6" w:space="0" w:color="333333"/>
             </w:tcBorders>
-            <w:tcMar>
-              <w:top w:w="60" w:type="dxa"/>
-              <w:left w:w="60" w:type="dxa"/>
-              <w:bottom w:w="60" w:type="dxa"/>
-              <w:right w:w="60" w:type="dxa"/>
-            </w:tcMar>
           </w:tcPr>
           <w:p>
             <w:pPr>
+              <w:pStyle w:val="Normal"/>
               <w:spacing w:before="0" w:after="40"/>
-              <w:rPr>
-                <w:rFonts w:ascii="Open Sans" w:eastAsia="Open Sans" w:hAnsi="Open Sans" w:cs="Open Sans"/>
+              <w:jc w:val="left"/>
+              <w:rPr>
+                <w:rFonts w:ascii="Open Sans" w:hAnsi="Open Sans" w:eastAsia="Open Sans" w:cs="Open Sans"/>
                 <w:color w:val="070707"/>
                 <w:sz w:val="17"/>
                 <w:szCs w:val="17"/>
@@ -1236,10 +1174,12 @@
             </w:pPr>
             <w:r>
               <w:rPr>
-                <w:rFonts w:ascii="Open Sans" w:eastAsia="Open Sans" w:hAnsi="Open Sans" w:cs="Open Sans"/>
-                <w:color w:val="070707"/>
-                <w:sz w:val="17"/>
-                <w:szCs w:val="17"/>
+                <w:rFonts w:eastAsia="Open Sans" w:cs="Open Sans"/>
+                <w:color w:val="070707"/>
+                <w:kern w:val="0"/>
+                <w:sz w:val="17"/>
+                <w:szCs w:val="17"/>
+                <w:lang w:val="pl-PL" w:eastAsia="en-US" w:bidi="ar-SA"/>
               </w:rPr>
               <w:t>{AhServiceEinzelpreis}</w:t>
             </w:r>
@@ -1250,22 +1190,18 @@
             <w:tcW w:w="1305" w:type="dxa"/>
             <w:tcBorders>
               <w:top w:val="single" w:sz="6" w:space="0" w:color="333333"/>
+              <w:left w:val="single" w:sz="6" w:space="0" w:color="333333"/>
               <w:bottom w:val="single" w:sz="6" w:space="0" w:color="333333"/>
-              <w:left w:val="single" w:sz="6" w:space="0" w:color="333333"/>
               <w:right w:val="single" w:sz="6" w:space="0" w:color="333333"/>
             </w:tcBorders>
-            <w:tcMar>
-              <w:top w:w="60" w:type="dxa"/>
-              <w:left w:w="60" w:type="dxa"/>
-              <w:bottom w:w="60" w:type="dxa"/>
-              <w:right w:w="60" w:type="dxa"/>
-            </w:tcMar>
           </w:tcPr>
           <w:p>
             <w:pPr>
+              <w:pStyle w:val="Normal"/>
               <w:spacing w:before="0" w:after="40"/>
-              <w:rPr>
-                <w:rFonts w:ascii="Open Sans" w:eastAsia="Open Sans" w:hAnsi="Open Sans" w:cs="Open Sans"/>
+              <w:jc w:val="left"/>
+              <w:rPr>
+                <w:rFonts w:ascii="Open Sans" w:hAnsi="Open Sans" w:eastAsia="Open Sans" w:cs="Open Sans"/>
                 <w:color w:val="070707"/>
                 <w:sz w:val="17"/>
                 <w:szCs w:val="17"/>
@@ -1273,12 +1209,14 @@
             </w:pPr>
             <w:r>
               <w:rPr>
-                <w:rFonts w:ascii="Open Sans" w:eastAsia="Open Sans" w:hAnsi="Open Sans" w:cs="Open Sans"/>
-                <w:color w:val="070707"/>
+                <w:rFonts w:eastAsia="Open Sans" w:cs="Open Sans"/>
                 <w:b/>
                 <w:bCs/>
-                <w:sz w:val="17"/>
-                <w:szCs w:val="17"/>
+                <w:color w:val="070707"/>
+                <w:kern w:val="0"/>
+                <w:sz w:val="17"/>
+                <w:szCs w:val="17"/>
+                <w:lang w:val="pl-PL" w:eastAsia="en-US" w:bidi="ar-SA"/>
               </w:rPr>
               <w:t>{AhServiceGesamt}{/AhServices}</w:t>
             </w:r>
@@ -1289,27 +1227,23 @@
         <w:trPr/>
         <w:tc>
           <w:tcPr>
-            <w:tcW w:w="8049" w:type="dxa"/>
+            <w:tcW w:w="8048" w:type="dxa"/>
+            <w:gridSpan w:val="4"/>
             <w:tcBorders>
               <w:top w:val="single" w:sz="6" w:space="0" w:color="333333"/>
+              <w:left w:val="single" w:sz="6" w:space="0" w:color="333333"/>
               <w:bottom w:val="single" w:sz="6" w:space="0" w:color="333333"/>
-              <w:left w:val="single" w:sz="6" w:space="0" w:color="333333"/>
               <w:right w:val="single" w:sz="6" w:space="0" w:color="333333"/>
             </w:tcBorders>
-            <w:shd w:val="clear" w:color="auto" w:fill="EEEEEE"/>
-            <w:tcMar>
-              <w:top w:w="60" w:type="dxa"/>
-              <w:left w:w="60" w:type="dxa"/>
-              <w:bottom w:w="60" w:type="dxa"/>
-              <w:right w:w="60" w:type="dxa"/>
-            </w:tcMar>
+            <w:shd w:color="auto" w:fill="EEEEEE" w:val="clear"/>
           </w:tcPr>
           <w:p>
             <w:pPr>
+              <w:pStyle w:val="Normal"/>
               <w:spacing w:before="0" w:after="60"/>
               <w:jc w:val="right"/>
               <w:rPr>
-                <w:rFonts w:ascii="Open Sans" w:eastAsia="Open Sans" w:hAnsi="Open Sans" w:cs="Open Sans"/>
+                <w:rFonts w:ascii="Open Sans" w:hAnsi="Open Sans" w:eastAsia="Open Sans" w:cs="Open Sans"/>
                 <w:color w:val="070707"/>
                 <w:sz w:val="17"/>
                 <w:szCs w:val="17"/>
@@ -1317,12 +1251,14 @@
             </w:pPr>
             <w:r>
               <w:rPr>
-                <w:rFonts w:ascii="Open Sans" w:eastAsia="Open Sans" w:hAnsi="Open Sans" w:cs="Open Sans"/>
-                <w:color w:val="070707"/>
+                <w:rFonts w:eastAsia="Open Sans" w:cs="Open Sans"/>
                 <w:b/>
                 <w:bCs/>
+                <w:color w:val="070707"/>
+                <w:kern w:val="0"/>
                 <w:sz w:val="18"/>
                 <w:szCs w:val="18"/>
+                <w:lang w:val="pl-PL" w:eastAsia="en-US" w:bidi="ar-SA"/>
               </w:rPr>
               <w:t>Gesamtbetrag</w:t>
             </w:r>
@@ -1330,26 +1266,23 @@
         </w:tc>
         <w:tc>
           <w:tcPr>
-            <w:tcW w:w="1305" w:type="dxa"/>
+            <w:tcW w:w="1306" w:type="dxa"/>
+            <w:gridSpan w:val="2"/>
             <w:tcBorders>
               <w:top w:val="single" w:sz="6" w:space="0" w:color="333333"/>
+              <w:left w:val="single" w:sz="6" w:space="0" w:color="333333"/>
               <w:bottom w:val="single" w:sz="6" w:space="0" w:color="333333"/>
-              <w:left w:val="single" w:sz="6" w:space="0" w:color="333333"/>
               <w:right w:val="single" w:sz="6" w:space="0" w:color="333333"/>
             </w:tcBorders>
-            <w:shd w:val="clear" w:color="auto" w:fill="EEEEEE"/>
-            <w:tcMar>
-              <w:top w:w="60" w:type="dxa"/>
-              <w:left w:w="60" w:type="dxa"/>
-              <w:bottom w:w="60" w:type="dxa"/>
-              <w:right w:w="60" w:type="dxa"/>
-            </w:tcMar>
+            <w:shd w:color="auto" w:fill="EEEEEE" w:val="clear"/>
           </w:tcPr>
           <w:p>
             <w:pPr>
+              <w:pStyle w:val="Normal"/>
               <w:spacing w:before="0" w:after="60"/>
-              <w:rPr>
-                <w:rFonts w:ascii="Open Sans" w:eastAsia="Open Sans" w:hAnsi="Open Sans" w:cs="Open Sans"/>
+              <w:jc w:val="left"/>
+              <w:rPr>
+                <w:rFonts w:ascii="Open Sans" w:hAnsi="Open Sans" w:eastAsia="Open Sans" w:cs="Open Sans"/>
                 <w:color w:val="070707"/>
                 <w:sz w:val="17"/>
                 <w:szCs w:val="17"/>
@@ -1357,12 +1290,14 @@
             </w:pPr>
             <w:r>
               <w:rPr>
-                <w:rFonts w:ascii="Open Sans" w:eastAsia="Open Sans" w:hAnsi="Open Sans" w:cs="Open Sans"/>
-                <w:color w:val="070707"/>
+                <w:rFonts w:eastAsia="Open Sans" w:cs="Open Sans"/>
                 <w:b/>
                 <w:bCs/>
+                <w:color w:val="070707"/>
+                <w:kern w:val="0"/>
                 <w:sz w:val="18"/>
                 <w:szCs w:val="18"/>
+                <w:lang w:val="pl-PL" w:eastAsia="en-US" w:bidi="ar-SA"/>
               </w:rPr>
               <w:t>{AhGesamtbetrag}</w:t>
             </w:r>
@@ -1372,20 +1307,30 @@
     </w:tbl>
     <w:p>
       <w:pPr>
+        <w:pStyle w:val="Normal"/>
         <w:spacing w:before="0" w:after="60"/>
         <w:rPr>
-          <w:rFonts w:ascii="Open Sans" w:eastAsia="Open Sans" w:hAnsi="Open Sans" w:cs="Open Sans"/>
+          <w:rFonts w:ascii="Open Sans" w:hAnsi="Open Sans" w:eastAsia="Open Sans" w:cs="Open Sans"/>
           <w:color w:val="070707"/>
           <w:sz w:val="17"/>
           <w:szCs w:val="17"/>
         </w:rPr>
       </w:pPr>
+      <w:r>
+        <w:rPr>
+          <w:rFonts w:eastAsia="Open Sans" w:cs="Open Sans"/>
+          <w:color w:val="070707"/>
+          <w:sz w:val="17"/>
+          <w:szCs w:val="17"/>
+        </w:rPr>
+      </w:r>
     </w:p>
     <w:p>
       <w:pPr>
+        <w:pStyle w:val="Normal"/>
         <w:spacing w:before="0" w:after="40"/>
         <w:rPr>
-          <w:rFonts w:ascii="Open Sans" w:eastAsia="Open Sans" w:hAnsi="Open Sans" w:cs="Open Sans"/>
+          <w:rFonts w:ascii="Open Sans" w:hAnsi="Open Sans" w:eastAsia="Open Sans" w:cs="Open Sans"/>
           <w:color w:val="070707"/>
           <w:sz w:val="17"/>
           <w:szCs w:val="17"/>
@@ -1393,9 +1338,9 @@
       </w:pPr>
       <w:r>
         <w:rPr>
-          <w:rFonts w:ascii="Open Sans" w:eastAsia="Open Sans" w:hAnsi="Open Sans" w:cs="Open Sans"/>
+          <w:rFonts w:eastAsia="Open Sans" w:cs="Open Sans"/>
+          <w:i/>
           <w:color w:val="444444"/>
-          <w:i/>
           <w:sz w:val="16"/>
           <w:szCs w:val="16"/>
         </w:rPr>
@@ -1404,18 +1349,23 @@
     </w:p>
     <w:p>
       <w:pPr>
+        <w:pStyle w:val="Normal"/>
         <w:spacing w:before="0" w:after="0"/>
+        <w:rPr/>
       </w:pPr>
       <w:r>
         <w:rPr/>
+      </w:r>
+      <w:r>
         <w:br w:type="page"/>
       </w:r>
     </w:p>
     <w:p>
       <w:pPr>
+        <w:pStyle w:val="Normal"/>
         <w:spacing w:before="0" w:after="80"/>
         <w:rPr>
-          <w:rFonts w:ascii="Open Sans" w:eastAsia="Open Sans" w:hAnsi="Open Sans" w:cs="Open Sans"/>
+          <w:rFonts w:ascii="Open Sans" w:hAnsi="Open Sans" w:eastAsia="Open Sans" w:cs="Open Sans"/>
           <w:color w:val="070707"/>
           <w:sz w:val="17"/>
           <w:szCs w:val="17"/>
@@ -1423,10 +1373,10 @@
       </w:pPr>
       <w:r>
         <w:rPr>
-          <w:rFonts w:ascii="Open Sans" w:eastAsia="Open Sans" w:hAnsi="Open Sans" w:cs="Open Sans"/>
-          <w:color w:val="070707"/>
+          <w:rFonts w:eastAsia="Open Sans" w:cs="Open Sans"/>
           <w:b/>
           <w:bCs/>
+          <w:color w:val="070707"/>
           <w:sz w:val="19"/>
           <w:szCs w:val="19"/>
         </w:rPr>
@@ -1437,41 +1387,40 @@
       <w:tblPr>
         <w:tblStyle w:val="NormalTable0"/>
         <w:tblW w:w="9354" w:type="dxa"/>
+        <w:jc w:val="left"/>
         <w:tblInd w:w="0" w:type="dxa"/>
         <w:tblLayout w:type="fixed"/>
         <w:tblCellMar>
-          <w:left w:w="10" w:type="dxa"/>
-          <w:right w:w="10" w:type="dxa"/>
+          <w:top w:w="80" w:type="dxa"/>
+          <w:left w:w="80" w:type="dxa"/>
+          <w:bottom w:w="80" w:type="dxa"/>
+          <w:right w:w="80" w:type="dxa"/>
         </w:tblCellMar>
-        <w:tblLook w:val="04A0" w:firstRow="1" w:lastRow="0" w:firstColumn="1" w:lastColumn="0" w:noHBand="0" w:noVBand="1"/>
+        <w:tblLook w:val="04a0" w:noVBand="1" w:noHBand="0" w:lastColumn="0" w:firstColumn="1" w:lastRow="0" w:firstRow="1"/>
       </w:tblPr>
       <w:tblGrid>
-        <w:gridCol w:w="6059"/>
+        <w:gridCol w:w="6058"/>
         <w:gridCol w:w="3295"/>
       </w:tblGrid>
       <w:tr>
         <w:trPr/>
         <w:tc>
           <w:tcPr>
-            <w:tcW w:w="6059" w:type="dxa"/>
+            <w:tcW w:w="6058" w:type="dxa"/>
             <w:tcBorders>
               <w:top w:val="single" w:sz="6" w:space="0" w:color="333333"/>
+              <w:left w:val="single" w:sz="6" w:space="0" w:color="333333"/>
               <w:bottom w:val="single" w:sz="6" w:space="0" w:color="333333"/>
-              <w:left w:val="single" w:sz="6" w:space="0" w:color="333333"/>
               <w:right w:val="single" w:sz="6" w:space="0" w:color="333333"/>
             </w:tcBorders>
-            <w:tcMar>
-              <w:top w:w="80" w:type="dxa"/>
-              <w:left w:w="80" w:type="dxa"/>
-              <w:bottom w:w="80" w:type="dxa"/>
-              <w:right w:w="80" w:type="dxa"/>
-            </w:tcMar>
           </w:tcPr>
           <w:p>
             <w:pPr>
+              <w:pStyle w:val="Normal"/>
               <w:spacing w:before="60" w:after="60"/>
-              <w:rPr>
-                <w:rFonts w:ascii="Open Sans" w:eastAsia="Open Sans" w:hAnsi="Open Sans" w:cs="Open Sans"/>
+              <w:jc w:val="left"/>
+              <w:rPr>
+                <w:rFonts w:ascii="Open Sans" w:hAnsi="Open Sans" w:eastAsia="Open Sans" w:cs="Open Sans"/>
                 <w:color w:val="070707"/>
                 <w:sz w:val="17"/>
                 <w:szCs w:val="17"/>
@@ -1479,10 +1428,12 @@
             </w:pPr>
             <w:r>
               <w:rPr>
-                <w:rFonts w:ascii="Open Sans" w:eastAsia="Open Sans" w:hAnsi="Open Sans" w:cs="Open Sans"/>
-                <w:color w:val="070707"/>
-                <w:sz w:val="17"/>
-                <w:szCs w:val="17"/>
+                <w:rFonts w:eastAsia="Open Sans" w:cs="Open Sans"/>
+                <w:color w:val="070707"/>
+                <w:kern w:val="0"/>
+                <w:sz w:val="17"/>
+                <w:szCs w:val="17"/>
+                <w:lang w:val="pl-PL" w:eastAsia="en-US" w:bidi="ar-SA"/>
               </w:rPr>
               <w:t>{#AhKondRows}{AhKondLabel}</w:t>
             </w:r>
@@ -1493,22 +1444,18 @@
             <w:tcW w:w="3295" w:type="dxa"/>
             <w:tcBorders>
               <w:top w:val="single" w:sz="6" w:space="0" w:color="333333"/>
+              <w:left w:val="single" w:sz="6" w:space="0" w:color="333333"/>
               <w:bottom w:val="single" w:sz="6" w:space="0" w:color="333333"/>
-              <w:left w:val="single" w:sz="6" w:space="0" w:color="333333"/>
               <w:right w:val="single" w:sz="6" w:space="0" w:color="333333"/>
             </w:tcBorders>
-            <w:tcMar>
-              <w:top w:w="80" w:type="dxa"/>
-              <w:left w:w="80" w:type="dxa"/>
-              <w:bottom w:w="80" w:type="dxa"/>
-              <w:right w:w="80" w:type="dxa"/>
-            </w:tcMar>
           </w:tcPr>
           <w:p>
             <w:pPr>
+              <w:pStyle w:val="Normal"/>
               <w:spacing w:before="60" w:after="60"/>
-              <w:rPr>
-                <w:rFonts w:ascii="Open Sans" w:eastAsia="Open Sans" w:hAnsi="Open Sans" w:cs="Open Sans"/>
+              <w:jc w:val="left"/>
+              <w:rPr>
+                <w:rFonts w:ascii="Open Sans" w:hAnsi="Open Sans" w:eastAsia="Open Sans" w:cs="Open Sans"/>
                 <w:color w:val="070707"/>
                 <w:sz w:val="17"/>
                 <w:szCs w:val="17"/>
@@ -1516,10 +1463,12 @@
             </w:pPr>
             <w:r>
               <w:rPr>
-                <w:rFonts w:ascii="Open Sans" w:eastAsia="Open Sans" w:hAnsi="Open Sans" w:cs="Open Sans"/>
-                <w:color w:val="070707"/>
-                <w:sz w:val="17"/>
-                <w:szCs w:val="17"/>
+                <w:rFonts w:eastAsia="Open Sans" w:cs="Open Sans"/>
+                <w:color w:val="070707"/>
+                <w:kern w:val="0"/>
+                <w:sz w:val="17"/>
+                <w:szCs w:val="17"/>
+                <w:lang w:val="pl-PL" w:eastAsia="en-US" w:bidi="ar-SA"/>
               </w:rPr>
               <w:t>{AhKondValue}{/AhKondRows}</w:t>
             </w:r>
@@ -1529,20 +1478,30 @@
     </w:tbl>
     <w:p>
       <w:pPr>
+        <w:pStyle w:val="Normal"/>
         <w:spacing w:before="0" w:after="160"/>
         <w:rPr>
-          <w:rFonts w:ascii="Open Sans" w:eastAsia="Open Sans" w:hAnsi="Open Sans" w:cs="Open Sans"/>
+          <w:rFonts w:ascii="Open Sans" w:hAnsi="Open Sans" w:eastAsia="Open Sans" w:cs="Open Sans"/>
           <w:color w:val="070707"/>
           <w:sz w:val="17"/>
           <w:szCs w:val="17"/>
         </w:rPr>
       </w:pPr>
+      <w:r>
+        <w:rPr>
+          <w:rFonts w:eastAsia="Open Sans" w:cs="Open Sans"/>
+          <w:color w:val="070707"/>
+          <w:sz w:val="17"/>
+          <w:szCs w:val="17"/>
+        </w:rPr>
+      </w:r>
     </w:p>
     <w:p>
       <w:pPr>
+        <w:pStyle w:val="Normal"/>
         <w:spacing w:before="0" w:after="80"/>
         <w:rPr>
-          <w:rFonts w:ascii="Open Sans" w:eastAsia="Open Sans" w:hAnsi="Open Sans" w:cs="Open Sans"/>
+          <w:rFonts w:ascii="Open Sans" w:hAnsi="Open Sans" w:eastAsia="Open Sans" w:cs="Open Sans"/>
           <w:color w:val="070707"/>
           <w:sz w:val="17"/>
           <w:szCs w:val="17"/>
@@ -1550,29 +1509,22 @@
       </w:pPr>
       <w:r>
         <w:rPr>
-          <w:rFonts w:ascii="Open Sans" w:eastAsia="Open Sans" w:hAnsi="Open Sans" w:cs="Open Sans"/>
+          <w:rFonts w:eastAsia="Open Sans" w:cs="Open Sans"/>
           <w:color w:val="070707"/>
           <w:sz w:val="17"/>
           <w:szCs w:val="17"/>
         </w:rPr>
         <w:t>Bitte unterschreiben Sie bei Annahme dieses Angebots und schicken Sie es uns zurück – gerne auch per E-Mail an service@e-m-c-2.de. Die Unterschrift gilt für uns als Auftragsbestätigung.</w:t>
-      </w:r>
-      <w:r>
-        <w:rPr>
-          <w:rFonts w:ascii="Open Sans" w:eastAsia="Open Sans" w:hAnsi="Open Sans" w:cs="Open Sans"/>
-          <w:color w:val="070707"/>
-          <w:sz w:val="17"/>
-          <w:szCs w:val="17"/>
-        </w:rPr>
         <w:br/>
         <w:br/>
       </w:r>
     </w:p>
     <w:p>
       <w:pPr>
+        <w:pStyle w:val="Normal"/>
         <w:spacing w:before="0" w:after="240"/>
         <w:rPr>
-          <w:rFonts w:ascii="Open Sans" w:eastAsia="Open Sans" w:hAnsi="Open Sans" w:cs="Open Sans"/>
+          <w:rFonts w:ascii="Open Sans" w:hAnsi="Open Sans" w:eastAsia="Open Sans" w:cs="Open Sans"/>
           <w:color w:val="070707"/>
           <w:sz w:val="17"/>
           <w:szCs w:val="17"/>
@@ -1580,20 +1532,12 @@
       </w:pPr>
       <w:r>
         <w:rPr>
-          <w:rFonts w:ascii="Open Sans" w:eastAsia="Open Sans" w:hAnsi="Open Sans" w:cs="Open Sans"/>
+          <w:rFonts w:eastAsia="Open Sans" w:cs="Open Sans"/>
           <w:color w:val="070707"/>
           <w:sz w:val="17"/>
           <w:szCs w:val="17"/>
         </w:rPr>
         <w:t>Angebot akzeptiert / Auftrag bestätigt:</w:t>
-      </w:r>
-      <w:r>
-        <w:rPr>
-          <w:rFonts w:ascii="Open Sans" w:eastAsia="Open Sans" w:hAnsi="Open Sans" w:cs="Open Sans"/>
-          <w:color w:val="070707"/>
-          <w:sz w:val="17"/>
-          <w:szCs w:val="17"/>
-        </w:rPr>
         <w:br/>
         <w:br/>
       </w:r>
@@ -1602,49 +1546,57 @@
       <w:tblPr>
         <w:tblStyle w:val="NormalTable0"/>
         <w:tblW w:w="9354" w:type="dxa"/>
+        <w:jc w:val="left"/>
         <w:tblInd w:w="0" w:type="dxa"/>
         <w:tblLayout w:type="fixed"/>
         <w:tblCellMar>
+          <w:top w:w="10" w:type="dxa"/>
           <w:left w:w="10" w:type="dxa"/>
+          <w:bottom w:w="10" w:type="dxa"/>
           <w:right w:w="10" w:type="dxa"/>
         </w:tblCellMar>
-        <w:tblLook w:val="04A0" w:firstRow="1" w:lastRow="0" w:firstColumn="1" w:lastColumn="0" w:noHBand="0" w:noVBand="1"/>
+        <w:tblLook w:val="04a0" w:noVBand="1" w:noHBand="0" w:lastColumn="0" w:firstColumn="1" w:lastRow="0" w:firstRow="1"/>
       </w:tblPr>
       <w:tblGrid>
-        <w:gridCol w:w="5127"/>
+        <w:gridCol w:w="5126"/>
         <w:gridCol w:w="4227"/>
       </w:tblGrid>
       <w:tr>
         <w:trPr/>
         <w:tc>
           <w:tcPr>
-            <w:tcW w:w="5127" w:type="dxa"/>
+            <w:tcW w:w="5126" w:type="dxa"/>
             <w:tcBorders>
               <w:top w:val="single" w:sz="8" w:space="0" w:color="FFFFFF"/>
               <w:left w:val="single" w:sz="8" w:space="0" w:color="FFFFFF"/>
               <w:bottom w:val="single" w:sz="8" w:space="0" w:color="FFFFFF"/>
               <w:right w:val="single" w:sz="8" w:space="0" w:color="FFFFFF"/>
             </w:tcBorders>
-            <w:tcMar>
-              <w:top w:w="10" w:type="dxa"/>
-              <w:left w:w="10" w:type="dxa"/>
-              <w:bottom w:w="10" w:type="dxa"/>
-              <w:right w:w="10" w:type="dxa"/>
-            </w:tcMar>
           </w:tcPr>
           <w:p>
             <w:pPr>
-              <w:spacing w:before="0" w:after="60"/>
+              <w:pStyle w:val="Normal"/>
               <w:pBdr>
                 <w:top w:val="single" w:sz="6" w:space="1" w:color="333333"/>
               </w:pBdr>
+              <w:spacing w:before="0" w:after="60"/>
+              <w:jc w:val="left"/>
+              <w:rPr>
+                <w:rFonts w:ascii="Open Sans" w:hAnsi="Open Sans" w:eastAsia="Open Sans" w:cs="Open Sans"/>
+                <w:kern w:val="0"/>
+                <w:sz w:val="22"/>
+                <w:szCs w:val="22"/>
+                <w:lang w:val="pl-PL" w:eastAsia="en-US" w:bidi="ar-SA"/>
+              </w:rPr>
             </w:pPr>
             <w:r>
               <w:rPr>
-                <w:rFonts w:ascii="Open Sans" w:eastAsia="Open Sans" w:hAnsi="Open Sans" w:cs="Open Sans"/>
+                <w:rFonts w:eastAsia="Open Sans" w:cs="Open Sans"/>
                 <w:color w:val="666666"/>
+                <w:kern w:val="0"/>
                 <w:sz w:val="15"/>
                 <w:szCs w:val="15"/>
+                <w:lang w:val="pl-PL" w:eastAsia="en-US" w:bidi="ar-SA"/>
               </w:rPr>
               <w:t>Unterschrift Ort / Datum</w:t>
             </w:r>
@@ -1659,43 +1611,59 @@
               <w:bottom w:val="single" w:sz="8" w:space="0" w:color="FFFFFF"/>
               <w:right w:val="single" w:sz="8" w:space="0" w:color="FFFFFF"/>
             </w:tcBorders>
-            <w:tcMar>
-              <w:top w:w="10" w:type="dxa"/>
-              <w:left w:w="10" w:type="dxa"/>
-              <w:bottom w:w="10" w:type="dxa"/>
-              <w:right w:w="10" w:type="dxa"/>
-            </w:tcMar>
           </w:tcPr>
           <w:p>
             <w:pPr>
+              <w:pStyle w:val="Normal"/>
               <w:spacing w:before="0" w:after="60"/>
-              <w:rPr>
-                <w:rFonts w:ascii="Open Sans" w:eastAsia="Open Sans" w:hAnsi="Open Sans" w:cs="Open Sans"/>
+              <w:jc w:val="left"/>
+              <w:rPr>
+                <w:rFonts w:ascii="Open Sans" w:hAnsi="Open Sans" w:eastAsia="Open Sans" w:cs="Open Sans"/>
                 <w:color w:val="070707"/>
                 <w:sz w:val="17"/>
                 <w:szCs w:val="17"/>
               </w:rPr>
             </w:pPr>
+            <w:r>
+              <w:rPr>
+                <w:rFonts w:eastAsia="Open Sans" w:cs="Open Sans"/>
+                <w:color w:val="070707"/>
+                <w:kern w:val="0"/>
+                <w:sz w:val="17"/>
+                <w:szCs w:val="17"/>
+                <w:lang w:val="pl-PL" w:eastAsia="en-US" w:bidi="ar-SA"/>
+              </w:rPr>
+            </w:r>
           </w:p>
         </w:tc>
       </w:tr>
     </w:tbl>
     <w:p>
       <w:pPr>
+        <w:pStyle w:val="Normal"/>
         <w:spacing w:before="0" w:after="160"/>
         <w:rPr>
-          <w:rFonts w:ascii="Open Sans" w:eastAsia="Open Sans" w:hAnsi="Open Sans" w:cs="Open Sans"/>
+          <w:rFonts w:ascii="Open Sans" w:hAnsi="Open Sans" w:eastAsia="Open Sans" w:cs="Open Sans"/>
           <w:color w:val="070707"/>
           <w:sz w:val="17"/>
           <w:szCs w:val="17"/>
         </w:rPr>
       </w:pPr>
+      <w:r>
+        <w:rPr>
+          <w:rFonts w:eastAsia="Open Sans" w:cs="Open Sans"/>
+          <w:color w:val="070707"/>
+          <w:sz w:val="17"/>
+          <w:szCs w:val="17"/>
+        </w:rPr>
+      </w:r>
     </w:p>
     <w:p>
       <w:pPr>
+        <w:pStyle w:val="Normal"/>
         <w:spacing w:before="0" w:after="40"/>
         <w:rPr>
-          <w:rFonts w:ascii="Open Sans" w:eastAsia="Open Sans" w:hAnsi="Open Sans" w:cs="Open Sans"/>
+          <w:rFonts w:ascii="Open Sans" w:hAnsi="Open Sans" w:eastAsia="Open Sans" w:cs="Open Sans"/>
           <w:color w:val="070707"/>
           <w:sz w:val="17"/>
           <w:szCs w:val="17"/>
@@ -1703,7 +1671,7 @@
       </w:pPr>
       <w:r>
         <w:rPr>
-          <w:rFonts w:ascii="Open Sans" w:eastAsia="Open Sans" w:hAnsi="Open Sans" w:cs="Open Sans"/>
+          <w:rFonts w:eastAsia="Open Sans" w:cs="Open Sans"/>
           <w:color w:val="070707"/>
           <w:sz w:val="17"/>
           <w:szCs w:val="17"/>
@@ -1713,9 +1681,10 @@
     </w:p>
     <w:p>
       <w:pPr>
+        <w:pStyle w:val="Normal"/>
         <w:spacing w:before="0" w:after="120"/>
         <w:rPr>
-          <w:rFonts w:ascii="Open Sans" w:eastAsia="Open Sans" w:hAnsi="Open Sans" w:cs="Open Sans"/>
+          <w:rFonts w:ascii="Open Sans" w:hAnsi="Open Sans" w:eastAsia="Open Sans" w:cs="Open Sans"/>
           <w:color w:val="070707"/>
           <w:sz w:val="17"/>
           <w:szCs w:val="17"/>
@@ -1723,28 +1692,21 @@
       </w:pPr>
       <w:r>
         <w:rPr>
-          <w:rFonts w:ascii="Open Sans" w:eastAsia="Open Sans" w:hAnsi="Open Sans" w:cs="Open Sans"/>
+          <w:rFonts w:eastAsia="Open Sans" w:cs="Open Sans"/>
           <w:color w:val="070707"/>
           <w:sz w:val="17"/>
           <w:szCs w:val="17"/>
         </w:rPr>
         <w:t>Wir bedanken uns für Ihr Vertrauen und freuen uns von Ihnen zu hören!</w:t>
-      </w:r>
-      <w:r>
-        <w:rPr>
-          <w:rFonts w:ascii="Open Sans" w:eastAsia="Open Sans" w:hAnsi="Open Sans" w:cs="Open Sans"/>
-          <w:color w:val="070707"/>
-          <w:sz w:val="17"/>
-          <w:szCs w:val="17"/>
-        </w:rPr>
         <w:br/>
       </w:r>
     </w:p>
     <w:p>
       <w:pPr>
+        <w:pStyle w:val="Normal"/>
         <w:spacing w:before="0" w:after="20"/>
         <w:rPr>
-          <w:rFonts w:ascii="Open Sans" w:eastAsia="Open Sans" w:hAnsi="Open Sans" w:cs="Open Sans"/>
+          <w:rFonts w:ascii="Open Sans" w:hAnsi="Open Sans" w:eastAsia="Open Sans" w:cs="Open Sans"/>
           <w:color w:val="070707"/>
           <w:sz w:val="17"/>
           <w:szCs w:val="17"/>
@@ -1752,29 +1714,22 @@
       </w:pPr>
       <w:r>
         <w:rPr>
-          <w:rFonts w:ascii="Open Sans" w:eastAsia="Open Sans" w:hAnsi="Open Sans" w:cs="Open Sans"/>
+          <w:rFonts w:eastAsia="Open Sans" w:cs="Open Sans"/>
           <w:color w:val="070707"/>
           <w:sz w:val="17"/>
           <w:szCs w:val="17"/>
         </w:rPr>
         <w:t>Mit freundlichen Grüßen,</w:t>
-      </w:r>
-      <w:r>
-        <w:rPr>
-          <w:rFonts w:ascii="Open Sans" w:eastAsia="Open Sans" w:hAnsi="Open Sans" w:cs="Open Sans"/>
-          <w:color w:val="070707"/>
-          <w:sz w:val="17"/>
-          <w:szCs w:val="17"/>
-        </w:rPr>
         <w:br/>
         <w:br/>
       </w:r>
     </w:p>
     <w:p>
       <w:pPr>
+        <w:pStyle w:val="Normal"/>
         <w:spacing w:before="0" w:after="20"/>
         <w:rPr>
-          <w:rFonts w:ascii="Open Sans" w:eastAsia="Open Sans" w:hAnsi="Open Sans" w:cs="Open Sans"/>
+          <w:rFonts w:ascii="Open Sans" w:hAnsi="Open Sans" w:eastAsia="Open Sans" w:cs="Open Sans"/>
           <w:color w:val="070707"/>
           <w:sz w:val="17"/>
           <w:szCs w:val="17"/>
@@ -1782,7 +1737,7 @@
       </w:pPr>
       <w:r>
         <w:rPr>
-          <w:rFonts w:ascii="Open Sans" w:eastAsia="Open Sans" w:hAnsi="Open Sans" w:cs="Open Sans"/>
+          <w:rFonts w:eastAsia="Open Sans" w:cs="Open Sans"/>
           <w:color w:val="070707"/>
           <w:sz w:val="17"/>
           <w:szCs w:val="17"/>
@@ -1792,11 +1747,13 @@
     </w:p>
     <w:p>
       <w:pPr>
+        <w:pStyle w:val="Normal"/>
         <w:spacing w:before="0" w:after="60"/>
+        <w:rPr/>
       </w:pPr>
       <w:r>
         <w:rPr>
-          <w:rFonts w:ascii="Open Sans" w:eastAsia="Open Sans" w:hAnsi="Open Sans" w:cs="Open Sans"/>
+          <w:rFonts w:eastAsia="Open Sans" w:cs="Open Sans"/>
           <w:color w:val="070707"/>
           <w:sz w:val="17"/>
           <w:szCs w:val="17"/>
@@ -1804,82 +1761,73 @@
         <w:t>{%OurSignatureImage}</w:t>
       </w:r>
     </w:p>
-    <w:p>
-      <w:pPr>
-        <w:sectPr>
-          <w:headerReference w:type="even" r:id="rId7"/>
-          <w:headerReference w:type="default" r:id="rId8"/>
-          <w:footerReference w:type="even" r:id="rId9"/>
-          <w:footerReference w:type="default" r:id="rId10"/>
-          <w:headerReference w:type="first" r:id="rId11"/>
-          <w:footerReference w:type="first" r:id="rId12"/>
-          <w:pgSz w:w="11906" w:h="16838"/>
-          <w:pgMar w:top="1418" w:right="1134" w:bottom="1134" w:left="1418" w:header="340" w:footer="340" w:gutter="0"/>
-          <w:pgNumType w:start="1"/>
-          <w:cols w:space="708"/>
-        </w:sectPr>
-      </w:pPr>
-    </w:p>
+    <w:sectPr>
+      <w:headerReference w:type="even" r:id="rId2"/>
+      <w:headerReference w:type="default" r:id="rId3"/>
+      <w:headerReference w:type="first" r:id="rId4"/>
+      <w:footerReference w:type="even" r:id="rId5"/>
+      <w:footerReference w:type="default" r:id="rId6"/>
+      <w:footerReference w:type="first" r:id="rId7"/>
+      <w:type w:val="nextPage"/>
+      <w:pgSz w:w="11906" w:h="16838"/>
+      <w:pgMar w:left="1418" w:right="1134" w:gutter="0" w:header="340" w:top="1418" w:footer="340" w:bottom="1134"/>
+      <w:pgNumType w:start="1" w:fmt="decimal"/>
+      <w:formProt w:val="false"/>
+      <w:textDirection w:val="lrTb"/>
+      <w:docGrid w:type="default" w:linePitch="100" w:charSpace="4096"/>
+    </w:sectPr>
   </w:body>
 </w:document>
 </file>
 
-<file path=word/endnotes.xml><?xml version="1.0" encoding="utf-8"?>
-<w:endnotes xmlns:wpc="http://schemas.microsoft.com/office/word/2010/wordprocessingCanvas" xmlns:cx="http://schemas.microsoft.com/office/drawing/2014/chartex" xmlns:cx1="http://schemas.microsoft.com/office/drawing/2015/9/8/chartex" xmlns:cx2="http://schemas.microsoft.com/office/drawing/2015/10/21/chartex" xmlns:cx3="http://schemas.microsoft.com/office/drawing/2016/5/9/chartex" xmlns:cx4="http://schemas.microsoft.com/office/drawing/2016/5/10/chartex" xmlns:cx5="http://schemas.microsoft.com/office/drawing/2016/5/11/chartex" xmlns:cx6="http://schemas.microsoft.com/office/drawing/2016/5/12/chartex" xmlns:cx7="http://schemas.microsoft.com/office/drawing/2016/5/13/chartex" xmlns:cx8="http://schemas.microsoft.com/office/drawing/2016/5/14/chartex" xmlns:mc="http://schemas.openxmlformats.org/markup-compatibility/2006" xmlns:aink="http://schemas.microsoft.com/office/drawing/2016/ink" xmlns:am3d="http://schemas.microsoft.com/office/drawing/2017/model3d" xmlns:o="urn:schemas-microsoft-com:office:office" xmlns:oel="http://schemas.microsoft.com/office/2019/extlst" xmlns:r="http://schemas.openxmlformats.org/officeDocument/2006/relationships" xmlns:m="http://schemas.openxmlformats.org/officeDocument/2006/math" xmlns:v="urn:schemas-microsoft-com:vml" xmlns:wp14="http://schemas.microsoft.com/office/word/2010/wordprocessingDrawing" xmlns:wp="http://schemas.openxmlformats.org/drawingml/2006/wordprocessingDrawing" xmlns:w10="urn:schemas-microsoft-com:office:word" xmlns:w="http://schemas.openxmlformats.org/wordprocessingml/2006/main" xmlns:w14="http://schemas.microsoft.com/office/word/2010/wordml" xmlns:w15="http://schemas.microsoft.com/office/word/2012/wordml" xmlns:w16cex="http://schemas.microsoft.com/office/word/2018/wordml/cex" xmlns:w16cid="http://schemas.microsoft.com/office/word/2016/wordml/cid" xmlns:w16="http://schemas.microsoft.com/office/word/2018/wordml" xmlns:w16du="http://schemas.microsoft.com/office/word/2023/wordml/word16du" xmlns:w16sdtdh="http://schemas.microsoft.com/office/word/2020/wordml/sdtdatahash" xmlns:w16sdtfl="http://schemas.microsoft.com/office/word/2024/wordml/sdtformatlock" xmlns:w16se="http://schemas.microsoft.com/office/word/2015/wordml/symex" xmlns:wpg="http://schemas.microsoft.com/office/word/2010/wordprocessingGroup" xmlns:wpi="http://schemas.microsoft.com/office/word/2010/wordprocessingInk" xmlns:wne="http://schemas.microsoft.com/office/word/2006/wordml" xmlns:wps="http://schemas.microsoft.com/office/word/2010/wordprocessingShape" mc:Ignorable="w14 w15 w16se w16cid w16 w16cex w16sdtdh w16sdtfl w16du wp14">
-  <w:endnote w:type="separator" w:id="-1">
-    <w:p>
-      <w:r>
-        <w:separator/>
-      </w:r>
-    </w:p>
-  </w:endnote>
-  <w:endnote w:type="continuationSeparator" w:id="0">
-    <w:p>
-      <w:r>
-        <w:continuationSeparator/>
-      </w:r>
-    </w:p>
-  </w:endnote>
-</w:endnotes>
-</file>
-
 <file path=word/footer1.xml><?xml version="1.0" encoding="utf-8"?>
-<w:ftr xmlns:wpc="http://schemas.microsoft.com/office/word/2010/wordprocessingCanvas" xmlns:cx="http://schemas.microsoft.com/office/drawing/2014/chartex" xmlns:cx1="http://schemas.microsoft.com/office/drawing/2015/9/8/chartex" xmlns:cx2="http://schemas.microsoft.com/office/drawing/2015/10/21/chartex" xmlns:cx3="http://schemas.microsoft.com/office/drawing/2016/5/9/chartex" xmlns:cx4="http://schemas.microsoft.com/office/drawing/2016/5/10/chartex" xmlns:cx5="http://schemas.microsoft.com/office/drawing/2016/5/11/chartex" xmlns:cx6="http://schemas.microsoft.com/office/drawing/2016/5/12/chartex" xmlns:cx7="http://schemas.microsoft.com/office/drawing/2016/5/13/chartex" xmlns:cx8="http://schemas.microsoft.com/office/drawing/2016/5/14/chartex" xmlns:mc="http://schemas.openxmlformats.org/markup-compatibility/2006" xmlns:aink="http://schemas.microsoft.com/office/drawing/2016/ink" xmlns:am3d="http://schemas.microsoft.com/office/drawing/2017/model3d" xmlns:o="urn:schemas-microsoft-com:office:office" xmlns:oel="http://schemas.microsoft.com/office/2019/extlst" xmlns:r="http://schemas.openxmlformats.org/officeDocument/2006/relationships" xmlns:m="http://schemas.openxmlformats.org/officeDocument/2006/math" xmlns:v="urn:schemas-microsoft-com:vml" xmlns:wp14="http://schemas.microsoft.com/office/word/2010/wordprocessingDrawing" xmlns:wp="http://schemas.openxmlformats.org/drawingml/2006/wordprocessingDrawing" xmlns:w10="urn:schemas-microsoft-com:office:word" xmlns:w="http://schemas.openxmlformats.org/wordprocessingml/2006/main" xmlns:w14="http://schemas.microsoft.com/office/word/2010/wordml" xmlns:w15="http://schemas.microsoft.com/office/word/2012/wordml" xmlns:w16cex="http://schemas.microsoft.com/office/word/2018/wordml/cex" xmlns:w16cid="http://schemas.microsoft.com/office/word/2016/wordml/cid" xmlns:w16="http://schemas.microsoft.com/office/word/2018/wordml" xmlns:w16du="http://schemas.microsoft.com/office/word/2023/wordml/word16du" xmlns:w16sdtdh="http://schemas.microsoft.com/office/word/2020/wordml/sdtdatahash" xmlns:w16sdtfl="http://schemas.microsoft.com/office/word/2024/wordml/sdtformatlock" xmlns:w16se="http://schemas.microsoft.com/office/word/2015/wordml/symex" xmlns:wpg="http://schemas.microsoft.com/office/word/2010/wordprocessingGroup" xmlns:wpi="http://schemas.microsoft.com/office/word/2010/wordprocessingInk" xmlns:wne="http://schemas.microsoft.com/office/word/2006/wordml" xmlns:wps="http://schemas.microsoft.com/office/word/2010/wordprocessingShape" mc:Ignorable="w14 w15 w16se w16cid w16 w16cex w16sdtdh w16sdtfl w16du wp14">
+<w:ftr xmlns:o="urn:schemas-microsoft-com:office:office" xmlns:r="http://schemas.openxmlformats.org/officeDocument/2006/relationships" xmlns:v="urn:schemas-microsoft-com:vml" xmlns:w="http://schemas.openxmlformats.org/wordprocessingml/2006/main" xmlns:w10="urn:schemas-microsoft-com:office:word" xmlns:wp="http://schemas.openxmlformats.org/drawingml/2006/wordprocessingDrawing" xmlns:pic="http://schemas.openxmlformats.org/drawingml/2006/picture" xmlns:wps="http://schemas.microsoft.com/office/word/2010/wordprocessingShape" xmlns:wpg="http://schemas.microsoft.com/office/word/2010/wordprocessingGroup" xmlns:mc="http://schemas.openxmlformats.org/markup-compatibility/2006" xmlns:wp14="http://schemas.microsoft.com/office/word/2010/wordprocessingDrawing" xmlns:w14="http://schemas.microsoft.com/office/word/2010/wordml" xmlns:w15="http://schemas.microsoft.com/office/word/2012/wordml" mc:Ignorable="w14 wp14 w15">
   <w:p>
     <w:pPr>
-      <w:pStyle w:val="Stopka"/>
+      <w:pStyle w:val="Footer"/>
+      <w:rPr/>
     </w:pPr>
+    <w:r>
+      <w:rPr/>
+    </w:r>
   </w:p>
 </w:ftr>
 </file>
 
 <file path=word/footer2.xml><?xml version="1.0" encoding="utf-8"?>
-<w:ftr xmlns:wpc="http://schemas.microsoft.com/office/word/2010/wordprocessingCanvas" xmlns:cx="http://schemas.microsoft.com/office/drawing/2014/chartex" xmlns:cx1="http://schemas.microsoft.com/office/drawing/2015/9/8/chartex" xmlns:cx2="http://schemas.microsoft.com/office/drawing/2015/10/21/chartex" xmlns:cx3="http://schemas.microsoft.com/office/drawing/2016/5/9/chartex" xmlns:cx4="http://schemas.microsoft.com/office/drawing/2016/5/10/chartex" xmlns:cx5="http://schemas.microsoft.com/office/drawing/2016/5/11/chartex" xmlns:cx6="http://schemas.microsoft.com/office/drawing/2016/5/12/chartex" xmlns:cx7="http://schemas.microsoft.com/office/drawing/2016/5/13/chartex" xmlns:cx8="http://schemas.microsoft.com/office/drawing/2016/5/14/chartex" xmlns:mc="http://schemas.openxmlformats.org/markup-compatibility/2006" xmlns:aink="http://schemas.microsoft.com/office/drawing/2016/ink" xmlns:am3d="http://schemas.microsoft.com/office/drawing/2017/model3d" xmlns:o="urn:schemas-microsoft-com:office:office" xmlns:oel="http://schemas.microsoft.com/office/2019/extlst" xmlns:r="http://schemas.openxmlformats.org/officeDocument/2006/relationships" xmlns:m="http://schemas.openxmlformats.org/officeDocument/2006/math" xmlns:v="urn:schemas-microsoft-com:vml" xmlns:wp14="http://schemas.microsoft.com/office/word/2010/wordprocessingDrawing" xmlns:wp="http://schemas.openxmlformats.org/drawingml/2006/wordprocessingDrawing" xmlns:w10="urn:schemas-microsoft-com:office:word" xmlns:w="http://schemas.openxmlformats.org/wordprocessingml/2006/main" xmlns:w14="http://schemas.microsoft.com/office/word/2010/wordml" xmlns:w15="http://schemas.microsoft.com/office/word/2012/wordml" xmlns:w16cex="http://schemas.microsoft.com/office/word/2018/wordml/cex" xmlns:w16cid="http://schemas.microsoft.com/office/word/2016/wordml/cid" xmlns:w16="http://schemas.microsoft.com/office/word/2018/wordml" xmlns:w16du="http://schemas.microsoft.com/office/word/2023/wordml/word16du" xmlns:w16sdtdh="http://schemas.microsoft.com/office/word/2020/wordml/sdtdatahash" xmlns:w16sdtfl="http://schemas.microsoft.com/office/word/2024/wordml/sdtformatlock" xmlns:w16se="http://schemas.microsoft.com/office/word/2015/wordml/symex" xmlns:wpg="http://schemas.microsoft.com/office/word/2010/wordprocessingGroup" xmlns:wpi="http://schemas.microsoft.com/office/word/2010/wordprocessingInk" xmlns:wne="http://schemas.microsoft.com/office/word/2006/wordml" xmlns:wps="http://schemas.microsoft.com/office/word/2010/wordprocessingShape" mc:Ignorable="w14 w15 w16se w16cid w16 w16cex w16sdtdh w16sdtfl w16du wp14">
+<w:ftr xmlns:o="urn:schemas-microsoft-com:office:office" xmlns:r="http://schemas.openxmlformats.org/officeDocument/2006/relationships" xmlns:v="urn:schemas-microsoft-com:vml" xmlns:w="http://schemas.openxmlformats.org/wordprocessingml/2006/main" xmlns:w10="urn:schemas-microsoft-com:office:word" xmlns:wp="http://schemas.openxmlformats.org/drawingml/2006/wordprocessingDrawing" xmlns:pic="http://schemas.openxmlformats.org/drawingml/2006/picture" xmlns:wps="http://schemas.microsoft.com/office/word/2010/wordprocessingShape" xmlns:wpg="http://schemas.microsoft.com/office/word/2010/wordprocessingGroup" xmlns:mc="http://schemas.openxmlformats.org/markup-compatibility/2006" xmlns:wp14="http://schemas.microsoft.com/office/word/2010/wordprocessingDrawing" xmlns:w14="http://schemas.microsoft.com/office/word/2010/wordml" xmlns:w15="http://schemas.microsoft.com/office/word/2012/wordml" mc:Ignorable="w14 wp14 w15">
   <w:p>
     <w:pPr>
       <w:pStyle w:val="normal1"/>
-      <w:spacing w:before="240" w:after="240" w:line="14" w:lineRule="auto"/>
+      <w:spacing w:lineRule="auto" w:line="14" w:before="240" w:after="240"/>
+      <w:rPr/>
     </w:pPr>
+    <w:r>
+      <w:rPr/>
+    </w:r>
   </w:p>
   <w:tbl>
     <w:tblPr>
       <w:tblStyle w:val="NormalTable0"/>
       <w:tblW w:w="9885" w:type="dxa"/>
+      <w:jc w:val="left"/>
       <w:tblInd w:w="0" w:type="dxa"/>
       <w:tblLayout w:type="fixed"/>
       <w:tblCellMar>
+        <w:top w:w="0" w:type="dxa"/>
         <w:left w:w="10" w:type="dxa"/>
+        <w:bottom w:w="0" w:type="dxa"/>
         <w:right w:w="10" w:type="dxa"/>
       </w:tblCellMar>
-      <w:tblLook w:val="04A0" w:firstRow="1" w:lastRow="0" w:firstColumn="1" w:lastColumn="0" w:noHBand="0" w:noVBand="1"/>
+      <w:tblLook w:val="04a0" w:noVBand="1" w:noHBand="0" w:lastColumn="0" w:firstColumn="1" w:lastRow="0" w:firstRow="1"/>
     </w:tblPr>
     <w:tblGrid>
       <w:gridCol w:w="8055"/>
-      <w:gridCol w:w="1830"/>
+      <w:gridCol w:w="1829"/>
     </w:tblGrid>
     <w:tr>
       <w:trPr>
-        <w:trHeight w:val="20"/>
+        <w:trHeight w:val="20" w:hRule="atLeast"/>
       </w:trPr>
       <w:tc>
         <w:tcPr>
@@ -1890,17 +1838,13 @@
             <w:bottom w:val="single" w:sz="8" w:space="0" w:color="FFFFFF"/>
             <w:right w:val="single" w:sz="8" w:space="0" w:color="FFFFFF"/>
           </w:tcBorders>
-          <w:tcMar>
-            <w:top w:w="0" w:type="dxa"/>
-            <w:left w:w="10" w:type="dxa"/>
-            <w:bottom w:w="0" w:type="dxa"/>
-            <w:right w:w="10" w:type="dxa"/>
-          </w:tcMar>
           <w:vAlign w:val="bottom"/>
         </w:tcPr>
         <w:p>
           <w:pPr>
+            <w:pStyle w:val="Normal"/>
             <w:keepLines/>
+            <w:spacing w:before="0" w:after="0"/>
             <w:ind w:left="720"/>
             <w:jc w:val="center"/>
             <w:rPr>
@@ -1911,16 +1855,20 @@
           </w:pPr>
           <w:r>
             <w:rPr>
+              <w:rFonts w:eastAsia="Open Sans" w:cs="Open Sans"/>
+              <w:kern w:val="0"/>
               <w:sz w:val="14"/>
               <w:szCs w:val="14"/>
-              <w:lang w:val="de-DE"/>
+              <w:lang w:val="de-DE" w:eastAsia="en-US" w:bidi="ar-SA"/>
             </w:rPr>
             <w:t>EmC2 Attila Landgrafe | Waldstraße 5 | 95032 Hof</w:t>
           </w:r>
         </w:p>
         <w:p>
           <w:pPr>
+            <w:pStyle w:val="Normal"/>
             <w:keepLines/>
+            <w:spacing w:before="0" w:after="0"/>
             <w:ind w:left="720"/>
             <w:jc w:val="center"/>
             <w:rPr>
@@ -1931,34 +1879,20 @@
           </w:pPr>
           <w:r>
             <w:rPr>
+              <w:rFonts w:eastAsia="Open Sans" w:cs="Open Sans"/>
+              <w:kern w:val="0"/>
               <w:sz w:val="14"/>
               <w:szCs w:val="14"/>
-              <w:lang w:val="de-DE"/>
-            </w:rPr>
-            <w:t>Steuernummer: 22324320478 | USt-</w:t>
-          </w:r>
-          <w:proofErr w:type="spellStart"/>
-          <w:r>
-            <w:rPr>
-              <w:sz w:val="14"/>
-              <w:szCs w:val="14"/>
-              <w:lang w:val="de-DE"/>
-            </w:rPr>
-            <w:t>IdNr</w:t>
-          </w:r>
-          <w:proofErr w:type="spellEnd"/>
-          <w:r>
-            <w:rPr>
-              <w:sz w:val="14"/>
-              <w:szCs w:val="14"/>
-              <w:lang w:val="de-DE"/>
-            </w:rPr>
-            <w:t>.: DE296903997</w:t>
+              <w:lang w:val="de-DE" w:eastAsia="en-US" w:bidi="ar-SA"/>
+            </w:rPr>
+            <w:t>Steuernummer: 22324320478 | USt-IdNr.: DE296903997</w:t>
           </w:r>
         </w:p>
         <w:p>
           <w:pPr>
+            <w:pStyle w:val="Normal"/>
             <w:keepLines/>
+            <w:spacing w:before="0" w:after="0"/>
             <w:ind w:left="720"/>
             <w:jc w:val="center"/>
             <w:rPr>
@@ -1969,9 +1903,11 @@
           </w:pPr>
           <w:r>
             <w:rPr>
+              <w:rFonts w:eastAsia="Open Sans" w:cs="Open Sans"/>
+              <w:kern w:val="0"/>
               <w:sz w:val="14"/>
               <w:szCs w:val="14"/>
-              <w:lang w:val="de-DE"/>
+              <w:lang w:val="de-DE" w:eastAsia="en-US" w:bidi="ar-SA"/>
             </w:rPr>
             <w:t>VR Bank Bayreuth-Hof eG | IBAN: DE43 7806 0896 0007 0794 43 | BIC: GENODEF1HO1</w:t>
           </w:r>
@@ -1979,23 +1915,18 @@
       </w:tc>
       <w:tc>
         <w:tcPr>
-          <w:tcW w:w="1830" w:type="dxa"/>
+          <w:tcW w:w="1829" w:type="dxa"/>
           <w:tcBorders>
             <w:top w:val="single" w:sz="8" w:space="0" w:color="FFFFFF"/>
             <w:left w:val="single" w:sz="8" w:space="0" w:color="FFFFFF"/>
             <w:bottom w:val="single" w:sz="8" w:space="0" w:color="FFFFFF"/>
             <w:right w:val="single" w:sz="8" w:space="0" w:color="FFFFFF"/>
           </w:tcBorders>
-          <w:tcMar>
-            <w:top w:w="0" w:type="dxa"/>
-            <w:left w:w="10" w:type="dxa"/>
-            <w:bottom w:w="0" w:type="dxa"/>
-            <w:right w:w="10" w:type="dxa"/>
-          </w:tcMar>
         </w:tcPr>
         <w:p>
           <w:pPr>
             <w:pStyle w:val="normal1"/>
+            <w:spacing w:before="0" w:after="0"/>
             <w:jc w:val="right"/>
             <w:rPr>
               <w:sz w:val="16"/>
@@ -2004,55 +1935,134 @@
           </w:pPr>
           <w:r>
             <w:rPr>
+              <w:rFonts w:eastAsia="Open Sans" w:cs="Open Sans"/>
+              <w:kern w:val="0"/>
               <w:sz w:val="16"/>
               <w:szCs w:val="16"/>
-              <w:lang w:val="de-DE"/>
+              <w:lang w:val="de-DE" w:eastAsia="en-US" w:bidi="ar-SA"/>
             </w:rPr>
             <w:br/>
           </w:r>
-          <w:proofErr w:type="spellStart"/>
           <w:r>
             <w:rPr>
+              <w:rFonts w:eastAsia="Open Sans" w:cs="Open Sans"/>
+              <w:kern w:val="0"/>
               <w:sz w:val="16"/>
               <w:szCs w:val="16"/>
-            </w:rPr>
-            <w:t>Seite</w:t>
-          </w:r>
-          <w:proofErr w:type="spellEnd"/>
-          <w:r>
-            <w:rPr>
-              <w:sz w:val="16"/>
-              <w:szCs w:val="16"/>
-            </w:rPr>
-            <w:t xml:space="preserve"> </w:t>
+              <w:lang w:val="pl-PL" w:eastAsia="en-US" w:bidi="ar-SA"/>
+            </w:rPr>
+            <w:t xml:space="preserve">Seite </w:t>
           </w:r>
           <w:r>
+            <w:rPr>
+              <w:rFonts w:eastAsia="Open Sans" w:cs="Open Sans"/>
+              <w:kern w:val="0"/>
+              <w:sz w:val="22"/>
+              <w:szCs w:val="22"/>
+              <w:lang w:val="pl-PL" w:eastAsia="en-US" w:bidi="ar-SA"/>
+            </w:rPr>
             <w:fldChar w:fldCharType="begin"/>
           </w:r>
           <w:r>
+            <w:rPr>
+              <w:sz w:val="22"/>
+              <w:kern w:val="0"/>
+              <w:szCs w:val="22"/>
+              <w:rFonts w:eastAsia="Open Sans" w:cs="Open Sans"/>
+              <w:lang w:val="pl-PL" w:eastAsia="en-US" w:bidi="ar-SA"/>
+            </w:rPr>
             <w:instrText xml:space="preserve"> PAGE </w:instrText>
           </w:r>
           <w:r>
+            <w:rPr>
+              <w:sz w:val="22"/>
+              <w:kern w:val="0"/>
+              <w:szCs w:val="22"/>
+              <w:rFonts w:eastAsia="Open Sans" w:cs="Open Sans"/>
+              <w:lang w:val="pl-PL" w:eastAsia="en-US" w:bidi="ar-SA"/>
+            </w:rPr>
             <w:fldChar w:fldCharType="separate"/>
           </w:r>
           <w:r>
-            <w:t>1</w:t>
+            <w:rPr>
+              <w:sz w:val="22"/>
+              <w:kern w:val="0"/>
+              <w:szCs w:val="22"/>
+              <w:rFonts w:eastAsia="Open Sans" w:cs="Open Sans"/>
+              <w:lang w:val="pl-PL" w:eastAsia="en-US" w:bidi="ar-SA"/>
+            </w:rPr>
+            <w:t>2</w:t>
           </w:r>
           <w:r>
+            <w:rPr>
+              <w:sz w:val="22"/>
+              <w:kern w:val="0"/>
+              <w:szCs w:val="22"/>
+              <w:rFonts w:eastAsia="Open Sans" w:cs="Open Sans"/>
+              <w:lang w:val="pl-PL" w:eastAsia="en-US" w:bidi="ar-SA"/>
+            </w:rPr>
             <w:fldChar w:fldCharType="end"/>
           </w:r>
           <w:r>
             <w:rPr>
+              <w:rFonts w:eastAsia="Open Sans" w:cs="Open Sans"/>
+              <w:kern w:val="0"/>
               <w:sz w:val="16"/>
               <w:szCs w:val="16"/>
+              <w:lang w:val="pl-PL" w:eastAsia="en-US" w:bidi="ar-SA"/>
             </w:rPr>
             <w:t>/</w:t>
           </w:r>
-          <w:fldSimple w:instr=" NUMPAGES ">
-            <w:r>
-              <w:t>2</w:t>
-            </w:r>
-          </w:fldSimple>
+          <w:r>
+            <w:rPr>
+              <w:rFonts w:eastAsia="Open Sans" w:cs="Open Sans"/>
+              <w:kern w:val="0"/>
+              <w:sz w:val="22"/>
+              <w:szCs w:val="22"/>
+              <w:lang w:val="pl-PL" w:eastAsia="en-US" w:bidi="ar-SA"/>
+            </w:rPr>
+            <w:fldChar w:fldCharType="begin"/>
+          </w:r>
+          <w:r>
+            <w:rPr>
+              <w:sz w:val="22"/>
+              <w:kern w:val="0"/>
+              <w:szCs w:val="22"/>
+              <w:rFonts w:eastAsia="Open Sans" w:cs="Open Sans"/>
+              <w:lang w:val="pl-PL" w:eastAsia="en-US" w:bidi="ar-SA"/>
+            </w:rPr>
+            <w:instrText xml:space="preserve"> NUMPAGES </w:instrText>
+          </w:r>
+          <w:r>
+            <w:rPr>
+              <w:sz w:val="22"/>
+              <w:kern w:val="0"/>
+              <w:szCs w:val="22"/>
+              <w:rFonts w:eastAsia="Open Sans" w:cs="Open Sans"/>
+              <w:lang w:val="pl-PL" w:eastAsia="en-US" w:bidi="ar-SA"/>
+            </w:rPr>
+            <w:fldChar w:fldCharType="separate"/>
+          </w:r>
+          <w:r>
+            <w:rPr>
+              <w:sz w:val="22"/>
+              <w:kern w:val="0"/>
+              <w:szCs w:val="22"/>
+              <w:rFonts w:eastAsia="Open Sans" w:cs="Open Sans"/>
+              <w:lang w:val="pl-PL" w:eastAsia="en-US" w:bidi="ar-SA"/>
+            </w:rPr>
+            <w:t>2</w:t>
+          </w:r>
+          <w:r>
+            <w:rPr>
+              <w:sz w:val="22"/>
+              <w:kern w:val="0"/>
+              <w:szCs w:val="22"/>
+              <w:rFonts w:eastAsia="Open Sans" w:cs="Open Sans"/>
+              <w:lang w:val="pl-PL" w:eastAsia="en-US" w:bidi="ar-SA"/>
+            </w:rPr>
+            <w:fldChar w:fldCharType="end"/>
+          </w:r>
         </w:p>
       </w:tc>
     </w:tr>
@@ -2060,40 +2070,51 @@
   <w:p>
     <w:pPr>
       <w:pStyle w:val="normal1"/>
-      <w:spacing w:before="240" w:line="14" w:lineRule="auto"/>
+      <w:spacing w:lineRule="auto" w:line="14" w:before="240" w:after="0"/>
       <w:jc w:val="center"/>
+      <w:rPr/>
     </w:pPr>
+    <w:r>
+      <w:rPr/>
+    </w:r>
   </w:p>
 </w:ftr>
 </file>
 
 <file path=word/footer3.xml><?xml version="1.0" encoding="utf-8"?>
-<w:ftr xmlns:wpc="http://schemas.microsoft.com/office/word/2010/wordprocessingCanvas" xmlns:cx="http://schemas.microsoft.com/office/drawing/2014/chartex" xmlns:cx1="http://schemas.microsoft.com/office/drawing/2015/9/8/chartex" xmlns:cx2="http://schemas.microsoft.com/office/drawing/2015/10/21/chartex" xmlns:cx3="http://schemas.microsoft.com/office/drawing/2016/5/9/chartex" xmlns:cx4="http://schemas.microsoft.com/office/drawing/2016/5/10/chartex" xmlns:cx5="http://schemas.microsoft.com/office/drawing/2016/5/11/chartex" xmlns:cx6="http://schemas.microsoft.com/office/drawing/2016/5/12/chartex" xmlns:cx7="http://schemas.microsoft.com/office/drawing/2016/5/13/chartex" xmlns:cx8="http://schemas.microsoft.com/office/drawing/2016/5/14/chartex" xmlns:mc="http://schemas.openxmlformats.org/markup-compatibility/2006" xmlns:aink="http://schemas.microsoft.com/office/drawing/2016/ink" xmlns:am3d="http://schemas.microsoft.com/office/drawing/2017/model3d" xmlns:o="urn:schemas-microsoft-com:office:office" xmlns:oel="http://schemas.microsoft.com/office/2019/extlst" xmlns:r="http://schemas.openxmlformats.org/officeDocument/2006/relationships" xmlns:m="http://schemas.openxmlformats.org/officeDocument/2006/math" xmlns:v="urn:schemas-microsoft-com:vml" xmlns:wp14="http://schemas.microsoft.com/office/word/2010/wordprocessingDrawing" xmlns:wp="http://schemas.openxmlformats.org/drawingml/2006/wordprocessingDrawing" xmlns:w10="urn:schemas-microsoft-com:office:word" xmlns:w="http://schemas.openxmlformats.org/wordprocessingml/2006/main" xmlns:w14="http://schemas.microsoft.com/office/word/2010/wordml" xmlns:w15="http://schemas.microsoft.com/office/word/2012/wordml" xmlns:w16cex="http://schemas.microsoft.com/office/word/2018/wordml/cex" xmlns:w16cid="http://schemas.microsoft.com/office/word/2016/wordml/cid" xmlns:w16="http://schemas.microsoft.com/office/word/2018/wordml" xmlns:w16du="http://schemas.microsoft.com/office/word/2023/wordml/word16du" xmlns:w16sdtdh="http://schemas.microsoft.com/office/word/2020/wordml/sdtdatahash" xmlns:w16sdtfl="http://schemas.microsoft.com/office/word/2024/wordml/sdtformatlock" xmlns:w16se="http://schemas.microsoft.com/office/word/2015/wordml/symex" xmlns:wpg="http://schemas.microsoft.com/office/word/2010/wordprocessingGroup" xmlns:wpi="http://schemas.microsoft.com/office/word/2010/wordprocessingInk" xmlns:wne="http://schemas.microsoft.com/office/word/2006/wordml" xmlns:wps="http://schemas.microsoft.com/office/word/2010/wordprocessingShape" mc:Ignorable="w14 w15 w16se w16cid w16 w16cex w16sdtdh w16sdtfl w16du wp14">
+<w:ftr xmlns:o="urn:schemas-microsoft-com:office:office" xmlns:r="http://schemas.openxmlformats.org/officeDocument/2006/relationships" xmlns:v="urn:schemas-microsoft-com:vml" xmlns:w="http://schemas.openxmlformats.org/wordprocessingml/2006/main" xmlns:w10="urn:schemas-microsoft-com:office:word" xmlns:wp="http://schemas.openxmlformats.org/drawingml/2006/wordprocessingDrawing" xmlns:pic="http://schemas.openxmlformats.org/drawingml/2006/picture" xmlns:wps="http://schemas.microsoft.com/office/word/2010/wordprocessingShape" xmlns:wpg="http://schemas.microsoft.com/office/word/2010/wordprocessingGroup" xmlns:mc="http://schemas.openxmlformats.org/markup-compatibility/2006" xmlns:wp14="http://schemas.microsoft.com/office/word/2010/wordprocessingDrawing" xmlns:w14="http://schemas.microsoft.com/office/word/2010/wordml" xmlns:w15="http://schemas.microsoft.com/office/word/2012/wordml" mc:Ignorable="w14 wp14 w15">
   <w:p>
     <w:pPr>
       <w:pStyle w:val="normal1"/>
-      <w:spacing w:before="240" w:after="240" w:line="14" w:lineRule="auto"/>
+      <w:spacing w:lineRule="auto" w:line="14" w:before="240" w:after="240"/>
+      <w:rPr/>
     </w:pPr>
+    <w:r>
+      <w:rPr/>
+    </w:r>
   </w:p>
   <w:tbl>
     <w:tblPr>
       <w:tblStyle w:val="NormalTable0"/>
       <w:tblW w:w="9885" w:type="dxa"/>
+      <w:jc w:val="left"/>
       <w:tblInd w:w="0" w:type="dxa"/>
       <w:tblLayout w:type="fixed"/>
       <w:tblCellMar>
+        <w:top w:w="0" w:type="dxa"/>
         <w:left w:w="10" w:type="dxa"/>
+        <w:bottom w:w="0" w:type="dxa"/>
         <w:right w:w="10" w:type="dxa"/>
       </w:tblCellMar>
-      <w:tblLook w:val="04A0" w:firstRow="1" w:lastRow="0" w:firstColumn="1" w:lastColumn="0" w:noHBand="0" w:noVBand="1"/>
+      <w:tblLook w:val="04a0" w:noVBand="1" w:noHBand="0" w:lastColumn="0" w:firstColumn="1" w:lastRow="0" w:firstRow="1"/>
     </w:tblPr>
     <w:tblGrid>
       <w:gridCol w:w="8055"/>
-      <w:gridCol w:w="1830"/>
+      <w:gridCol w:w="1829"/>
     </w:tblGrid>
     <w:tr>
       <w:trPr>
-        <w:trHeight w:val="20"/>
+        <w:trHeight w:val="20" w:hRule="atLeast"/>
       </w:trPr>
       <w:tc>
         <w:tcPr>
@@ -2104,17 +2125,13 @@
             <w:bottom w:val="single" w:sz="8" w:space="0" w:color="FFFFFF"/>
             <w:right w:val="single" w:sz="8" w:space="0" w:color="FFFFFF"/>
           </w:tcBorders>
-          <w:tcMar>
-            <w:top w:w="0" w:type="dxa"/>
-            <w:left w:w="10" w:type="dxa"/>
-            <w:bottom w:w="0" w:type="dxa"/>
-            <w:right w:w="10" w:type="dxa"/>
-          </w:tcMar>
           <w:vAlign w:val="bottom"/>
         </w:tcPr>
         <w:p>
           <w:pPr>
+            <w:pStyle w:val="Normal"/>
             <w:keepLines/>
+            <w:spacing w:before="0" w:after="0"/>
             <w:ind w:left="720"/>
             <w:jc w:val="center"/>
             <w:rPr>
@@ -2125,16 +2142,20 @@
           </w:pPr>
           <w:r>
             <w:rPr>
+              <w:rFonts w:eastAsia="Open Sans" w:cs="Open Sans"/>
+              <w:kern w:val="0"/>
               <w:sz w:val="14"/>
               <w:szCs w:val="14"/>
-              <w:lang w:val="de-DE"/>
+              <w:lang w:val="de-DE" w:eastAsia="en-US" w:bidi="ar-SA"/>
             </w:rPr>
             <w:t>EmC2 Attila Landgrafe | Waldstraße 5 | 95032 Hof</w:t>
           </w:r>
         </w:p>
         <w:p>
           <w:pPr>
+            <w:pStyle w:val="Normal"/>
             <w:keepLines/>
+            <w:spacing w:before="0" w:after="0"/>
             <w:ind w:left="720"/>
             <w:jc w:val="center"/>
             <w:rPr>
@@ -2145,16 +2166,20 @@
           </w:pPr>
           <w:r>
             <w:rPr>
+              <w:rFonts w:eastAsia="Open Sans" w:cs="Open Sans"/>
+              <w:kern w:val="0"/>
               <w:sz w:val="14"/>
               <w:szCs w:val="14"/>
-              <w:lang w:val="de-DE"/>
+              <w:lang w:val="de-DE" w:eastAsia="en-US" w:bidi="ar-SA"/>
             </w:rPr>
             <w:t>Steuernummer: 22324320478 | USt-IdNr.: DE296903997</w:t>
           </w:r>
         </w:p>
         <w:p>
           <w:pPr>
+            <w:pStyle w:val="Normal"/>
             <w:keepLines/>
+            <w:spacing w:before="0" w:after="0"/>
             <w:ind w:left="720"/>
             <w:jc w:val="center"/>
             <w:rPr>
@@ -2165,9 +2190,11 @@
           </w:pPr>
           <w:r>
             <w:rPr>
+              <w:rFonts w:eastAsia="Open Sans" w:cs="Open Sans"/>
+              <w:kern w:val="0"/>
               <w:sz w:val="14"/>
               <w:szCs w:val="14"/>
-              <w:lang w:val="de-DE"/>
+              <w:lang w:val="de-DE" w:eastAsia="en-US" w:bidi="ar-SA"/>
             </w:rPr>
             <w:t>VR Bank Bayreuth-Hof eG | IBAN: DE43 7806 0896 0007 0794 43 | BIC: GENODEF1HO1</w:t>
           </w:r>
@@ -2175,23 +2202,18 @@
       </w:tc>
       <w:tc>
         <w:tcPr>
-          <w:tcW w:w="1830" w:type="dxa"/>
+          <w:tcW w:w="1829" w:type="dxa"/>
           <w:tcBorders>
             <w:top w:val="single" w:sz="8" w:space="0" w:color="FFFFFF"/>
             <w:left w:val="single" w:sz="8" w:space="0" w:color="FFFFFF"/>
             <w:bottom w:val="single" w:sz="8" w:space="0" w:color="FFFFFF"/>
             <w:right w:val="single" w:sz="8" w:space="0" w:color="FFFFFF"/>
           </w:tcBorders>
-          <w:tcMar>
-            <w:top w:w="0" w:type="dxa"/>
-            <w:left w:w="10" w:type="dxa"/>
-            <w:bottom w:w="0" w:type="dxa"/>
-            <w:right w:w="10" w:type="dxa"/>
-          </w:tcMar>
         </w:tcPr>
         <w:p>
           <w:pPr>
             <w:pStyle w:val="normal1"/>
+            <w:spacing w:before="0" w:after="0"/>
             <w:jc w:val="right"/>
             <w:rPr>
               <w:sz w:val="16"/>
@@ -2200,55 +2222,134 @@
           </w:pPr>
           <w:r>
             <w:rPr>
+              <w:rFonts w:eastAsia="Open Sans" w:cs="Open Sans"/>
+              <w:kern w:val="0"/>
               <w:sz w:val="16"/>
               <w:szCs w:val="16"/>
-              <w:lang w:val="de-DE"/>
+              <w:lang w:val="de-DE" w:eastAsia="en-US" w:bidi="ar-SA"/>
             </w:rPr>
             <w:br/>
           </w:r>
-          <w:proofErr w:type="spellStart"/>
           <w:r>
             <w:rPr>
+              <w:rFonts w:eastAsia="Open Sans" w:cs="Open Sans"/>
+              <w:kern w:val="0"/>
               <w:sz w:val="16"/>
               <w:szCs w:val="16"/>
-            </w:rPr>
-            <w:t>Seite</w:t>
-          </w:r>
-          <w:proofErr w:type="spellEnd"/>
-          <w:r>
-            <w:rPr>
-              <w:sz w:val="16"/>
-              <w:szCs w:val="16"/>
-            </w:rPr>
-            <w:t xml:space="preserve"> </w:t>
+              <w:lang w:val="pl-PL" w:eastAsia="en-US" w:bidi="ar-SA"/>
+            </w:rPr>
+            <w:t xml:space="preserve">Seite </w:t>
           </w:r>
           <w:r>
+            <w:rPr>
+              <w:rFonts w:eastAsia="Open Sans" w:cs="Open Sans"/>
+              <w:kern w:val="0"/>
+              <w:sz w:val="22"/>
+              <w:szCs w:val="22"/>
+              <w:lang w:val="pl-PL" w:eastAsia="en-US" w:bidi="ar-SA"/>
+            </w:rPr>
             <w:fldChar w:fldCharType="begin"/>
           </w:r>
           <w:r>
+            <w:rPr>
+              <w:sz w:val="22"/>
+              <w:kern w:val="0"/>
+              <w:szCs w:val="22"/>
+              <w:rFonts w:eastAsia="Open Sans" w:cs="Open Sans"/>
+              <w:lang w:val="pl-PL" w:eastAsia="en-US" w:bidi="ar-SA"/>
+            </w:rPr>
             <w:instrText xml:space="preserve"> PAGE </w:instrText>
           </w:r>
           <w:r>
+            <w:rPr>
+              <w:sz w:val="22"/>
+              <w:kern w:val="0"/>
+              <w:szCs w:val="22"/>
+              <w:rFonts w:eastAsia="Open Sans" w:cs="Open Sans"/>
+              <w:lang w:val="pl-PL" w:eastAsia="en-US" w:bidi="ar-SA"/>
+            </w:rPr>
             <w:fldChar w:fldCharType="separate"/>
           </w:r>
           <w:r>
+            <w:rPr>
+              <w:sz w:val="22"/>
+              <w:kern w:val="0"/>
+              <w:szCs w:val="22"/>
+              <w:rFonts w:eastAsia="Open Sans" w:cs="Open Sans"/>
+              <w:lang w:val="pl-PL" w:eastAsia="en-US" w:bidi="ar-SA"/>
+            </w:rPr>
             <w:t>2</w:t>
           </w:r>
           <w:r>
+            <w:rPr>
+              <w:sz w:val="22"/>
+              <w:kern w:val="0"/>
+              <w:szCs w:val="22"/>
+              <w:rFonts w:eastAsia="Open Sans" w:cs="Open Sans"/>
+              <w:lang w:val="pl-PL" w:eastAsia="en-US" w:bidi="ar-SA"/>
+            </w:rPr>
             <w:fldChar w:fldCharType="end"/>
           </w:r>
           <w:r>
             <w:rPr>
+              <w:rFonts w:eastAsia="Open Sans" w:cs="Open Sans"/>
+              <w:kern w:val="0"/>
               <w:sz w:val="16"/>
               <w:szCs w:val="16"/>
+              <w:lang w:val="pl-PL" w:eastAsia="en-US" w:bidi="ar-SA"/>
             </w:rPr>
             <w:t>/</w:t>
           </w:r>
-          <w:fldSimple w:instr=" NUMPAGES ">
-            <w:r>
-              <w:t>2</w:t>
-            </w:r>
-          </w:fldSimple>
+          <w:r>
+            <w:rPr>
+              <w:rFonts w:eastAsia="Open Sans" w:cs="Open Sans"/>
+              <w:kern w:val="0"/>
+              <w:sz w:val="22"/>
+              <w:szCs w:val="22"/>
+              <w:lang w:val="pl-PL" w:eastAsia="en-US" w:bidi="ar-SA"/>
+            </w:rPr>
+            <w:fldChar w:fldCharType="begin"/>
+          </w:r>
+          <w:r>
+            <w:rPr>
+              <w:sz w:val="22"/>
+              <w:kern w:val="0"/>
+              <w:szCs w:val="22"/>
+              <w:rFonts w:eastAsia="Open Sans" w:cs="Open Sans"/>
+              <w:lang w:val="pl-PL" w:eastAsia="en-US" w:bidi="ar-SA"/>
+            </w:rPr>
+            <w:instrText xml:space="preserve"> NUMPAGES </w:instrText>
+          </w:r>
+          <w:r>
+            <w:rPr>
+              <w:sz w:val="22"/>
+              <w:kern w:val="0"/>
+              <w:szCs w:val="22"/>
+              <w:rFonts w:eastAsia="Open Sans" w:cs="Open Sans"/>
+              <w:lang w:val="pl-PL" w:eastAsia="en-US" w:bidi="ar-SA"/>
+            </w:rPr>
+            <w:fldChar w:fldCharType="separate"/>
+          </w:r>
+          <w:r>
+            <w:rPr>
+              <w:sz w:val="22"/>
+              <w:kern w:val="0"/>
+              <w:szCs w:val="22"/>
+              <w:rFonts w:eastAsia="Open Sans" w:cs="Open Sans"/>
+              <w:lang w:val="pl-PL" w:eastAsia="en-US" w:bidi="ar-SA"/>
+            </w:rPr>
+            <w:t>2</w:t>
+          </w:r>
+          <w:r>
+            <w:rPr>
+              <w:sz w:val="22"/>
+              <w:kern w:val="0"/>
+              <w:szCs w:val="22"/>
+              <w:rFonts w:eastAsia="Open Sans" w:cs="Open Sans"/>
+              <w:lang w:val="pl-PL" w:eastAsia="en-US" w:bidi="ar-SA"/>
+            </w:rPr>
+            <w:fldChar w:fldCharType="end"/>
+          </w:r>
         </w:p>
       </w:tc>
     </w:tr>
@@ -2256,136 +2357,53 @@
   <w:p>
     <w:pPr>
       <w:pStyle w:val="normal1"/>
-      <w:spacing w:before="240" w:line="14" w:lineRule="auto"/>
+      <w:spacing w:lineRule="auto" w:line="14" w:before="240" w:after="0"/>
       <w:jc w:val="center"/>
+      <w:rPr/>
     </w:pPr>
+    <w:r>
+      <w:rPr/>
+    </w:r>
   </w:p>
 </w:ftr>
 </file>
 
-<file path=word/footnotes.xml><?xml version="1.0" encoding="utf-8"?>
-<w:footnotes xmlns:wpc="http://schemas.microsoft.com/office/word/2010/wordprocessingCanvas" xmlns:cx="http://schemas.microsoft.com/office/drawing/2014/chartex" xmlns:cx1="http://schemas.microsoft.com/office/drawing/2015/9/8/chartex" xmlns:cx2="http://schemas.microsoft.com/office/drawing/2015/10/21/chartex" xmlns:cx3="http://schemas.microsoft.com/office/drawing/2016/5/9/chartex" xmlns:cx4="http://schemas.microsoft.com/office/drawing/2016/5/10/chartex" xmlns:cx5="http://schemas.microsoft.com/office/drawing/2016/5/11/chartex" xmlns:cx6="http://schemas.microsoft.com/office/drawing/2016/5/12/chartex" xmlns:cx7="http://schemas.microsoft.com/office/drawing/2016/5/13/chartex" xmlns:cx8="http://schemas.microsoft.com/office/drawing/2016/5/14/chartex" xmlns:mc="http://schemas.openxmlformats.org/markup-compatibility/2006" xmlns:aink="http://schemas.microsoft.com/office/drawing/2016/ink" xmlns:am3d="http://schemas.microsoft.com/office/drawing/2017/model3d" xmlns:o="urn:schemas-microsoft-com:office:office" xmlns:oel="http://schemas.microsoft.com/office/2019/extlst" xmlns:r="http://schemas.openxmlformats.org/officeDocument/2006/relationships" xmlns:m="http://schemas.openxmlformats.org/officeDocument/2006/math" xmlns:v="urn:schemas-microsoft-com:vml" xmlns:wp14="http://schemas.microsoft.com/office/word/2010/wordprocessingDrawing" xmlns:wp="http://schemas.openxmlformats.org/drawingml/2006/wordprocessingDrawing" xmlns:w10="urn:schemas-microsoft-com:office:word" xmlns:w="http://schemas.openxmlformats.org/wordprocessingml/2006/main" xmlns:w14="http://schemas.microsoft.com/office/word/2010/wordml" xmlns:w15="http://schemas.microsoft.com/office/word/2012/wordml" xmlns:w16cex="http://schemas.microsoft.com/office/word/2018/wordml/cex" xmlns:w16cid="http://schemas.microsoft.com/office/word/2016/wordml/cid" xmlns:w16="http://schemas.microsoft.com/office/word/2018/wordml" xmlns:w16du="http://schemas.microsoft.com/office/word/2023/wordml/word16du" xmlns:w16sdtdh="http://schemas.microsoft.com/office/word/2020/wordml/sdtdatahash" xmlns:w16sdtfl="http://schemas.microsoft.com/office/word/2024/wordml/sdtformatlock" xmlns:w16se="http://schemas.microsoft.com/office/word/2015/wordml/symex" xmlns:wpg="http://schemas.microsoft.com/office/word/2010/wordprocessingGroup" xmlns:wpi="http://schemas.microsoft.com/office/word/2010/wordprocessingInk" xmlns:wne="http://schemas.microsoft.com/office/word/2006/wordml" xmlns:wps="http://schemas.microsoft.com/office/word/2010/wordprocessingShape" mc:Ignorable="w14 w15 w16se w16cid w16 w16cex w16sdtdh w16sdtfl w16du wp14">
-  <w:footnote w:type="separator" w:id="-1">
-    <w:p>
-      <w:r>
-        <w:separator/>
-      </w:r>
-    </w:p>
-  </w:footnote>
-  <w:footnote w:type="continuationSeparator" w:id="0">
-    <w:p>
-      <w:r>
-        <w:continuationSeparator/>
-      </w:r>
-    </w:p>
-  </w:footnote>
-</w:footnotes>
-</file>
-
 <file path=word/header1.xml><?xml version="1.0" encoding="utf-8"?>
-<w:hdr xmlns:wpc="http://schemas.microsoft.com/office/word/2010/wordprocessingCanvas" xmlns:cx="http://schemas.microsoft.com/office/drawing/2014/chartex" xmlns:cx1="http://schemas.microsoft.com/office/drawing/2015/9/8/chartex" xmlns:cx2="http://schemas.microsoft.com/office/drawing/2015/10/21/chartex" xmlns:cx3="http://schemas.microsoft.com/office/drawing/2016/5/9/chartex" xmlns:cx4="http://schemas.microsoft.com/office/drawing/2016/5/10/chartex" xmlns:cx5="http://schemas.microsoft.com/office/drawing/2016/5/11/chartex" xmlns:cx6="http://schemas.microsoft.com/office/drawing/2016/5/12/chartex" xmlns:cx7="http://schemas.microsoft.com/office/drawing/2016/5/13/chartex" xmlns:cx8="http://schemas.microsoft.com/office/drawing/2016/5/14/chartex" xmlns:mc="http://schemas.openxmlformats.org/markup-compatibility/2006" xmlns:aink="http://schemas.microsoft.com/office/drawing/2016/ink" xmlns:am3d="http://schemas.microsoft.com/office/drawing/2017/model3d" xmlns:o="urn:schemas-microsoft-com:office:office" xmlns:oel="http://schemas.microsoft.com/office/2019/extlst" xmlns:r="http://schemas.openxmlformats.org/officeDocument/2006/relationships" xmlns:m="http://schemas.openxmlformats.org/officeDocument/2006/math" xmlns:v="urn:schemas-microsoft-com:vml" xmlns:wp14="http://schemas.microsoft.com/office/word/2010/wordprocessingDrawing" xmlns:wp="http://schemas.openxmlformats.org/drawingml/2006/wordprocessingDrawing" xmlns:w10="urn:schemas-microsoft-com:office:word" xmlns:w="http://schemas.openxmlformats.org/wordprocessingml/2006/main" xmlns:w14="http://schemas.microsoft.com/office/word/2010/wordml" xmlns:w15="http://schemas.microsoft.com/office/word/2012/wordml" xmlns:w16cex="http://schemas.microsoft.com/office/word/2018/wordml/cex" xmlns:w16cid="http://schemas.microsoft.com/office/word/2016/wordml/cid" xmlns:w16="http://schemas.microsoft.com/office/word/2018/wordml" xmlns:w16du="http://schemas.microsoft.com/office/word/2023/wordml/word16du" xmlns:w16sdtdh="http://schemas.microsoft.com/office/word/2020/wordml/sdtdatahash" xmlns:w16sdtfl="http://schemas.microsoft.com/office/word/2024/wordml/sdtformatlock" xmlns:w16se="http://schemas.microsoft.com/office/word/2015/wordml/symex" xmlns:wpg="http://schemas.microsoft.com/office/word/2010/wordprocessingGroup" xmlns:wpi="http://schemas.microsoft.com/office/word/2010/wordprocessingInk" xmlns:wne="http://schemas.microsoft.com/office/word/2006/wordml" xmlns:wps="http://schemas.microsoft.com/office/word/2010/wordprocessingShape" mc:Ignorable="w14 w15 w16se w16cid w16 w16cex w16sdtdh w16sdtfl w16du wp14">
+<w:hdr xmlns:o="urn:schemas-microsoft-com:office:office" xmlns:r="http://schemas.openxmlformats.org/officeDocument/2006/relationships" xmlns:v="urn:schemas-microsoft-com:vml" xmlns:w="http://schemas.openxmlformats.org/wordprocessingml/2006/main" xmlns:w10="urn:schemas-microsoft-com:office:word" xmlns:wp="http://schemas.openxmlformats.org/drawingml/2006/wordprocessingDrawing" xmlns:pic="http://schemas.openxmlformats.org/drawingml/2006/picture" xmlns:wps="http://schemas.microsoft.com/office/word/2010/wordprocessingShape" xmlns:wpg="http://schemas.microsoft.com/office/word/2010/wordprocessingGroup" xmlns:mc="http://schemas.openxmlformats.org/markup-compatibility/2006" xmlns:wp14="http://schemas.microsoft.com/office/word/2010/wordprocessingDrawing" xmlns:w14="http://schemas.microsoft.com/office/word/2010/wordml" xmlns:w15="http://schemas.microsoft.com/office/word/2012/wordml" mc:Ignorable="w14 wp14 w15">
   <w:p>
     <w:pPr>
-      <w:pStyle w:val="Nagwek"/>
+      <w:pStyle w:val="Header"/>
+      <w:rPr/>
     </w:pPr>
+    <w:r>
+      <w:rPr/>
+    </w:r>
   </w:p>
 </w:hdr>
 </file>
 
 <file path=word/header2.xml><?xml version="1.0" encoding="utf-8"?>
-<w:hdr xmlns:wpc="http://schemas.microsoft.com/office/word/2010/wordprocessingCanvas" xmlns:mc="http://schemas.openxmlformats.org/markup-compatibility/2006" xmlns:r="http://schemas.openxmlformats.org/officeDocument/2006/relationships" xmlns:m="http://schemas.openxmlformats.org/officeDocument/2006/math" xmlns:wp="http://schemas.openxmlformats.org/drawingml/2006/wordprocessingDrawing" xmlns:w="http://schemas.openxmlformats.org/wordprocessingml/2006/main" xmlns:w14="http://schemas.microsoft.com/office/word/2010/wordml" xmlns:w15="http://schemas.microsoft.com/office/word/2012/wordml" xmlns:w16cex="http://schemas.microsoft.com/office/word/2018/wordml/cex" xmlns:w16cid="http://schemas.microsoft.com/office/word/2016/wordml/cid" xmlns:w16="http://schemas.microsoft.com/office/word/2018/wordml" xmlns:w16du="http://schemas.microsoft.com/office/word/2023/wordml/word16du" xmlns:w16sdtdh="http://schemas.microsoft.com/office/word/2020/wordml/sdtdatahash" xmlns:w16se="http://schemas.microsoft.com/office/word/2015/wordml/symex" xmlns:wpg="http://schemas.microsoft.com/office/word/2010/wordprocessingGroup" xmlns:wpi="http://schemas.microsoft.com/office/word/2010/wordprocessingInk" xmlns:wne="http://schemas.microsoft.com/office/word/2006/wordml" xmlns:wps="http://schemas.microsoft.com/office/word/2010/wordprocessingShape" mc:Ignorable="w14 w15 w16se w16cid w16 w16cex w16sdtdh w16du">
+<w:hdr xmlns:o="urn:schemas-microsoft-com:office:office" xmlns:r="http://schemas.openxmlformats.org/officeDocument/2006/relationships" xmlns:v="urn:schemas-microsoft-com:vml" xmlns:w="http://schemas.openxmlformats.org/wordprocessingml/2006/main" xmlns:w10="urn:schemas-microsoft-com:office:word" xmlns:wp="http://schemas.openxmlformats.org/drawingml/2006/wordprocessingDrawing" xmlns:pic="http://schemas.openxmlformats.org/drawingml/2006/picture" xmlns:wps="http://schemas.microsoft.com/office/word/2010/wordprocessingShape" xmlns:wpg="http://schemas.microsoft.com/office/word/2010/wordprocessingGroup" xmlns:mc="http://schemas.openxmlformats.org/markup-compatibility/2006" xmlns:wp14="http://schemas.microsoft.com/office/word/2010/wordprocessingDrawing" xmlns:w14="http://schemas.microsoft.com/office/word/2010/wordml" xmlns:w15="http://schemas.microsoft.com/office/word/2012/wordml" mc:Ignorable="w14 wp14 w15">
   <w:p>
     <w:pPr>
       <w:pStyle w:val="normal1"/>
-    </w:pPr>
-  </w:p>
-  <w:p>
-    <w:pPr>
-      <w:spacing w:before="0" w:after="0"/>
-      <w:rPr>
-        <w:rFonts w:ascii="Open Sans" w:eastAsia="Open Sans" w:hAnsi="Open Sans" w:cs="Open Sans"/>
-        <w:b/>
-        <w:bCs/>
-        <w:color w:val="1F2D3D"/>
-        <w:sz w:val="28"/>
-        <w:szCs w:val="28"/>
-        <w:spacing w:val="100"/>
-      </w:rPr>
+      <w:rPr/>
     </w:pPr>
     <w:r>
-      <w:rPr>
-        <w:rFonts w:ascii="Open Sans" w:eastAsia="Open Sans" w:hAnsi="Open Sans" w:cs="Open Sans"/>
-        <w:b/>
-        <w:bCs/>
-        <w:color w:val="1F2D3D"/>
-        <w:sz w:val="28"/>
-        <w:szCs w:val="28"/>
-        <w:spacing w:val="100"/>
-      </w:rPr>
-      <w:t xml:space="preserve">EmC2  Alltagshilfe</w:t>
-    </w:r>
-  </w:p>
-  <w:p>
-    <w:pPr>
-      <w:spacing w:before="0" w:after="300"/>
-    </w:pPr>
-    <w:r>
-      <w:rPr>
-        <w:noProof/>
-      </w:rPr>
+      <w:rPr/>
       <w:drawing>
-        <wp:inline distT="0" distB="0" distL="0" distR="0">
-          <wp:extent cx="4807585" cy="28575"/>
-          <wp:effectExtent l="0" t="0" r="0" b="0"/>
-          <wp:docPr id="3" name="blue-line"/>
-          <wp:cNvGraphicFramePr>
-            <a:graphicFrameLocks xmlns:a="http://schemas.openxmlformats.org/drawingml/2006/main" noChangeAspect="1"/>
-          </wp:cNvGraphicFramePr>
-          <a:graphic xmlns:a="http://schemas.openxmlformats.org/drawingml/2006/main">
-            <a:graphicData uri="http://schemas.microsoft.com/office/word/2010/wordprocessingShape">
-              <wps:wsp xmlns:wps="http://schemas.microsoft.com/office/word/2010/wordprocessingShape">
-                <wps:cNvSpPr>
-                  <a:spLocks noChangeArrowheads="1"/>
-                </wps:cNvSpPr>
-                <wps:spPr>
-                  <a:xfrm>
-                    <a:off x="0" y="0"/>
-                    <a:ext cx="4807585" cy="28575"/>
-                  </a:xfrm>
-                  <a:prstGeom prst="rect">
-                    <a:avLst/>
-                  </a:prstGeom>
-                  <a:solidFill>
-                    <a:srgbClr val="2E74B5"/>
-                  </a:solidFill>
-                  <a:ln>
-                    <a:noFill/>
-                  </a:ln>
-                </wps:spPr>
-                <wps:bodyPr lIns="0" rIns="0" tIns="0" bIns="0" anchor="t"/>
-              </wps:wsp>
-            </a:graphicData>
-          </a:graphic>
-        </wp:inline>
-      </w:drawing>
-    </w:r>
-    <w:r>
-      <w:rPr>
-        <w:noProof/>
-      </w:rPr>
-      <w:drawing>
-        <wp:anchor distT="0" distB="0" distL="114300" distR="114300" simplePos="0" relativeHeight="251658240" behindDoc="0" locked="0" layoutInCell="0" allowOverlap="1">
+        <wp:anchor behindDoc="1" distT="0" distB="0" distL="0" distR="0" simplePos="0" locked="0" layoutInCell="0" allowOverlap="1" relativeHeight="6">
           <wp:simplePos x="0" y="0"/>
           <wp:positionH relativeFrom="margin">
             <wp:align>right</wp:align>
           </wp:positionH>
           <wp:positionV relativeFrom="paragraph">
-            <wp:posOffset>-284956</wp:posOffset>
+            <wp:posOffset>147320</wp:posOffset>
           </wp:positionV>
-          <wp:extent cx="1030636" cy="598488"/>
+          <wp:extent cx="1143000" cy="663575"/>
           <wp:effectExtent l="0" t="0" r="0" b="0"/>
           <wp:wrapNone/>
-          <wp:docPr id="2" name="emc2-logo"/>
+          <wp:docPr id="1" name="emc2-logo" descr=""/>
           <wp:cNvGraphicFramePr>
             <a:graphicFrameLocks xmlns:a="http://schemas.openxmlformats.org/drawingml/2006/main" noChangeAspect="1"/>
           </wp:cNvGraphicFramePr>
@@ -2393,7 +2411,7 @@
             <a:graphicData uri="http://schemas.openxmlformats.org/drawingml/2006/picture">
               <pic:pic xmlns:pic="http://schemas.openxmlformats.org/drawingml/2006/picture">
                 <pic:nvPicPr>
-                  <pic:cNvPr id="0" name=""/>
+                  <pic:cNvPr id="1" name="emc2-logo" descr=""/>
                   <pic:cNvPicPr>
                     <a:picLocks noChangeAspect="1" noChangeArrowheads="1"/>
                   </pic:cNvPicPr>
@@ -2407,11 +2425,12 @@
                 <pic:spPr bwMode="auto">
                   <a:xfrm>
                     <a:off x="0" y="0"/>
-                    <a:ext cx="1030636" cy="598488"/>
+                    <a:ext cx="1143000" cy="663575"/>
                   </a:xfrm>
                   <a:prstGeom prst="rect">
                     <a:avLst/>
                   </a:prstGeom>
+                  <a:noFill/>
                 </pic:spPr>
               </pic:pic>
             </a:graphicData>
@@ -2420,103 +2439,113 @@
       </w:drawing>
     </w:r>
   </w:p>
+  <w:p>
+    <w:pPr>
+      <w:pStyle w:val="Normal"/>
+      <w:spacing w:before="0" w:after="0"/>
+      <w:ind w:hanging="0" w:left="0"/>
+      <w:jc w:val="left"/>
+      <w:rPr>
+        <w:spacing w:val="58"/>
+      </w:rPr>
+    </w:pPr>
+    <w:r>
+      <w:rPr>
+        <w:rFonts w:eastAsia="Open Sans" w:cs="Open Sans"/>
+        <w:b/>
+        <w:bCs/>
+        <w:color w:val="1F2D3D"/>
+        <w:spacing w:val="58"/>
+        <w:sz w:val="28"/>
+        <w:szCs w:val="28"/>
+      </w:rPr>
+      <w:t>EmC2  Alltagshilfe</w:t>
+    </w:r>
+  </w:p>
+  <w:p>
+    <w:pPr>
+      <w:pStyle w:val="Normal"/>
+      <w:spacing w:before="0" w:after="300"/>
+      <w:rPr/>
+    </w:pPr>
+    <w:r>
+      <w:rPr/>
+      <mc:AlternateContent>
+        <mc:Choice Requires="wps">
+          <w:drawing>
+            <wp:inline distT="0" distB="0" distL="0" distR="0">
+              <wp:extent cx="4807585" cy="28575"/>
+              <wp:effectExtent l="0" t="0" r="0" b="0"/>
+              <wp:docPr id="2" name="blue-line"/>
+              <a:graphic xmlns:a="http://schemas.openxmlformats.org/drawingml/2006/main">
+                <a:graphicData uri="http://schemas.microsoft.com/office/word/2010/wordprocessingShape">
+                  <wps:wsp>
+                    <wps:cNvSpPr/>
+                    <wps:spPr>
+                      <a:xfrm>
+                        <a:off x="0" y="0"/>
+                        <a:ext cx="4807440" cy="28440"/>
+                      </a:xfrm>
+                      <a:prstGeom prst="rect">
+                        <a:avLst/>
+                      </a:prstGeom>
+                      <a:solidFill>
+                        <a:srgbClr val="2e74b5"/>
+                      </a:solidFill>
+                      <a:ln w="0">
+                        <a:noFill/>
+                      </a:ln>
+                    </wps:spPr>
+                    <wps:style>
+                      <a:lnRef idx="0"/>
+                      <a:fillRef idx="0"/>
+                      <a:effectRef idx="0"/>
+                      <a:fontRef idx="minor"/>
+                    </wps:style>
+                    <wps:bodyPr/>
+                  </wps:wsp>
+                </a:graphicData>
+              </a:graphic>
+            </wp:inline>
+          </w:drawing>
+        </mc:Choice>
+        <mc:Fallback>
+          <w:pict>
+            <v:rect id="shape_0" ID="blue-line" path="m0,0l-2147483645,0l-2147483645,-2147483646l0,-2147483646xe" fillcolor="#2e74b5" stroked="f" o:allowincell="f" style="position:absolute;margin-left:0pt;margin-top:-2.3pt;width:378.5pt;height:2.2pt;mso-wrap-style:none;v-text-anchor:middle;mso-position-vertical:top">
+              <v:fill o:detectmouseclick="t" type="solid" color2="#d18b4a"/>
+              <v:stroke color="#3465a4" joinstyle="round" endcap="flat"/>
+              <w10:wrap type="square"/>
+            </v:rect>
+          </w:pict>
+        </mc:Fallback>
+      </mc:AlternateContent>
+    </w:r>
+  </w:p>
 </w:hdr>
 </file>
 
 <file path=word/header3.xml><?xml version="1.0" encoding="utf-8"?>
-<w:hdr xmlns:wpc="http://schemas.microsoft.com/office/word/2010/wordprocessingCanvas" xmlns:mc="http://schemas.openxmlformats.org/markup-compatibility/2006" xmlns:r="http://schemas.openxmlformats.org/officeDocument/2006/relationships" xmlns:m="http://schemas.openxmlformats.org/officeDocument/2006/math" xmlns:wp="http://schemas.openxmlformats.org/drawingml/2006/wordprocessingDrawing" xmlns:w="http://schemas.openxmlformats.org/wordprocessingml/2006/main" xmlns:w14="http://schemas.microsoft.com/office/word/2010/wordml" xmlns:w15="http://schemas.microsoft.com/office/word/2012/wordml" xmlns:w16cex="http://schemas.microsoft.com/office/word/2018/wordml/cex" xmlns:w16cid="http://schemas.microsoft.com/office/word/2016/wordml/cid" xmlns:w16="http://schemas.microsoft.com/office/word/2018/wordml" xmlns:w16du="http://schemas.microsoft.com/office/word/2023/wordml/word16du" xmlns:w16sdtdh="http://schemas.microsoft.com/office/word/2020/wordml/sdtdatahash" xmlns:w16se="http://schemas.microsoft.com/office/word/2015/wordml/symex" xmlns:wpg="http://schemas.microsoft.com/office/word/2010/wordprocessingGroup" xmlns:wpi="http://schemas.microsoft.com/office/word/2010/wordprocessingInk" xmlns:wne="http://schemas.microsoft.com/office/word/2006/wordml" xmlns:wps="http://schemas.microsoft.com/office/word/2010/wordprocessingShape" mc:Ignorable="w14 w15 w16se w16cid w16 w16cex w16sdtdh w16du">
+<w:hdr xmlns:o="urn:schemas-microsoft-com:office:office" xmlns:r="http://schemas.openxmlformats.org/officeDocument/2006/relationships" xmlns:v="urn:schemas-microsoft-com:vml" xmlns:w="http://schemas.openxmlformats.org/wordprocessingml/2006/main" xmlns:w10="urn:schemas-microsoft-com:office:word" xmlns:wp="http://schemas.openxmlformats.org/drawingml/2006/wordprocessingDrawing" xmlns:pic="http://schemas.openxmlformats.org/drawingml/2006/picture" xmlns:wps="http://schemas.microsoft.com/office/word/2010/wordprocessingShape" xmlns:wpg="http://schemas.microsoft.com/office/word/2010/wordprocessingGroup" xmlns:mc="http://schemas.openxmlformats.org/markup-compatibility/2006" xmlns:wp14="http://schemas.microsoft.com/office/word/2010/wordprocessingDrawing" xmlns:w14="http://schemas.microsoft.com/office/word/2010/wordml" xmlns:w15="http://schemas.microsoft.com/office/word/2012/wordml" mc:Ignorable="w14 wp14 w15">
   <w:p>
     <w:pPr>
       <w:pStyle w:val="normal1"/>
-    </w:pPr>
-  </w:p>
-  <w:p>
-    <w:pPr>
-      <w:spacing w:before="0" w:after="0"/>
-      <w:rPr>
-        <w:rFonts w:ascii="Open Sans" w:eastAsia="Open Sans" w:hAnsi="Open Sans" w:cs="Open Sans"/>
-        <w:b/>
-        <w:bCs/>
-        <w:color w:val="1F2D3D"/>
-        <w:sz w:val="28"/>
-        <w:szCs w:val="28"/>
-        <w:spacing w:val="100"/>
-      </w:rPr>
+      <w:rPr/>
     </w:pPr>
     <w:r>
-      <w:rPr>
-        <w:rFonts w:ascii="Open Sans" w:eastAsia="Open Sans" w:hAnsi="Open Sans" w:cs="Open Sans"/>
-        <w:b/>
-        <w:bCs/>
-        <w:color w:val="1F2D3D"/>
-        <w:sz w:val="28"/>
-        <w:szCs w:val="28"/>
-        <w:spacing w:val="100"/>
-      </w:rPr>
-      <w:t xml:space="preserve">EmC2  Alltagshilfe</w:t>
-    </w:r>
-  </w:p>
-  <w:p>
-    <w:pPr>
-      <w:spacing w:before="0" w:after="300"/>
-    </w:pPr>
-    <w:r>
-      <w:rPr>
-        <w:noProof/>
-      </w:rPr>
+      <w:rPr/>
       <w:drawing>
-        <wp:inline distT="0" distB="0" distL="0" distR="0">
-          <wp:extent cx="4807585" cy="28575"/>
-          <wp:effectExtent l="0" t="0" r="0" b="0"/>
-          <wp:docPr id="3" name="blue-line"/>
-          <wp:cNvGraphicFramePr>
-            <a:graphicFrameLocks xmlns:a="http://schemas.openxmlformats.org/drawingml/2006/main" noChangeAspect="1"/>
-          </wp:cNvGraphicFramePr>
-          <a:graphic xmlns:a="http://schemas.openxmlformats.org/drawingml/2006/main">
-            <a:graphicData uri="http://schemas.microsoft.com/office/word/2010/wordprocessingShape">
-              <wps:wsp xmlns:wps="http://schemas.microsoft.com/office/word/2010/wordprocessingShape">
-                <wps:cNvSpPr>
-                  <a:spLocks noChangeArrowheads="1"/>
-                </wps:cNvSpPr>
-                <wps:spPr>
-                  <a:xfrm>
-                    <a:off x="0" y="0"/>
-                    <a:ext cx="4807585" cy="28575"/>
-                  </a:xfrm>
-                  <a:prstGeom prst="rect">
-                    <a:avLst/>
-                  </a:prstGeom>
-                  <a:solidFill>
-                    <a:srgbClr val="2E74B5"/>
-                  </a:solidFill>
-                  <a:ln>
-                    <a:noFill/>
-                  </a:ln>
-                </wps:spPr>
-                <wps:bodyPr lIns="0" rIns="0" tIns="0" bIns="0" anchor="t"/>
-              </wps:wsp>
-            </a:graphicData>
-          </a:graphic>
-        </wp:inline>
-      </w:drawing>
-    </w:r>
-    <w:r>
-      <w:rPr>
-        <w:noProof/>
-      </w:rPr>
-      <w:drawing>
-        <wp:anchor distT="0" distB="0" distL="114300" distR="114300" simplePos="0" relativeHeight="251658240" behindDoc="0" locked="0" layoutInCell="0" allowOverlap="1">
+        <wp:anchor behindDoc="1" distT="0" distB="0" distL="0" distR="0" simplePos="0" locked="0" layoutInCell="0" allowOverlap="1" relativeHeight="6">
           <wp:simplePos x="0" y="0"/>
           <wp:positionH relativeFrom="margin">
             <wp:align>right</wp:align>
           </wp:positionH>
           <wp:positionV relativeFrom="paragraph">
-            <wp:posOffset>-284956</wp:posOffset>
+            <wp:posOffset>147320</wp:posOffset>
           </wp:positionV>
-          <wp:extent cx="1030636" cy="598488"/>
+          <wp:extent cx="1143000" cy="663575"/>
           <wp:effectExtent l="0" t="0" r="0" b="0"/>
           <wp:wrapNone/>
-          <wp:docPr id="2" name="emc2-logo"/>
+          <wp:docPr id="3" name="emc2-logo" descr=""/>
           <wp:cNvGraphicFramePr>
             <a:graphicFrameLocks xmlns:a="http://schemas.openxmlformats.org/drawingml/2006/main" noChangeAspect="1"/>
           </wp:cNvGraphicFramePr>
@@ -2524,7 +2553,7 @@
             <a:graphicData uri="http://schemas.openxmlformats.org/drawingml/2006/picture">
               <pic:pic xmlns:pic="http://schemas.openxmlformats.org/drawingml/2006/picture">
                 <pic:nvPicPr>
-                  <pic:cNvPr id="0" name=""/>
+                  <pic:cNvPr id="3" name="emc2-logo" descr=""/>
                   <pic:cNvPicPr>
                     <a:picLocks noChangeAspect="1" noChangeArrowheads="1"/>
                   </pic:cNvPicPr>
@@ -2538,11 +2567,12 @@
                 <pic:spPr bwMode="auto">
                   <a:xfrm>
                     <a:off x="0" y="0"/>
-                    <a:ext cx="1030636" cy="598488"/>
+                    <a:ext cx="1143000" cy="663575"/>
                   </a:xfrm>
                   <a:prstGeom prst="rect">
                     <a:avLst/>
                   </a:prstGeom>
+                  <a:noFill/>
                 </pic:spPr>
               </pic:pic>
             </a:graphicData>
@@ -2551,33 +2581,119 @@
       </w:drawing>
     </w:r>
   </w:p>
+  <w:p>
+    <w:pPr>
+      <w:pStyle w:val="Normal"/>
+      <w:spacing w:before="0" w:after="0"/>
+      <w:ind w:hanging="0" w:left="0"/>
+      <w:jc w:val="left"/>
+      <w:rPr>
+        <w:spacing w:val="58"/>
+      </w:rPr>
+    </w:pPr>
+    <w:r>
+      <w:rPr>
+        <w:rFonts w:eastAsia="Open Sans" w:cs="Open Sans"/>
+        <w:b/>
+        <w:bCs/>
+        <w:color w:val="1F2D3D"/>
+        <w:spacing w:val="58"/>
+        <w:sz w:val="28"/>
+        <w:szCs w:val="28"/>
+      </w:rPr>
+      <w:t>EmC2  Alltagshilfe</w:t>
+    </w:r>
+  </w:p>
+  <w:p>
+    <w:pPr>
+      <w:pStyle w:val="Normal"/>
+      <w:spacing w:before="0" w:after="300"/>
+      <w:rPr/>
+    </w:pPr>
+    <w:r>
+      <w:rPr/>
+      <mc:AlternateContent>
+        <mc:Choice Requires="wps">
+          <w:drawing>
+            <wp:inline distT="0" distB="0" distL="0" distR="0">
+              <wp:extent cx="4807585" cy="28575"/>
+              <wp:effectExtent l="0" t="0" r="0" b="0"/>
+              <wp:docPr id="4" name="blue-line"/>
+              <a:graphic xmlns:a="http://schemas.openxmlformats.org/drawingml/2006/main">
+                <a:graphicData uri="http://schemas.microsoft.com/office/word/2010/wordprocessingShape">
+                  <wps:wsp>
+                    <wps:cNvSpPr/>
+                    <wps:spPr>
+                      <a:xfrm>
+                        <a:off x="0" y="0"/>
+                        <a:ext cx="4807440" cy="28440"/>
+                      </a:xfrm>
+                      <a:prstGeom prst="rect">
+                        <a:avLst/>
+                      </a:prstGeom>
+                      <a:solidFill>
+                        <a:srgbClr val="2e74b5"/>
+                      </a:solidFill>
+                      <a:ln w="0">
+                        <a:noFill/>
+                      </a:ln>
+                    </wps:spPr>
+                    <wps:style>
+                      <a:lnRef idx="0"/>
+                      <a:fillRef idx="0"/>
+                      <a:effectRef idx="0"/>
+                      <a:fontRef idx="minor"/>
+                    </wps:style>
+                    <wps:bodyPr/>
+                  </wps:wsp>
+                </a:graphicData>
+              </a:graphic>
+            </wp:inline>
+          </w:drawing>
+        </mc:Choice>
+        <mc:Fallback>
+          <w:pict>
+            <v:rect id="shape_0" ID="blue-line" path="m0,0l-2147483645,0l-2147483645,-2147483646l0,-2147483646xe" fillcolor="#2e74b5" stroked="f" o:allowincell="f" style="position:absolute;margin-left:0pt;margin-top:-2.3pt;width:378.5pt;height:2.2pt;mso-wrap-style:none;v-text-anchor:middle;mso-position-vertical:top">
+              <v:fill o:detectmouseclick="t" type="solid" color2="#d18b4a"/>
+              <v:stroke color="#3465a4" joinstyle="round" endcap="flat"/>
+              <w10:wrap type="square"/>
+            </v:rect>
+          </w:pict>
+        </mc:Fallback>
+      </mc:AlternateContent>
+    </w:r>
+  </w:p>
 </w:hdr>
 </file>
 
 <file path=word/styles.xml><?xml version="1.0" encoding="utf-8"?>
-<w:styles xmlns:mc="http://schemas.openxmlformats.org/markup-compatibility/2006" xmlns:r="http://schemas.openxmlformats.org/officeDocument/2006/relationships" xmlns:w="http://schemas.openxmlformats.org/wordprocessingml/2006/main" xmlns:w14="http://schemas.microsoft.com/office/word/2010/wordml" xmlns:w15="http://schemas.microsoft.com/office/word/2012/wordml" xmlns:w16cex="http://schemas.microsoft.com/office/word/2018/wordml/cex" xmlns:w16cid="http://schemas.microsoft.com/office/word/2016/wordml/cid" xmlns:w16="http://schemas.microsoft.com/office/word/2018/wordml" xmlns:w16du="http://schemas.microsoft.com/office/word/2023/wordml/word16du" xmlns:w16sdtdh="http://schemas.microsoft.com/office/word/2020/wordml/sdtdatahash" xmlns:w16sdtfl="http://schemas.microsoft.com/office/word/2024/wordml/sdtformatlock" xmlns:w16se="http://schemas.microsoft.com/office/word/2015/wordml/symex" mc:Ignorable="w14 w15 w16se w16cid w16 w16cex w16sdtdh w16sdtfl w16du">
+<w:styles xmlns:w="http://schemas.openxmlformats.org/wordprocessingml/2006/main" xmlns:w14="http://schemas.microsoft.com/office/word/2010/wordml" xmlns:mc="http://schemas.openxmlformats.org/markup-compatibility/2006" mc:Ignorable="w14">
   <w:docDefaults>
     <w:rPrDefault>
       <w:rPr>
-        <w:rFonts w:ascii="Open Sans" w:eastAsia="Open Sans" w:hAnsi="Open Sans" w:cs="Open Sans"/>
+        <w:rFonts w:ascii="Open Sans" w:hAnsi="Open Sans" w:eastAsia="Open Sans" w:cs="Open Sans"/>
         <w:sz w:val="22"/>
         <w:szCs w:val="22"/>
-        <w:lang w:val="pl-PL" w:eastAsia="Open Sans" w:bidi="ar-SA"/>
+        <w:lang w:val="pl-PL" w:eastAsia="en-US" w:bidi="ar-SA"/>
       </w:rPr>
     </w:rPrDefault>
-    <w:pPrDefault/>
+    <w:pPrDefault>
+      <w:pPr>
+        <w:suppressAutoHyphens w:val="true"/>
+      </w:pPr>
+    </w:pPrDefault>
   </w:docDefaults>
   <w:latentStyles w:defLockedState="0" w:defUIPriority="99" w:defSemiHidden="0" w:defUnhideWhenUsed="0" w:defQFormat="0" w:count="376">
     <w:lsdException w:name="Normal" w:uiPriority="0" w:qFormat="1"/>
     <w:lsdException w:name="heading 1" w:uiPriority="9" w:qFormat="1"/>
-    <w:lsdException w:name="heading 2" w:semiHidden="1" w:uiPriority="9" w:unhideWhenUsed="1" w:qFormat="1"/>
-    <w:lsdException w:name="heading 3" w:semiHidden="1" w:uiPriority="9" w:unhideWhenUsed="1" w:qFormat="1"/>
-    <w:lsdException w:name="heading 4" w:semiHidden="1" w:uiPriority="9" w:unhideWhenUsed="1" w:qFormat="1"/>
-    <w:lsdException w:name="heading 5" w:semiHidden="1" w:uiPriority="9" w:unhideWhenUsed="1" w:qFormat="1"/>
-    <w:lsdException w:name="heading 6" w:semiHidden="1" w:uiPriority="9" w:unhideWhenUsed="1" w:qFormat="1"/>
-    <w:lsdException w:name="heading 7" w:semiHidden="1" w:uiPriority="9" w:unhideWhenUsed="1" w:qFormat="1"/>
-    <w:lsdException w:name="heading 8" w:semiHidden="1" w:uiPriority="9" w:unhideWhenUsed="1" w:qFormat="1"/>
-    <w:lsdException w:name="heading 9" w:semiHidden="1" w:uiPriority="9" w:unhideWhenUsed="1" w:qFormat="1"/>
+    <w:lsdException w:name="heading 2" w:uiPriority="9" w:semiHidden="1" w:unhideWhenUsed="1" w:qFormat="1"/>
+    <w:lsdException w:name="heading 3" w:uiPriority="9" w:semiHidden="1" w:unhideWhenUsed="1" w:qFormat="1"/>
+    <w:lsdException w:name="heading 4" w:uiPriority="9" w:semiHidden="1" w:unhideWhenUsed="1" w:qFormat="1"/>
+    <w:lsdException w:name="heading 5" w:uiPriority="9" w:semiHidden="1" w:unhideWhenUsed="1" w:qFormat="1"/>
+    <w:lsdException w:name="heading 6" w:uiPriority="9" w:semiHidden="1" w:unhideWhenUsed="1" w:qFormat="1"/>
+    <w:lsdException w:name="heading 7" w:uiPriority="9" w:semiHidden="1" w:unhideWhenUsed="1" w:qFormat="1"/>
+    <w:lsdException w:name="heading 8" w:uiPriority="9" w:semiHidden="1" w:unhideWhenUsed="1" w:qFormat="1"/>
+    <w:lsdException w:name="heading 9" w:uiPriority="9" w:semiHidden="1" w:unhideWhenUsed="1" w:qFormat="1"/>
     <w:lsdException w:name="index 1" w:semiHidden="1" w:unhideWhenUsed="1"/>
     <w:lsdException w:name="index 2" w:semiHidden="1" w:unhideWhenUsed="1"/>
     <w:lsdException w:name="index 3" w:semiHidden="1" w:unhideWhenUsed="1"/>
@@ -2587,22 +2703,22 @@
     <w:lsdException w:name="index 7" w:semiHidden="1" w:unhideWhenUsed="1"/>
     <w:lsdException w:name="index 8" w:semiHidden="1" w:unhideWhenUsed="1"/>
     <w:lsdException w:name="index 9" w:semiHidden="1" w:unhideWhenUsed="1"/>
-    <w:lsdException w:name="toc 1" w:semiHidden="1" w:uiPriority="39" w:unhideWhenUsed="1"/>
-    <w:lsdException w:name="toc 2" w:semiHidden="1" w:uiPriority="39" w:unhideWhenUsed="1"/>
-    <w:lsdException w:name="toc 3" w:semiHidden="1" w:uiPriority="39" w:unhideWhenUsed="1"/>
-    <w:lsdException w:name="toc 4" w:semiHidden="1" w:uiPriority="39" w:unhideWhenUsed="1"/>
-    <w:lsdException w:name="toc 5" w:semiHidden="1" w:uiPriority="39" w:unhideWhenUsed="1"/>
-    <w:lsdException w:name="toc 6" w:semiHidden="1" w:uiPriority="39" w:unhideWhenUsed="1"/>
-    <w:lsdException w:name="toc 7" w:semiHidden="1" w:uiPriority="39" w:unhideWhenUsed="1"/>
-    <w:lsdException w:name="toc 8" w:semiHidden="1" w:uiPriority="39" w:unhideWhenUsed="1"/>
-    <w:lsdException w:name="toc 9" w:semiHidden="1" w:uiPriority="39" w:unhideWhenUsed="1"/>
+    <w:lsdException w:name="toc 1" w:uiPriority="39" w:semiHidden="1" w:unhideWhenUsed="1"/>
+    <w:lsdException w:name="toc 2" w:uiPriority="39" w:semiHidden="1" w:unhideWhenUsed="1"/>
+    <w:lsdException w:name="toc 3" w:uiPriority="39" w:semiHidden="1" w:unhideWhenUsed="1"/>
+    <w:lsdException w:name="toc 4" w:uiPriority="39" w:semiHidden="1" w:unhideWhenUsed="1"/>
+    <w:lsdException w:name="toc 5" w:uiPriority="39" w:semiHidden="1" w:unhideWhenUsed="1"/>
+    <w:lsdException w:name="toc 6" w:uiPriority="39" w:semiHidden="1" w:unhideWhenUsed="1"/>
+    <w:lsdException w:name="toc 7" w:uiPriority="39" w:semiHidden="1" w:unhideWhenUsed="1"/>
+    <w:lsdException w:name="toc 8" w:uiPriority="39" w:semiHidden="1" w:unhideWhenUsed="1"/>
+    <w:lsdException w:name="toc 9" w:uiPriority="39" w:semiHidden="1" w:unhideWhenUsed="1"/>
     <w:lsdException w:name="Normal Indent" w:semiHidden="1" w:unhideWhenUsed="1"/>
     <w:lsdException w:name="footnote text" w:semiHidden="1" w:unhideWhenUsed="1"/>
     <w:lsdException w:name="annotation text" w:semiHidden="1" w:unhideWhenUsed="1"/>
     <w:lsdException w:name="header" w:semiHidden="1" w:unhideWhenUsed="1"/>
     <w:lsdException w:name="footer" w:semiHidden="1" w:unhideWhenUsed="1"/>
     <w:lsdException w:name="index heading" w:semiHidden="1" w:unhideWhenUsed="1"/>
-    <w:lsdException w:name="caption" w:semiHidden="1" w:uiPriority="35" w:unhideWhenUsed="1" w:qFormat="1"/>
+    <w:lsdException w:name="caption" w:uiPriority="35" w:semiHidden="1" w:unhideWhenUsed="1" w:qFormat="1"/>
     <w:lsdException w:name="table of figures" w:semiHidden="1" w:unhideWhenUsed="1"/>
     <w:lsdException w:name="envelope address" w:semiHidden="1" w:unhideWhenUsed="1"/>
     <w:lsdException w:name="envelope return" w:semiHidden="1" w:unhideWhenUsed="1"/>
@@ -2633,7 +2749,7 @@
     <w:lsdException w:name="Title" w:uiPriority="10" w:qFormat="1"/>
     <w:lsdException w:name="Closing" w:semiHidden="1" w:unhideWhenUsed="1"/>
     <w:lsdException w:name="Signature" w:semiHidden="1" w:unhideWhenUsed="1"/>
-    <w:lsdException w:name="Default Paragraph Font" w:semiHidden="1" w:uiPriority="1" w:unhideWhenUsed="1"/>
+    <w:lsdException w:name="Default Paragraph Font" w:uiPriority="1" w:semiHidden="1" w:unhideWhenUsed="1"/>
     <w:lsdException w:name="Body Text" w:semiHidden="1" w:unhideWhenUsed="1"/>
     <w:lsdException w:name="Body Text Indent" w:semiHidden="1" w:unhideWhenUsed="1"/>
     <w:lsdException w:name="List Continue" w:semiHidden="1" w:unhideWhenUsed="1"/>
@@ -2833,8 +2949,8 @@
     <w:lsdException w:name="Subtle Reference" w:uiPriority="31" w:qFormat="1"/>
     <w:lsdException w:name="Intense Reference" w:uiPriority="32" w:qFormat="1"/>
     <w:lsdException w:name="Book Title" w:uiPriority="33" w:qFormat="1"/>
-    <w:lsdException w:name="Bibliography" w:semiHidden="1" w:uiPriority="37" w:unhideWhenUsed="1"/>
-    <w:lsdException w:name="TOC Heading" w:semiHidden="1" w:uiPriority="39" w:unhideWhenUsed="1" w:qFormat="1"/>
+    <w:lsdException w:name="Bibliography" w:uiPriority="37" w:semiHidden="1" w:unhideWhenUsed="1"/>
+    <w:lsdException w:name="TOC Heading" w:uiPriority="39" w:semiHidden="1" w:unhideWhenUsed="1" w:qFormat="1"/>
     <w:lsdException w:name="Plain Table 1" w:uiPriority="41"/>
     <w:lsdException w:name="Plain Table 2" w:uiPriority="42"/>
     <w:lsdException w:name="Plain Table 3" w:uiPriority="43"/>
@@ -2945,21 +3061,32 @@
     <w:lsdException w:name="Unresolved Mention" w:semiHidden="1" w:unhideWhenUsed="1"/>
     <w:lsdException w:name="Smart Link" w:semiHidden="1" w:unhideWhenUsed="1"/>
   </w:latentStyles>
-  <w:style w:type="paragraph" w:default="1" w:styleId="Normalny">
+  <w:style w:type="paragraph" w:styleId="Normal" w:default="1">
     <w:name w:val="Normal"/>
     <w:qFormat/>
     <w:pPr>
-      <w:widowControl w:val="0"/>
+      <w:widowControl w:val="false"/>
+      <w:bidi w:val="0"/>
+      <w:spacing w:before="0" w:after="0"/>
+      <w:jc w:val="left"/>
     </w:pPr>
+    <w:rPr>
+      <w:rFonts w:ascii="Open Sans" w:hAnsi="Open Sans" w:eastAsia="Open Sans" w:cs="Open Sans"/>
+      <w:color w:val="auto"/>
+      <w:kern w:val="0"/>
+      <w:sz w:val="22"/>
+      <w:szCs w:val="22"/>
+      <w:lang w:val="pl-PL" w:eastAsia="en-US" w:bidi="ar-SA"/>
+    </w:rPr>
   </w:style>
-  <w:style w:type="paragraph" w:styleId="Nagwek1">
+  <w:style w:type="paragraph" w:styleId="Heading1">
     <w:name w:val="heading 1"/>
     <w:basedOn w:val="normal1"/>
     <w:next w:val="normal1"/>
     <w:uiPriority w:val="9"/>
     <w:qFormat/>
     <w:pPr>
-      <w:keepNext/>
+      <w:keepNext w:val="true"/>
       <w:keepLines/>
       <w:spacing w:before="480" w:after="120"/>
       <w:outlineLvl w:val="0"/>
@@ -2970,7 +3097,7 @@
       <w:szCs w:val="48"/>
     </w:rPr>
   </w:style>
-  <w:style w:type="paragraph" w:styleId="Nagwek2">
+  <w:style w:type="paragraph" w:styleId="Heading2">
     <w:name w:val="heading 2"/>
     <w:basedOn w:val="normal1"/>
     <w:next w:val="normal1"/>
@@ -2979,7 +3106,7 @@
     <w:unhideWhenUsed/>
     <w:qFormat/>
     <w:pPr>
-      <w:keepNext/>
+      <w:keepNext w:val="true"/>
       <w:keepLines/>
       <w:spacing w:before="360" w:after="80"/>
       <w:outlineLvl w:val="1"/>
@@ -2990,7 +3117,7 @@
       <w:szCs w:val="36"/>
     </w:rPr>
   </w:style>
-  <w:style w:type="paragraph" w:styleId="Nagwek3">
+  <w:style w:type="paragraph" w:styleId="Heading3">
     <w:name w:val="heading 3"/>
     <w:basedOn w:val="normal1"/>
     <w:next w:val="normal1"/>
@@ -2999,7 +3126,7 @@
     <w:unhideWhenUsed/>
     <w:qFormat/>
     <w:pPr>
-      <w:keepNext/>
+      <w:keepNext w:val="true"/>
       <w:keepLines/>
       <w:spacing w:before="280" w:after="80"/>
       <w:outlineLvl w:val="2"/>
@@ -3010,7 +3137,7 @@
       <w:szCs w:val="28"/>
     </w:rPr>
   </w:style>
-  <w:style w:type="paragraph" w:styleId="Nagwek4">
+  <w:style w:type="paragraph" w:styleId="Heading4">
     <w:name w:val="heading 4"/>
     <w:basedOn w:val="normal1"/>
     <w:next w:val="normal1"/>
@@ -3019,7 +3146,7 @@
     <w:unhideWhenUsed/>
     <w:qFormat/>
     <w:pPr>
-      <w:keepNext/>
+      <w:keepNext w:val="true"/>
       <w:keepLines/>
       <w:spacing w:before="240" w:after="40"/>
       <w:outlineLvl w:val="3"/>
@@ -3030,7 +3157,7 @@
       <w:szCs w:val="24"/>
     </w:rPr>
   </w:style>
-  <w:style w:type="paragraph" w:styleId="Nagwek5">
+  <w:style w:type="paragraph" w:styleId="Heading5">
     <w:name w:val="heading 5"/>
     <w:basedOn w:val="normal1"/>
     <w:next w:val="normal1"/>
@@ -3039,7 +3166,7 @@
     <w:unhideWhenUsed/>
     <w:qFormat/>
     <w:pPr>
-      <w:keepNext/>
+      <w:keepNext w:val="true"/>
       <w:keepLines/>
       <w:spacing w:before="220" w:after="40"/>
       <w:outlineLvl w:val="4"/>
@@ -3048,7 +3175,7 @@
       <w:b/>
     </w:rPr>
   </w:style>
-  <w:style w:type="paragraph" w:styleId="Nagwek6">
+  <w:style w:type="paragraph" w:styleId="Heading6">
     <w:name w:val="heading 6"/>
     <w:basedOn w:val="normal1"/>
     <w:next w:val="normal1"/>
@@ -3057,7 +3184,7 @@
     <w:unhideWhenUsed/>
     <w:qFormat/>
     <w:pPr>
-      <w:keepNext/>
+      <w:keepNext w:val="true"/>
       <w:keepLines/>
       <w:spacing w:before="200" w:after="40"/>
       <w:outlineLvl w:val="5"/>
@@ -3068,13 +3195,14 @@
       <w:szCs w:val="20"/>
     </w:rPr>
   </w:style>
-  <w:style w:type="paragraph" w:styleId="Nagwek7">
+  <w:style w:type="paragraph" w:styleId="Heading7">
     <w:name w:val="heading 7"/>
-    <w:basedOn w:val="Normalny"/>
-    <w:next w:val="Normalny"/>
+    <w:basedOn w:val="Normal"/>
+    <w:next w:val="Normal"/>
     <w:link w:val="Nagwek7Znak"/>
+    <w:qFormat/>
     <w:pPr>
-      <w:spacing w:before="40" w:line="259" w:lineRule="auto"/>
+      <w:spacing w:lineRule="auto" w:line="259" w:before="40" w:after="0"/>
       <w:outlineLvl w:val="6"/>
     </w:pPr>
     <w:rPr>
@@ -3083,13 +3211,14 @@
       <w:color w:val="1F3763"/>
     </w:rPr>
   </w:style>
-  <w:style w:type="paragraph" w:styleId="Nagwek8">
+  <w:style w:type="paragraph" w:styleId="Heading8">
     <w:name w:val="heading 8"/>
-    <w:basedOn w:val="Normalny"/>
-    <w:next w:val="Normalny"/>
+    <w:basedOn w:val="Normal"/>
+    <w:next w:val="Normal"/>
     <w:link w:val="Nagwek8Znak"/>
+    <w:qFormat/>
     <w:pPr>
-      <w:spacing w:before="40" w:line="259" w:lineRule="auto"/>
+      <w:spacing w:lineRule="auto" w:line="259" w:before="40" w:after="0"/>
       <w:outlineLvl w:val="7"/>
     </w:pPr>
     <w:rPr>
@@ -3098,13 +3227,14 @@
       <w:sz w:val="21"/>
     </w:rPr>
   </w:style>
-  <w:style w:type="paragraph" w:styleId="Nagwek9">
+  <w:style w:type="paragraph" w:styleId="Heading9">
     <w:name w:val="heading 9"/>
-    <w:basedOn w:val="Normalny"/>
-    <w:next w:val="Normalny"/>
+    <w:basedOn w:val="Normal"/>
+    <w:next w:val="Normal"/>
     <w:link w:val="Nagwek9Znak"/>
+    <w:qFormat/>
     <w:pPr>
-      <w:spacing w:before="40" w:line="259" w:lineRule="auto"/>
+      <w:spacing w:lineRule="auto" w:line="259" w:before="40" w:after="0"/>
       <w:outlineLvl w:val="8"/>
     </w:pPr>
     <w:rPr>
@@ -3114,76 +3244,90 @@
       <w:sz w:val="21"/>
     </w:rPr>
   </w:style>
-  <w:style w:type="character" w:default="1" w:styleId="Domylnaczcionkaakapitu">
+  <w:style w:type="character" w:styleId="DefaultParagraphFont" w:default="1">
     <w:name w:val="Default Paragraph Font"/>
     <w:uiPriority w:val="1"/>
     <w:unhideWhenUsed/>
+    <w:qFormat/>
+    <w:rPr/>
   </w:style>
-  <w:style w:type="table" w:default="1" w:styleId="Standardowy">
-    <w:name w:val="Normal Table"/>
-    <w:uiPriority w:val="99"/>
-    <w:semiHidden/>
-    <w:unhideWhenUsed/>
-    <w:tblPr>
-      <w:tblInd w:w="0" w:type="dxa"/>
-      <w:tblCellMar>
-        <w:top w:w="0" w:type="dxa"/>
-        <w:left w:w="108" w:type="dxa"/>
-        <w:bottom w:w="0" w:type="dxa"/>
-        <w:right w:w="108" w:type="dxa"/>
-      </w:tblCellMar>
-    </w:tblPr>
-  </w:style>
-  <w:style w:type="numbering" w:default="1" w:styleId="Bezlisty">
-    <w:name w:val="No List"/>
-    <w:uiPriority w:val="99"/>
-    <w:semiHidden/>
-    <w:unhideWhenUsed/>
-  </w:style>
-  <w:style w:type="paragraph" w:customStyle="1" w:styleId="normal1">
-    <w:name w:val="normal1"/>
-    <w:pPr>
-      <w:widowControl w:val="0"/>
-    </w:pPr>
-  </w:style>
-  <w:style w:type="character" w:styleId="Hipercze">
+  <w:style w:type="character" w:styleId="Hyperlink">
     <w:name w:val="Hyperlink"/>
-    <w:basedOn w:val="Domylnaczcionkaakapitu"/>
+    <w:basedOn w:val="DefaultParagraphFont"/>
     <w:rPr>
       <w:color w:val="000080"/>
       <w:u w:val="single"/>
     </w:rPr>
   </w:style>
-  <w:style w:type="paragraph" w:customStyle="1" w:styleId="Heading">
+  <w:style w:type="character" w:styleId="Nagwek7Znak" w:customStyle="1">
+    <w:name w:val="Nagłówek 7 Znak"/>
+    <w:basedOn w:val="DefaultParagraphFont"/>
+    <w:link w:val="Heading7"/>
+    <w:qFormat/>
+    <w:rPr>
+      <w:rFonts w:ascii="Open Sans" w:hAnsi="Open Sans"/>
+      <w:i/>
+      <w:color w:val="1F3763"/>
+    </w:rPr>
+  </w:style>
+  <w:style w:type="character" w:styleId="Nagwek8Znak" w:customStyle="1">
+    <w:name w:val="Nagłówek 8 Znak"/>
+    <w:basedOn w:val="DefaultParagraphFont"/>
+    <w:link w:val="Heading8"/>
+    <w:qFormat/>
+    <w:rPr>
+      <w:rFonts w:ascii="Open Sans" w:hAnsi="Open Sans"/>
+      <w:color w:val="333333"/>
+      <w:sz w:val="21"/>
+    </w:rPr>
+  </w:style>
+  <w:style w:type="character" w:styleId="Nagwek9Znak" w:customStyle="1">
+    <w:name w:val="Nagłówek 9 Znak"/>
+    <w:basedOn w:val="DefaultParagraphFont"/>
+    <w:link w:val="Heading9"/>
+    <w:qFormat/>
+    <w:rPr>
+      <w:rFonts w:ascii="Open Sans" w:hAnsi="Open Sans"/>
+      <w:i/>
+      <w:color w:val="333333"/>
+      <w:sz w:val="21"/>
+    </w:rPr>
+  </w:style>
+  <w:style w:type="paragraph" w:styleId="Heading" w:customStyle="1">
     <w:name w:val="Heading"/>
-    <w:basedOn w:val="Normalny"/>
+    <w:basedOn w:val="Normal"/>
+    <w:next w:val="BodyText"/>
+    <w:qFormat/>
     <w:pPr>
-      <w:keepNext/>
+      <w:keepNext w:val="true"/>
       <w:spacing w:before="240" w:after="120"/>
     </w:pPr>
     <w:rPr>
-      <w:rFonts w:ascii="Open Sans" w:eastAsia="Open Sans" w:hAnsi="Open Sans" w:cs="Open Sans"/>
+      <w:rFonts w:ascii="Open Sans" w:hAnsi="Open Sans" w:eastAsia="Open Sans" w:cs="Open Sans"/>
       <w:sz w:val="28"/>
       <w:szCs w:val="28"/>
     </w:rPr>
   </w:style>
-  <w:style w:type="paragraph" w:styleId="Tekstpodstawowy">
+  <w:style w:type="paragraph" w:styleId="BodyText">
     <w:name w:val="Body Text"/>
-    <w:basedOn w:val="Normalny"/>
+    <w:basedOn w:val="Normal"/>
     <w:pPr>
-      <w:spacing w:after="140" w:line="276" w:lineRule="auto"/>
+      <w:spacing w:lineRule="auto" w:line="276" w:before="0" w:after="140"/>
     </w:pPr>
+    <w:rPr/>
   </w:style>
-  <w:style w:type="paragraph" w:styleId="Lista">
+  <w:style w:type="paragraph" w:styleId="List">
     <w:name w:val="List"/>
-    <w:basedOn w:val="Tekstpodstawowy"/>
+    <w:basedOn w:val="BodyText"/>
+    <w:pPr/>
     <w:rPr>
       <w:rFonts w:cs="Open Sans"/>
     </w:rPr>
   </w:style>
-  <w:style w:type="paragraph" w:styleId="Legenda">
+  <w:style w:type="paragraph" w:styleId="Caption">
     <w:name w:val="caption"/>
-    <w:basedOn w:val="Normalny"/>
+    <w:basedOn w:val="Normal"/>
+    <w:qFormat/>
     <w:pPr>
       <w:spacing w:before="120" w:after="120"/>
     </w:pPr>
@@ -3195,21 +3339,41 @@
       <w:szCs w:val="24"/>
     </w:rPr>
   </w:style>
-  <w:style w:type="paragraph" w:customStyle="1" w:styleId="Index">
+  <w:style w:type="paragraph" w:styleId="Index" w:customStyle="1">
     <w:name w:val="Index"/>
-    <w:basedOn w:val="Normalny"/>
+    <w:basedOn w:val="Normal"/>
+    <w:qFormat/>
+    <w:pPr/>
     <w:rPr>
       <w:rFonts w:cs="Open Sans"/>
     </w:rPr>
   </w:style>
-  <w:style w:type="paragraph" w:styleId="Tytu">
+  <w:style w:type="paragraph" w:styleId="normal1" w:customStyle="1">
+    <w:name w:val="normal1"/>
+    <w:qFormat/>
+    <w:pPr>
+      <w:widowControl w:val="false"/>
+      <w:bidi w:val="0"/>
+      <w:spacing w:before="0" w:after="0"/>
+      <w:jc w:val="left"/>
+    </w:pPr>
+    <w:rPr>
+      <w:rFonts w:ascii="Open Sans" w:hAnsi="Open Sans" w:eastAsia="Open Sans" w:cs="Open Sans"/>
+      <w:color w:val="auto"/>
+      <w:kern w:val="0"/>
+      <w:sz w:val="22"/>
+      <w:szCs w:val="22"/>
+      <w:lang w:val="pl-PL" w:eastAsia="en-US" w:bidi="ar-SA"/>
+    </w:rPr>
+  </w:style>
+  <w:style w:type="paragraph" w:styleId="Title">
     <w:name w:val="Title"/>
     <w:basedOn w:val="normal1"/>
     <w:next w:val="normal1"/>
     <w:uiPriority w:val="10"/>
     <w:qFormat/>
     <w:pPr>
-      <w:keepNext/>
+      <w:keepNext w:val="true"/>
       <w:keepLines/>
       <w:spacing w:before="480" w:after="120"/>
     </w:pPr>
@@ -3219,36 +3383,64 @@
       <w:szCs w:val="72"/>
     </w:rPr>
   </w:style>
-  <w:style w:type="paragraph" w:styleId="Podtytu">
+  <w:style w:type="paragraph" w:styleId="Subtitle">
     <w:name w:val="Subtitle"/>
     <w:basedOn w:val="normal1"/>
     <w:next w:val="normal1"/>
     <w:uiPriority w:val="11"/>
     <w:qFormat/>
     <w:pPr>
-      <w:keepNext/>
+      <w:keepNext w:val="true"/>
       <w:keepLines/>
       <w:spacing w:before="360" w:after="80"/>
     </w:pPr>
     <w:rPr>
-      <w:rFonts w:ascii="Open Sans" w:eastAsia="Open Sans" w:hAnsi="Open Sans" w:cs="Open Sans"/>
+      <w:rFonts w:ascii="Open Sans" w:hAnsi="Open Sans" w:eastAsia="Open Sans" w:cs="Open Sans"/>
       <w:i/>
       <w:color w:val="666666"/>
       <w:sz w:val="48"/>
       <w:szCs w:val="48"/>
     </w:rPr>
   </w:style>
-  <w:style w:type="paragraph" w:customStyle="1" w:styleId="HeaderandFooter">
+  <w:style w:type="paragraph" w:styleId="HeaderandFooter" w:customStyle="1">
     <w:name w:val="Header and Footer"/>
-    <w:basedOn w:val="Normalny"/>
+    <w:basedOn w:val="Normal"/>
+    <w:qFormat/>
+    <w:pPr/>
+    <w:rPr/>
   </w:style>
-  <w:style w:type="paragraph" w:styleId="Nagwek">
+  <w:style w:type="paragraph" w:styleId="Header">
     <w:name w:val="header"/>
     <w:basedOn w:val="HeaderandFooter"/>
+    <w:pPr/>
+    <w:rPr/>
   </w:style>
-  <w:style w:type="paragraph" w:styleId="Stopka">
+  <w:style w:type="paragraph" w:styleId="Footer">
     <w:name w:val="footer"/>
     <w:basedOn w:val="HeaderandFooter"/>
+    <w:pPr/>
+    <w:rPr/>
+  </w:style>
+  <w:style w:type="numbering" w:styleId="NoList" w:default="1">
+    <w:name w:val="No List"/>
+    <w:uiPriority w:val="99"/>
+    <w:semiHidden/>
+    <w:unhideWhenUsed/>
+    <w:qFormat/>
+  </w:style>
+  <w:style w:type="table" w:default="1" w:styleId="Standardowy">
+    <w:name w:val="Normal Table"/>
+    <w:uiPriority w:val="99"/>
+    <w:semiHidden/>
+    <w:unhideWhenUsed/>
+    <w:tblPr>
+      <w:tblCellMar>
+        <w:top w:w="0" w:type="dxa"/>
+        <w:left w:w="108" w:type="dxa"/>
+        <w:bottom w:w="0" w:type="dxa"/>
+        <w:right w:w="108" w:type="dxa"/>
+      </w:tblCellMar>
+    </w:tblPr>
   </w:style>
   <w:style w:type="table" w:customStyle="1" w:styleId="NormalTable0">
     <w:name w:val="Normal Table0"/>
@@ -3261,136 +3453,101 @@
       </w:tblCellMar>
     </w:tblPr>
   </w:style>
-  <w:style w:type="character" w:customStyle="1" w:styleId="Nagwek7Znak">
-    <w:name w:val="Nagłówek 7 Znak"/>
-    <w:basedOn w:val="Domylnaczcionkaakapitu"/>
-    <w:link w:val="Nagwek7"/>
-    <w:rPr>
-      <w:rFonts w:ascii="Open Sans" w:hAnsi="Open Sans"/>
-      <w:i/>
-      <w:color w:val="1F3763"/>
-    </w:rPr>
-  </w:style>
-  <w:style w:type="character" w:customStyle="1" w:styleId="Nagwek8Znak">
-    <w:name w:val="Nagłówek 8 Znak"/>
-    <w:basedOn w:val="Domylnaczcionkaakapitu"/>
-    <w:link w:val="Nagwek8"/>
-    <w:rPr>
-      <w:rFonts w:ascii="Open Sans" w:hAnsi="Open Sans"/>
-      <w:color w:val="333333"/>
-      <w:sz w:val="21"/>
-    </w:rPr>
-  </w:style>
-  <w:style w:type="character" w:customStyle="1" w:styleId="Nagwek9Znak">
-    <w:name w:val="Nagłówek 9 Znak"/>
-    <w:basedOn w:val="Domylnaczcionkaakapitu"/>
-    <w:link w:val="Nagwek9"/>
-    <w:rPr>
-      <w:rFonts w:ascii="Open Sans" w:hAnsi="Open Sans"/>
-      <w:i/>
-      <w:color w:val="333333"/>
-      <w:sz w:val="21"/>
-    </w:rPr>
-  </w:style>
 </w:styles>
 </file>
 
 <file path=word/theme/theme1.xml><?xml version="1.0" encoding="utf-8"?>
-<a:theme xmlns:a="http://schemas.openxmlformats.org/drawingml/2006/main" name="Office Theme">
+<a:theme xmlns:a="http://schemas.openxmlformats.org/drawingml/2006/main" xmlns:r="http://schemas.openxmlformats.org/officeDocument/2006/relationships" name="Office Theme">
   <a:themeElements>
     <a:clrScheme name="Office">
       <a:dk1>
-        <a:sysClr val="windowText" lastClr="000000"/>
+        <a:srgbClr val="000000"/>
       </a:dk1>
       <a:lt1>
-        <a:sysClr val="window" lastClr="FFFFFF"/>
+        <a:srgbClr val="ffffff"/>
       </a:lt1>
       <a:dk2>
-        <a:srgbClr val="44546A"/>
+        <a:srgbClr val="44546a"/>
       </a:dk2>
       <a:lt2>
-        <a:srgbClr val="E7E6E6"/>
+        <a:srgbClr val="e7e6e6"/>
       </a:lt2>
       <a:accent1>
-        <a:srgbClr val="4472C4"/>
+        <a:srgbClr val="4472c4"/>
       </a:accent1>
       <a:accent2>
-        <a:srgbClr val="ED7D31"/>
+        <a:srgbClr val="ed7d31"/>
       </a:accent2>
       <a:accent3>
-        <a:srgbClr val="A5A5A5"/>
+        <a:srgbClr val="a5a5a5"/>
       </a:accent3>
       <a:accent4>
-        <a:srgbClr val="FFC000"/>
+        <a:srgbClr val="ffc000"/>
       </a:accent4>
       <a:accent5>
-        <a:srgbClr val="5B9BD5"/>
+        <a:srgbClr val="5b9bd5"/>
       </a:accent5>
       <a:accent6>
-        <a:srgbClr val="70AD47"/>
+        <a:srgbClr val="70ad47"/>
       </a:accent6>
       <a:hlink>
-        <a:srgbClr val="0563C1"/>
+        <a:srgbClr val="0563c1"/>
       </a:hlink>
       <a:folHlink>
-        <a:srgbClr val="954F72"/>
+        <a:srgbClr val="954f72"/>
       </a:folHlink>
     </a:clrScheme>
     <a:fontScheme name="">
       <a:majorFont>
-        <a:latin typeface="Open Sans" panose="00000000000000000000"/>
-        <a:ea typeface="Open Sans" panose="00000000000000000000"/>
-        <a:cs typeface="Open Sans" panose="00000000000000000000"/>
+        <a:latin typeface="Open Sans" panose="00000000000000000000" pitchFamily="0" charset="1"/>
+        <a:ea typeface="Open Sans" panose="00000000000000000000" pitchFamily="0" charset="1"/>
+        <a:cs typeface="Open Sans" panose="00000000000000000000" pitchFamily="0" charset="1"/>
       </a:majorFont>
       <a:minorFont>
-        <a:latin typeface="Open Sans" panose="00000000000000000000"/>
-        <a:ea typeface="Open Sans" panose="00000000000000000000"/>
-        <a:cs typeface="Open Sans" panose="00000000000000000000"/>
+        <a:latin typeface="Open Sans" panose="00000000000000000000" pitchFamily="0" charset="1"/>
+        <a:ea typeface="Open Sans" panose="00000000000000000000" pitchFamily="0" charset="1"/>
+        <a:cs typeface="Open Sans" panose="00000000000000000000" pitchFamily="0" charset="1"/>
       </a:minorFont>
     </a:fontScheme>
-    <a:fmtScheme name="Office">
+    <a:fmtScheme>
       <a:fillStyleLst>
         <a:solidFill>
           <a:schemeClr val="phClr"/>
         </a:solidFill>
-        <a:gradFill rotWithShape="1">
+        <a:gradFill>
           <a:gsLst>
             <a:gs pos="0">
               <a:schemeClr val="phClr">
                 <a:lumMod val="110000"/>
-                <a:satMod val="105000"/>
                 <a:tint val="67000"/>
               </a:schemeClr>
             </a:gs>
             <a:gs pos="50000">
               <a:schemeClr val="phClr">
                 <a:lumMod val="105000"/>
-                <a:satMod val="103000"/>
                 <a:tint val="73000"/>
               </a:schemeClr>
             </a:gs>
             <a:gs pos="100000">
               <a:schemeClr val="phClr">
                 <a:lumMod val="105000"/>
-                <a:satMod val="109000"/>
                 <a:tint val="81000"/>
               </a:schemeClr>
             </a:gs>
           </a:gsLst>
           <a:lin ang="5400000" scaled="0"/>
+          <a:tileRect l="0" t="0" r="0" b="0"/>
         </a:gradFill>
-        <a:gradFill rotWithShape="1">
+        <a:gradFill>
           <a:gsLst>
             <a:gs pos="0">
               <a:schemeClr val="phClr">
-                <a:satMod val="103000"/>
                 <a:lumMod val="102000"/>
                 <a:tint val="94000"/>
               </a:schemeClr>
             </a:gs>
             <a:gs pos="50000">
               <a:schemeClr val="phClr">
-                <a:satMod val="110000"/>
                 <a:lumMod val="100000"/>
                 <a:shade val="100000"/>
               </a:schemeClr>
@@ -3398,33 +3555,24 @@
             <a:gs pos="100000">
               <a:schemeClr val="phClr">
                 <a:lumMod val="99000"/>
-                <a:satMod val="120000"/>
                 <a:shade val="78000"/>
               </a:schemeClr>
             </a:gs>
           </a:gsLst>
           <a:lin ang="5400000" scaled="0"/>
+          <a:tileRect l="0" t="0" r="0" b="0"/>
         </a:gradFill>
       </a:fillStyleLst>
       <a:lnStyleLst>
         <a:ln w="6350" cap="flat" cmpd="sng" algn="ctr">
-          <a:solidFill>
-            <a:schemeClr val="phClr"/>
-          </a:solidFill>
           <a:prstDash val="solid"/>
           <a:miter lim="800000"/>
         </a:ln>
         <a:ln w="12700" cap="flat" cmpd="sng" algn="ctr">
-          <a:solidFill>
-            <a:schemeClr val="phClr"/>
-          </a:solidFill>
           <a:prstDash val="solid"/>
           <a:miter lim="800000"/>
         </a:ln>
         <a:ln w="19050" cap="flat" cmpd="sng" algn="ctr">
-          <a:solidFill>
-            <a:schemeClr val="phClr"/>
-          </a:solidFill>
           <a:prstDash val="solid"/>
           <a:miter lim="800000"/>
         </a:ln>
@@ -3437,13 +3585,7 @@
           <a:effectLst/>
         </a:effectStyle>
         <a:effectStyle>
-          <a:effectLst>
-            <a:outerShdw blurRad="57150" dist="19050" dir="5400000" algn="ctr" rotWithShape="0">
-              <a:srgbClr val="000000">
-                <a:alpha val="63000"/>
-              </a:srgbClr>
-            </a:outerShdw>
-          </a:effectLst>
+          <a:effectLst/>
         </a:effectStyle>
       </a:effectStyleLst>
       <a:bgFillStyleLst>
@@ -3453,15 +3595,13 @@
         <a:solidFill>
           <a:schemeClr val="phClr">
             <a:tint val="95000"/>
-            <a:satMod val="170000"/>
           </a:schemeClr>
         </a:solidFill>
-        <a:gradFill rotWithShape="1">
+        <a:gradFill>
           <a:gsLst>
             <a:gs pos="0">
               <a:schemeClr val="phClr">
                 <a:tint val="93000"/>
-                <a:satMod val="150000"/>
                 <a:shade val="98000"/>
                 <a:lumMod val="102000"/>
               </a:schemeClr>
@@ -3469,7 +3609,6 @@
             <a:gs pos="50000">
               <a:schemeClr val="phClr">
                 <a:tint val="98000"/>
-                <a:satMod val="130000"/>
                 <a:shade val="90000"/>
                 <a:lumMod val="103000"/>
               </a:schemeClr>
@@ -3477,16 +3616,14 @@
             <a:gs pos="100000">
               <a:schemeClr val="phClr">
                 <a:shade val="63000"/>
-                <a:satMod val="120000"/>
               </a:schemeClr>
             </a:gs>
           </a:gsLst>
           <a:lin ang="5400000" scaled="0"/>
+          <a:tileRect l="0" t="0" r="0" b="0"/>
         </a:gradFill>
       </a:bgFillStyleLst>
     </a:fmtScheme>
   </a:themeElements>
-  <a:objectDefaults/>
-  <a:extraClrSchemeLst/>
 </a:theme>
 </file>
--- a/src/templates/Angebot-AH-alt.docx
+++ b/src/templates/Angebot-AH-alt.docx
@@ -183,6 +183,7 @@
           <w:p>
             <w:pPr>
               <w:pStyle w:val="Normal"/>
+              <w:suppressAutoHyphens w:val="true"/>
               <w:spacing w:before="0" w:after="30"/>
               <w:jc w:val="left"/>
               <w:rPr>
@@ -218,6 +219,7 @@
           <w:p>
             <w:pPr>
               <w:pStyle w:val="Normal"/>
+              <w:suppressAutoHyphens w:val="true"/>
               <w:spacing w:before="0" w:after="30"/>
               <w:jc w:val="left"/>
               <w:rPr>
@@ -256,6 +258,7 @@
           <w:p>
             <w:pPr>
               <w:pStyle w:val="Normal"/>
+              <w:suppressAutoHyphens w:val="true"/>
               <w:spacing w:before="0" w:after="30"/>
               <w:jc w:val="left"/>
               <w:rPr>
@@ -291,6 +294,7 @@
           <w:p>
             <w:pPr>
               <w:pStyle w:val="Normal"/>
+              <w:suppressAutoHyphens w:val="true"/>
               <w:spacing w:before="0" w:after="30"/>
               <w:jc w:val="left"/>
               <w:rPr>
@@ -329,6 +333,7 @@
           <w:p>
             <w:pPr>
               <w:pStyle w:val="Normal"/>
+              <w:suppressAutoHyphens w:val="true"/>
               <w:spacing w:before="0" w:after="30"/>
               <w:jc w:val="left"/>
               <w:rPr>
@@ -364,6 +369,7 @@
           <w:p>
             <w:pPr>
               <w:pStyle w:val="Normal"/>
+              <w:suppressAutoHyphens w:val="true"/>
               <w:spacing w:before="0" w:after="30"/>
               <w:jc w:val="left"/>
               <w:rPr>
@@ -402,6 +408,7 @@
           <w:p>
             <w:pPr>
               <w:pStyle w:val="Normal"/>
+              <w:suppressAutoHyphens w:val="true"/>
               <w:spacing w:before="0" w:after="30"/>
               <w:jc w:val="left"/>
               <w:rPr>
@@ -437,6 +444,7 @@
           <w:p>
             <w:pPr>
               <w:pStyle w:val="Normal"/>
+              <w:suppressAutoHyphens w:val="true"/>
               <w:spacing w:before="0" w:after="30"/>
               <w:jc w:val="left"/>
               <w:rPr>
@@ -583,10 +591,10 @@
         <w:tblLook w:val="04a0" w:noVBand="1" w:noHBand="0" w:lastColumn="0" w:firstColumn="1" w:lastRow="0" w:firstRow="1"/>
       </w:tblPr>
       <w:tblGrid>
-        <w:gridCol w:w="465"/>
-        <w:gridCol w:w="5034"/>
-        <w:gridCol w:w="978"/>
-        <w:gridCol w:w="1571"/>
+        <w:gridCol w:w="463"/>
+        <w:gridCol w:w="5036"/>
+        <w:gridCol w:w="976"/>
+        <w:gridCol w:w="1573"/>
         <w:gridCol w:w="1"/>
         <w:gridCol w:w="1305"/>
       </w:tblGrid>
@@ -594,7 +602,7 @@
         <w:trPr/>
         <w:tc>
           <w:tcPr>
-            <w:tcW w:w="465" w:type="dxa"/>
+            <w:tcW w:w="463" w:type="dxa"/>
             <w:tcBorders>
               <w:top w:val="single" w:sz="6" w:space="0" w:color="333333"/>
               <w:left w:val="single" w:sz="6" w:space="0" w:color="333333"/>
@@ -606,6 +614,7 @@
           <w:p>
             <w:pPr>
               <w:pStyle w:val="Normal"/>
+              <w:suppressAutoHyphens w:val="true"/>
               <w:spacing w:before="60" w:after="60"/>
               <w:jc w:val="left"/>
               <w:rPr>
@@ -632,7 +641,7 @@
         </w:tc>
         <w:tc>
           <w:tcPr>
-            <w:tcW w:w="5034" w:type="dxa"/>
+            <w:tcW w:w="5036" w:type="dxa"/>
             <w:tcBorders>
               <w:top w:val="single" w:sz="6" w:space="0" w:color="333333"/>
               <w:left w:val="single" w:sz="6" w:space="0" w:color="333333"/>
@@ -644,6 +653,7 @@
           <w:p>
             <w:pPr>
               <w:pStyle w:val="Normal"/>
+              <w:suppressAutoHyphens w:val="true"/>
               <w:spacing w:before="60" w:after="60"/>
               <w:jc w:val="left"/>
               <w:rPr>
@@ -670,7 +680,7 @@
         </w:tc>
         <w:tc>
           <w:tcPr>
-            <w:tcW w:w="978" w:type="dxa"/>
+            <w:tcW w:w="976" w:type="dxa"/>
             <w:tcBorders>
               <w:top w:val="single" w:sz="6" w:space="0" w:color="333333"/>
               <w:left w:val="single" w:sz="6" w:space="0" w:color="333333"/>
@@ -682,6 +692,7 @@
           <w:p>
             <w:pPr>
               <w:pStyle w:val="Normal"/>
+              <w:suppressAutoHyphens w:val="true"/>
               <w:spacing w:before="60" w:after="60"/>
               <w:jc w:val="left"/>
               <w:rPr>
@@ -708,7 +719,7 @@
         </w:tc>
         <w:tc>
           <w:tcPr>
-            <w:tcW w:w="1572" w:type="dxa"/>
+            <w:tcW w:w="1574" w:type="dxa"/>
             <w:gridSpan w:val="2"/>
             <w:tcBorders>
               <w:top w:val="single" w:sz="6" w:space="0" w:color="333333"/>
@@ -721,6 +732,7 @@
           <w:p>
             <w:pPr>
               <w:pStyle w:val="Normal"/>
+              <w:suppressAutoHyphens w:val="true"/>
               <w:spacing w:before="60" w:after="60"/>
               <w:jc w:val="left"/>
               <w:rPr>
@@ -759,6 +771,7 @@
           <w:p>
             <w:pPr>
               <w:pStyle w:val="Normal"/>
+              <w:suppressAutoHyphens w:val="true"/>
               <w:spacing w:before="60" w:after="60"/>
               <w:jc w:val="left"/>
               <w:rPr>
@@ -788,7 +801,7 @@
         <w:trPr/>
         <w:tc>
           <w:tcPr>
-            <w:tcW w:w="465" w:type="dxa"/>
+            <w:tcW w:w="463" w:type="dxa"/>
             <w:tcBorders>
               <w:top w:val="single" w:sz="6" w:space="0" w:color="333333"/>
               <w:left w:val="single" w:sz="6" w:space="0" w:color="333333"/>
@@ -799,6 +812,7 @@
           <w:p>
             <w:pPr>
               <w:pStyle w:val="Normal"/>
+              <w:suppressAutoHyphens w:val="true"/>
               <w:spacing w:before="0" w:after="40"/>
               <w:jc w:val="left"/>
               <w:rPr>
@@ -823,7 +837,7 @@
         </w:tc>
         <w:tc>
           <w:tcPr>
-            <w:tcW w:w="5034" w:type="dxa"/>
+            <w:tcW w:w="5036" w:type="dxa"/>
             <w:tcBorders>
               <w:top w:val="single" w:sz="6" w:space="0" w:color="333333"/>
               <w:left w:val="single" w:sz="6" w:space="0" w:color="333333"/>
@@ -834,6 +848,7 @@
           <w:p>
             <w:pPr>
               <w:pStyle w:val="Normal"/>
+              <w:suppressAutoHyphens w:val="true"/>
               <w:spacing w:before="0" w:after="20"/>
               <w:jc w:val="left"/>
               <w:rPr>
@@ -860,6 +875,7 @@
           <w:p>
             <w:pPr>
               <w:pStyle w:val="Normal"/>
+              <w:suppressAutoHyphens w:val="true"/>
               <w:spacing w:before="0" w:after="40"/>
               <w:jc w:val="left"/>
               <w:rPr>
@@ -884,7 +900,7 @@
         </w:tc>
         <w:tc>
           <w:tcPr>
-            <w:tcW w:w="978" w:type="dxa"/>
+            <w:tcW w:w="976" w:type="dxa"/>
             <w:tcBorders>
               <w:top w:val="single" w:sz="6" w:space="0" w:color="333333"/>
               <w:left w:val="single" w:sz="6" w:space="0" w:color="333333"/>
@@ -895,6 +911,7 @@
           <w:p>
             <w:pPr>
               <w:pStyle w:val="Normal"/>
+              <w:suppressAutoHyphens w:val="true"/>
               <w:spacing w:before="0" w:after="40"/>
               <w:jc w:val="left"/>
               <w:rPr>
@@ -919,7 +936,7 @@
         </w:tc>
         <w:tc>
           <w:tcPr>
-            <w:tcW w:w="1572" w:type="dxa"/>
+            <w:tcW w:w="1574" w:type="dxa"/>
             <w:gridSpan w:val="2"/>
             <w:tcBorders>
               <w:top w:val="single" w:sz="6" w:space="0" w:color="333333"/>
@@ -931,6 +948,7 @@
           <w:p>
             <w:pPr>
               <w:pStyle w:val="Normal"/>
+              <w:suppressAutoHyphens w:val="true"/>
               <w:spacing w:before="0" w:after="40"/>
               <w:jc w:val="left"/>
               <w:rPr>
@@ -966,6 +984,7 @@
           <w:p>
             <w:pPr>
               <w:pStyle w:val="Normal"/>
+              <w:suppressAutoHyphens w:val="true"/>
               <w:spacing w:before="0" w:after="40"/>
               <w:jc w:val="left"/>
               <w:rPr>
@@ -995,7 +1014,7 @@
         <w:trPr/>
         <w:tc>
           <w:tcPr>
-            <w:tcW w:w="465" w:type="dxa"/>
+            <w:tcW w:w="463" w:type="dxa"/>
             <w:tcBorders>
               <w:top w:val="single" w:sz="6" w:space="0" w:color="333333"/>
               <w:left w:val="single" w:sz="6" w:space="0" w:color="333333"/>
@@ -1006,6 +1025,7 @@
           <w:p>
             <w:pPr>
               <w:pStyle w:val="Normal"/>
+              <w:suppressAutoHyphens w:val="true"/>
               <w:spacing w:before="0" w:after="40"/>
               <w:jc w:val="left"/>
               <w:rPr>
@@ -1030,7 +1050,7 @@
         </w:tc>
         <w:tc>
           <w:tcPr>
-            <w:tcW w:w="5034" w:type="dxa"/>
+            <w:tcW w:w="5036" w:type="dxa"/>
             <w:tcBorders>
               <w:top w:val="single" w:sz="6" w:space="0" w:color="333333"/>
               <w:left w:val="single" w:sz="6" w:space="0" w:color="333333"/>
@@ -1041,6 +1061,7 @@
           <w:p>
             <w:pPr>
               <w:pStyle w:val="Normal"/>
+              <w:suppressAutoHyphens w:val="true"/>
               <w:spacing w:before="0" w:after="10"/>
               <w:jc w:val="left"/>
               <w:rPr>
@@ -1067,6 +1088,7 @@
           <w:p>
             <w:pPr>
               <w:pStyle w:val="Normal"/>
+              <w:suppressAutoHyphens w:val="true"/>
               <w:spacing w:before="0" w:after="8"/>
               <w:jc w:val="left"/>
               <w:rPr>
@@ -1092,6 +1114,7 @@
           <w:p>
             <w:pPr>
               <w:pStyle w:val="Normal"/>
+              <w:suppressAutoHyphens w:val="true"/>
               <w:spacing w:before="0" w:after="40"/>
               <w:jc w:val="left"/>
               <w:rPr>
@@ -1116,7 +1139,7 @@
         </w:tc>
         <w:tc>
           <w:tcPr>
-            <w:tcW w:w="978" w:type="dxa"/>
+            <w:tcW w:w="976" w:type="dxa"/>
             <w:tcBorders>
               <w:top w:val="single" w:sz="6" w:space="0" w:color="333333"/>
               <w:left w:val="single" w:sz="6" w:space="0" w:color="333333"/>
@@ -1127,6 +1150,7 @@
           <w:p>
             <w:pPr>
               <w:pStyle w:val="Normal"/>
+              <w:suppressAutoHyphens w:val="true"/>
               <w:spacing w:before="0" w:after="40"/>
               <w:jc w:val="left"/>
               <w:rPr>
@@ -1151,7 +1175,7 @@
         </w:tc>
         <w:tc>
           <w:tcPr>
-            <w:tcW w:w="1572" w:type="dxa"/>
+            <w:tcW w:w="1574" w:type="dxa"/>
             <w:gridSpan w:val="2"/>
             <w:tcBorders>
               <w:top w:val="single" w:sz="6" w:space="0" w:color="333333"/>
@@ -1163,6 +1187,7 @@
           <w:p>
             <w:pPr>
               <w:pStyle w:val="Normal"/>
+              <w:suppressAutoHyphens w:val="true"/>
               <w:spacing w:before="0" w:after="40"/>
               <w:jc w:val="left"/>
               <w:rPr>
@@ -1198,6 +1223,7 @@
           <w:p>
             <w:pPr>
               <w:pStyle w:val="Normal"/>
+              <w:suppressAutoHyphens w:val="true"/>
               <w:spacing w:before="0" w:after="40"/>
               <w:jc w:val="left"/>
               <w:rPr>
@@ -1240,6 +1266,7 @@
           <w:p>
             <w:pPr>
               <w:pStyle w:val="Normal"/>
+              <w:suppressAutoHyphens w:val="true"/>
               <w:spacing w:before="0" w:after="60"/>
               <w:jc w:val="right"/>
               <w:rPr>
@@ -1279,6 +1306,7 @@
           <w:p>
             <w:pPr>
               <w:pStyle w:val="Normal"/>
+              <w:suppressAutoHyphens w:val="true"/>
               <w:spacing w:before="0" w:after="60"/>
               <w:jc w:val="left"/>
               <w:rPr>
@@ -1350,11 +1378,69 @@
     <w:p>
       <w:pPr>
         <w:pStyle w:val="Normal"/>
+        <w:widowControl/>
         <w:spacing w:before="0" w:after="0"/>
-        <w:rPr/>
+        <w:ind w:hanging="0" w:left="0" w:right="0"/>
+        <w:jc w:val="both"/>
+        <w:rPr>
+          <w:rFonts w:ascii="Open Sans" w:hAnsi="Open Sans"/>
+          <w:b w:val="false"/>
+          <w:i w:val="false"/>
+          <w:i w:val="false"/>
+          <w:caps w:val="false"/>
+          <w:smallCaps w:val="false"/>
+          <w:color w:val="000000"/>
+          <w:spacing w:val="0"/>
+          <w:sz w:val="17"/>
+          <w:szCs w:val="17"/>
+        </w:rPr>
       </w:pPr>
       <w:r>
-        <w:rPr/>
+        <w:rPr>
+          <w:b w:val="false"/>
+          <w:i w:val="false"/>
+          <w:caps w:val="false"/>
+          <w:smallCaps w:val="false"/>
+          <w:color w:val="000000"/>
+          <w:spacing w:val="0"/>
+          <w:sz w:val="17"/>
+          <w:szCs w:val="17"/>
+        </w:rPr>
+        <w:t>{#AhShowAbHinweis}Zusätzlich können Sie eine Alltagsbegleitung buchen – zum Stundensatz von 53,04 €, zuzüglich einer Anfahrtspauschale von 7,96 € sowie 0,35 € pro gefahrenem Kilometer. Bei Bedarf wenden Sie sich bitte an unsere Koordination Alltagshilfe.{/AhShowAbHinweis}</w:t>
+      </w:r>
+    </w:p>
+    <w:p>
+      <w:pPr>
+        <w:pStyle w:val="Normal"/>
+        <w:widowControl/>
+        <w:spacing w:before="0" w:after="0"/>
+        <w:ind w:hanging="0" w:left="0" w:right="0"/>
+        <w:jc w:val="both"/>
+        <w:rPr>
+          <w:rFonts w:ascii="Open Sans" w:hAnsi="Open Sans"/>
+          <w:b w:val="false"/>
+          <w:i w:val="false"/>
+          <w:i w:val="false"/>
+          <w:caps w:val="false"/>
+          <w:smallCaps w:val="false"/>
+          <w:color w:val="000000"/>
+          <w:spacing w:val="0"/>
+          <w:sz w:val="17"/>
+          <w:szCs w:val="17"/>
+        </w:rPr>
+      </w:pPr>
+      <w:r>
+        <w:rPr>
+          <w:b w:val="false"/>
+          <w:i w:val="false"/>
+          <w:caps w:val="false"/>
+          <w:smallCaps w:val="false"/>
+          <w:color w:val="000000"/>
+          <w:spacing w:val="0"/>
+          <w:sz w:val="17"/>
+          <w:szCs w:val="17"/>
+        </w:rPr>
+        <w:t>{#AhShowHndHinweis}Zusätzlich können Sie haushaltsnahe Dienstleistungen buchen – zum Stundensatz von 40,56 €, zuzüglich einer Anfahrtspauschale von 7,96 €. Bei Bedarf wenden Sie sich bitte an unsere Koordination Alltagshilfe.{/AhShowHndHinweis}</w:t>
       </w:r>
       <w:r>
         <w:br w:type="page"/>
@@ -1417,6 +1503,7 @@
           <w:p>
             <w:pPr>
               <w:pStyle w:val="Normal"/>
+              <w:suppressAutoHyphens w:val="true"/>
               <w:spacing w:before="60" w:after="60"/>
               <w:jc w:val="left"/>
               <w:rPr>
@@ -1452,6 +1539,7 @@
           <w:p>
             <w:pPr>
               <w:pStyle w:val="Normal"/>
+              <w:suppressAutoHyphens w:val="true"/>
               <w:spacing w:before="60" w:after="60"/>
               <w:jc w:val="left"/>
               <w:rPr>
@@ -1579,6 +1667,7 @@
               <w:pBdr>
                 <w:top w:val="single" w:sz="6" w:space="1" w:color="333333"/>
               </w:pBdr>
+              <w:suppressAutoHyphens w:val="true"/>
               <w:spacing w:before="0" w:after="60"/>
               <w:jc w:val="left"/>
               <w:rPr>
@@ -1615,6 +1704,7 @@
           <w:p>
             <w:pPr>
               <w:pStyle w:val="Normal"/>
+              <w:suppressAutoHyphens w:val="true"/>
               <w:spacing w:before="0" w:after="60"/>
               <w:jc w:val="left"/>
               <w:rPr>
@@ -1628,10 +1718,8 @@
               <w:rPr>
                 <w:rFonts w:eastAsia="Open Sans" w:cs="Open Sans"/>
                 <w:color w:val="070707"/>
-                <w:kern w:val="0"/>
-                <w:sz w:val="17"/>
-                <w:szCs w:val="17"/>
-                <w:lang w:val="pl-PL" w:eastAsia="en-US" w:bidi="ar-SA"/>
+                <w:sz w:val="17"/>
+                <w:szCs w:val="17"/>
               </w:rPr>
             </w:r>
           </w:p>
@@ -1770,7 +1858,7 @@
       <w:footerReference w:type="first" r:id="rId7"/>
       <w:type w:val="nextPage"/>
       <w:pgSz w:w="11906" w:h="16838"/>
-      <w:pgMar w:left="1418" w:right="1134" w:gutter="0" w:header="340" w:top="1418" w:footer="340" w:bottom="1134"/>
+      <w:pgMar w:left="1418" w:right="1134" w:gutter="0" w:header="340" w:top="1418" w:footer="340" w:bottom="1132"/>
       <w:pgNumType w:start="1" w:fmt="decimal"/>
       <w:formProt w:val="false"/>
       <w:textDirection w:val="lrTb"/>
@@ -1796,6 +1884,326 @@
 
 <file path=word/footer2.xml><?xml version="1.0" encoding="utf-8"?>
 <w:ftr xmlns:o="urn:schemas-microsoft-com:office:office" xmlns:r="http://schemas.openxmlformats.org/officeDocument/2006/relationships" xmlns:v="urn:schemas-microsoft-com:vml" xmlns:w="http://schemas.openxmlformats.org/wordprocessingml/2006/main" xmlns:w10="urn:schemas-microsoft-com:office:word" xmlns:wp="http://schemas.openxmlformats.org/drawingml/2006/wordprocessingDrawing" xmlns:pic="http://schemas.openxmlformats.org/drawingml/2006/picture" xmlns:wps="http://schemas.microsoft.com/office/word/2010/wordprocessingShape" xmlns:wpg="http://schemas.microsoft.com/office/word/2010/wordprocessingGroup" xmlns:mc="http://schemas.openxmlformats.org/markup-compatibility/2006" xmlns:wp14="http://schemas.microsoft.com/office/word/2010/wordprocessingDrawing" xmlns:w14="http://schemas.microsoft.com/office/word/2010/wordml" xmlns:w15="http://schemas.microsoft.com/office/word/2012/wordml" mc:Ignorable="w14 wp14 w15">
+  <w:tbl>
+    <w:tblPr>
+      <w:tblW w:w="5000" w:type="pct"/>
+      <w:jc w:val="left"/>
+      <w:tblInd w:w="55" w:type="dxa"/>
+      <w:tblLayout w:type="fixed"/>
+      <w:tblCellMar>
+        <w:top w:w="55" w:type="dxa"/>
+        <w:left w:w="55" w:type="dxa"/>
+        <w:bottom w:w="55" w:type="dxa"/>
+        <w:right w:w="55" w:type="dxa"/>
+      </w:tblCellMar>
+    </w:tblPr>
+    <w:tblGrid>
+      <w:gridCol w:w="3118"/>
+      <w:gridCol w:w="3125"/>
+      <w:gridCol w:w="3111"/>
+    </w:tblGrid>
+    <w:tr>
+      <w:trPr/>
+      <w:tc>
+        <w:tcPr>
+          <w:tcW w:w="3118" w:type="dxa"/>
+          <w:tcBorders/>
+        </w:tcPr>
+        <w:p>
+          <w:pPr>
+            <w:pStyle w:val="TableContents"/>
+            <w:jc w:val="center"/>
+            <w:rPr>
+              <w:sz w:val="12"/>
+              <w:szCs w:val="12"/>
+            </w:rPr>
+          </w:pPr>
+          <w:r>
+            <w:rPr>
+              <w:sz w:val="12"/>
+              <w:szCs w:val="12"/>
+            </w:rPr>
+            <w:t xml:space="preserve">emc2 Atilla Landgrafe </w:t>
+          </w:r>
+        </w:p>
+      </w:tc>
+      <w:tc>
+        <w:tcPr>
+          <w:tcW w:w="3125" w:type="dxa"/>
+          <w:tcBorders/>
+        </w:tcPr>
+        <w:p>
+          <w:pPr>
+            <w:pStyle w:val="TableContents"/>
+            <w:jc w:val="center"/>
+            <w:rPr>
+              <w:sz w:val="12"/>
+              <w:szCs w:val="12"/>
+            </w:rPr>
+          </w:pPr>
+          <w:r>
+            <w:rPr>
+              <w:sz w:val="12"/>
+              <w:szCs w:val="12"/>
+            </w:rPr>
+            <w:t>Tel.: 09281 5915900</w:t>
+          </w:r>
+        </w:p>
+      </w:tc>
+      <w:tc>
+        <w:tcPr>
+          <w:tcW w:w="3111" w:type="dxa"/>
+          <w:tcBorders/>
+        </w:tcPr>
+        <w:p>
+          <w:pPr>
+            <w:pStyle w:val="TableContents"/>
+            <w:jc w:val="center"/>
+            <w:rPr>
+              <w:sz w:val="12"/>
+              <w:szCs w:val="12"/>
+            </w:rPr>
+          </w:pPr>
+          <w:r>
+            <w:rPr>
+              <w:sz w:val="12"/>
+              <w:szCs w:val="12"/>
+            </w:rPr>
+            <w:t>Hof/Saale</w:t>
+          </w:r>
+        </w:p>
+      </w:tc>
+    </w:tr>
+    <w:tr>
+      <w:trPr/>
+      <w:tc>
+        <w:tcPr>
+          <w:tcW w:w="3118" w:type="dxa"/>
+          <w:tcBorders/>
+        </w:tcPr>
+        <w:p>
+          <w:pPr>
+            <w:pStyle w:val="TableContents"/>
+            <w:jc w:val="center"/>
+            <w:rPr>
+              <w:sz w:val="12"/>
+              <w:szCs w:val="12"/>
+            </w:rPr>
+          </w:pPr>
+          <w:r>
+            <w:rPr>
+              <w:sz w:val="12"/>
+              <w:szCs w:val="12"/>
+            </w:rPr>
+            <w:t>Waldstraße 5</w:t>
+          </w:r>
+        </w:p>
+      </w:tc>
+      <w:tc>
+        <w:tcPr>
+          <w:tcW w:w="3125" w:type="dxa"/>
+          <w:tcBorders/>
+        </w:tcPr>
+        <w:p>
+          <w:pPr>
+            <w:pStyle w:val="TableContents"/>
+            <w:jc w:val="center"/>
+            <w:rPr>
+              <w:sz w:val="12"/>
+              <w:szCs w:val="12"/>
+            </w:rPr>
+          </w:pPr>
+          <w:r>
+            <w:rPr>
+              <w:sz w:val="12"/>
+              <w:szCs w:val="12"/>
+            </w:rPr>
+            <w:t>Fax.: 09281 591590</w:t>
+          </w:r>
+          <w:r>
+            <w:rPr>
+              <w:sz w:val="12"/>
+              <w:szCs w:val="12"/>
+            </w:rPr>
+            <w:t>9</w:t>
+          </w:r>
+        </w:p>
+      </w:tc>
+      <w:tc>
+        <w:tcPr>
+          <w:tcW w:w="3111" w:type="dxa"/>
+          <w:tcBorders/>
+        </w:tcPr>
+        <w:p>
+          <w:pPr>
+            <w:pStyle w:val="TableContents"/>
+            <w:jc w:val="center"/>
+            <w:rPr>
+              <w:sz w:val="12"/>
+              <w:szCs w:val="12"/>
+            </w:rPr>
+          </w:pPr>
+          <w:r>
+            <w:rPr>
+              <w:sz w:val="12"/>
+              <w:szCs w:val="12"/>
+            </w:rPr>
+            <w:t>Steuer-Nr.: 223/147/40118</w:t>
+          </w:r>
+        </w:p>
+      </w:tc>
+    </w:tr>
+    <w:tr>
+      <w:trPr/>
+      <w:tc>
+        <w:tcPr>
+          <w:tcW w:w="3118" w:type="dxa"/>
+          <w:tcBorders/>
+        </w:tcPr>
+        <w:p>
+          <w:pPr>
+            <w:pStyle w:val="TableContents"/>
+            <w:jc w:val="center"/>
+            <w:rPr>
+              <w:sz w:val="12"/>
+              <w:szCs w:val="12"/>
+            </w:rPr>
+          </w:pPr>
+          <w:r>
+            <w:rPr>
+              <w:sz w:val="12"/>
+              <w:szCs w:val="12"/>
+            </w:rPr>
+            <w:t>95032 Hof</w:t>
+          </w:r>
+        </w:p>
+      </w:tc>
+      <w:tc>
+        <w:tcPr>
+          <w:tcW w:w="3125" w:type="dxa"/>
+          <w:tcBorders/>
+        </w:tcPr>
+        <w:p>
+          <w:pPr>
+            <w:pStyle w:val="TableContents"/>
+            <w:jc w:val="center"/>
+            <w:rPr/>
+          </w:pPr>
+          <w:r>
+            <w:rPr>
+              <w:sz w:val="12"/>
+              <w:szCs w:val="12"/>
+            </w:rPr>
+            <w:t xml:space="preserve">Email: </w:t>
+          </w:r>
+          <w:hyperlink r:id="rId1">
+            <w:r>
+              <w:rPr>
+                <w:rStyle w:val="Hyperlink"/>
+                <w:sz w:val="12"/>
+                <w:szCs w:val="12"/>
+              </w:rPr>
+              <w:t>kontakt@e-m-c-2.de</w:t>
+            </w:r>
+          </w:hyperlink>
+        </w:p>
+      </w:tc>
+      <w:tc>
+        <w:tcPr>
+          <w:tcW w:w="3111" w:type="dxa"/>
+          <w:tcBorders/>
+        </w:tcPr>
+        <w:p>
+          <w:pPr>
+            <w:pStyle w:val="Normal"/>
+            <w:jc w:val="center"/>
+            <w:rPr>
+              <w:sz w:val="12"/>
+              <w:szCs w:val="12"/>
+            </w:rPr>
+          </w:pPr>
+          <w:r>
+            <w:rPr>
+              <w:sz w:val="12"/>
+              <w:szCs w:val="12"/>
+            </w:rPr>
+            <w:t>Geschäftsführer: Attila Landgrafe</w:t>
+          </w:r>
+        </w:p>
+      </w:tc>
+    </w:tr>
+    <w:tr>
+      <w:trPr/>
+      <w:tc>
+        <w:tcPr>
+          <w:tcW w:w="3118" w:type="dxa"/>
+          <w:tcBorders/>
+        </w:tcPr>
+        <w:p>
+          <w:pPr>
+            <w:pStyle w:val="TableContents"/>
+            <w:jc w:val="center"/>
+            <w:rPr>
+              <w:sz w:val="12"/>
+              <w:szCs w:val="12"/>
+            </w:rPr>
+          </w:pPr>
+          <w:r>
+            <w:rPr>
+              <w:sz w:val="12"/>
+              <w:szCs w:val="12"/>
+            </w:rPr>
+            <w:t>Deutschland</w:t>
+          </w:r>
+        </w:p>
+      </w:tc>
+      <w:tc>
+        <w:tcPr>
+          <w:tcW w:w="3125" w:type="dxa"/>
+          <w:tcBorders/>
+        </w:tcPr>
+        <w:p>
+          <w:pPr>
+            <w:pStyle w:val="TableContents"/>
+            <w:jc w:val="center"/>
+            <w:rPr>
+              <w:sz w:val="12"/>
+              <w:szCs w:val="12"/>
+            </w:rPr>
+          </w:pPr>
+          <w:r>
+            <w:rPr>
+              <w:sz w:val="12"/>
+              <w:szCs w:val="12"/>
+            </w:rPr>
+            <w:t>Web: emczwei.de</w:t>
+          </w:r>
+        </w:p>
+      </w:tc>
+      <w:tc>
+        <w:tcPr>
+          <w:tcW w:w="3111" w:type="dxa"/>
+          <w:tcBorders/>
+        </w:tcPr>
+        <w:p>
+          <w:pPr>
+            <w:pStyle w:val="TableContents"/>
+            <w:jc w:val="center"/>
+            <w:rPr>
+              <w:sz w:val="12"/>
+              <w:szCs w:val="12"/>
+            </w:rPr>
+          </w:pPr>
+          <w:r>
+            <w:rPr>
+              <w:sz w:val="12"/>
+              <w:szCs w:val="12"/>
+            </w:rPr>
+          </w:r>
+        </w:p>
+      </w:tc>
+    </w:tr>
+  </w:tbl>
   <w:p>
     <w:pPr>
       <w:pStyle w:val="normal1"/>
@@ -1822,8 +2230,8 @@
       <w:tblLook w:val="04a0" w:noVBand="1" w:noHBand="0" w:lastColumn="0" w:firstColumn="1" w:lastRow="0" w:firstRow="1"/>
     </w:tblPr>
     <w:tblGrid>
-      <w:gridCol w:w="8055"/>
-      <w:gridCol w:w="1829"/>
+      <w:gridCol w:w="8057"/>
+      <w:gridCol w:w="1827"/>
     </w:tblGrid>
     <w:tr>
       <w:trPr>
@@ -1831,7 +2239,7 @@
       </w:trPr>
       <w:tc>
         <w:tcPr>
-          <w:tcW w:w="8055" w:type="dxa"/>
+          <w:tcW w:w="8057" w:type="dxa"/>
           <w:tcBorders>
             <w:top w:val="single" w:sz="8" w:space="0" w:color="FFFFFF"/>
             <w:left w:val="single" w:sz="8" w:space="0" w:color="FFFFFF"/>
@@ -1844,6 +2252,7 @@
           <w:pPr>
             <w:pStyle w:val="Normal"/>
             <w:keepLines/>
+            <w:suppressAutoHyphens w:val="true"/>
             <w:spacing w:before="0" w:after="0"/>
             <w:ind w:left="720"/>
             <w:jc w:val="center"/>
@@ -1854,68 +2263,13 @@
             </w:rPr>
           </w:pPr>
           <w:r>
-            <w:rPr>
-              <w:rFonts w:eastAsia="Open Sans" w:cs="Open Sans"/>
-              <w:kern w:val="0"/>
-              <w:sz w:val="14"/>
-              <w:szCs w:val="14"/>
-              <w:lang w:val="de-DE" w:eastAsia="en-US" w:bidi="ar-SA"/>
-            </w:rPr>
-            <w:t>EmC2 Attila Landgrafe | Waldstraße 5 | 95032 Hof</w:t>
-          </w:r>
-        </w:p>
-        <w:p>
-          <w:pPr>
-            <w:pStyle w:val="Normal"/>
-            <w:keepLines/>
-            <w:spacing w:before="0" w:after="0"/>
-            <w:ind w:left="720"/>
-            <w:jc w:val="center"/>
-            <w:rPr>
-              <w:sz w:val="14"/>
-              <w:szCs w:val="14"/>
-              <w:lang w:val="de-DE"/>
-            </w:rPr>
-          </w:pPr>
-          <w:r>
-            <w:rPr>
-              <w:rFonts w:eastAsia="Open Sans" w:cs="Open Sans"/>
-              <w:kern w:val="0"/>
-              <w:sz w:val="14"/>
-              <w:szCs w:val="14"/>
-              <w:lang w:val="de-DE" w:eastAsia="en-US" w:bidi="ar-SA"/>
-            </w:rPr>
-            <w:t>Steuernummer: 22324320478 | USt-IdNr.: DE296903997</w:t>
-          </w:r>
-        </w:p>
-        <w:p>
-          <w:pPr>
-            <w:pStyle w:val="Normal"/>
-            <w:keepLines/>
-            <w:spacing w:before="0" w:after="0"/>
-            <w:ind w:left="720"/>
-            <w:jc w:val="center"/>
-            <w:rPr>
-              <w:sz w:val="14"/>
-              <w:szCs w:val="14"/>
-              <w:lang w:val="de-DE"/>
-            </w:rPr>
-          </w:pPr>
-          <w:r>
-            <w:rPr>
-              <w:rFonts w:eastAsia="Open Sans" w:cs="Open Sans"/>
-              <w:kern w:val="0"/>
-              <w:sz w:val="14"/>
-              <w:szCs w:val="14"/>
-              <w:lang w:val="de-DE" w:eastAsia="en-US" w:bidi="ar-SA"/>
-            </w:rPr>
-            <w:t>VR Bank Bayreuth-Hof eG | IBAN: DE43 7806 0896 0007 0794 43 | BIC: GENODEF1HO1</w:t>
+            <w:rPr/>
           </w:r>
         </w:p>
       </w:tc>
       <w:tc>
         <w:tcPr>
-          <w:tcW w:w="1829" w:type="dxa"/>
+          <w:tcW w:w="1827" w:type="dxa"/>
           <w:tcBorders>
             <w:top w:val="single" w:sz="8" w:space="0" w:color="FFFFFF"/>
             <w:left w:val="single" w:sz="8" w:space="0" w:color="FFFFFF"/>
@@ -1926,6 +2280,7 @@
         <w:p>
           <w:pPr>
             <w:pStyle w:val="normal1"/>
+            <w:suppressAutoHyphens w:val="true"/>
             <w:spacing w:before="0" w:after="0"/>
             <w:jc w:val="right"/>
             <w:rPr>
@@ -1945,120 +2300,120 @@
           </w:r>
           <w:r>
             <w:rPr>
-              <w:rFonts w:eastAsia="Open Sans" w:cs="Open Sans"/>
+              <w:rFonts w:eastAsia="Open Sans" w:cs="Open Sans" w:ascii="Apple SD Gothic Neo" w:hAnsi="Apple SD Gothic Neo"/>
               <w:kern w:val="0"/>
-              <w:sz w:val="16"/>
-              <w:szCs w:val="16"/>
+              <w:sz w:val="12"/>
+              <w:szCs w:val="12"/>
               <w:lang w:val="pl-PL" w:eastAsia="en-US" w:bidi="ar-SA"/>
             </w:rPr>
             <w:t xml:space="preserve">Seite </w:t>
           </w:r>
           <w:r>
             <w:rPr>
-              <w:rFonts w:eastAsia="Open Sans" w:cs="Open Sans"/>
+              <w:rFonts w:eastAsia="Open Sans" w:cs="Open Sans" w:ascii="Apple SD Gothic Neo" w:hAnsi="Apple SD Gothic Neo"/>
               <w:kern w:val="0"/>
-              <w:sz w:val="22"/>
-              <w:szCs w:val="22"/>
+              <w:sz w:val="12"/>
+              <w:szCs w:val="12"/>
               <w:lang w:val="pl-PL" w:eastAsia="en-US" w:bidi="ar-SA"/>
             </w:rPr>
             <w:fldChar w:fldCharType="begin"/>
           </w:r>
           <w:r>
             <w:rPr>
-              <w:sz w:val="22"/>
+              <w:sz w:val="12"/>
               <w:kern w:val="0"/>
-              <w:szCs w:val="22"/>
-              <w:rFonts w:eastAsia="Open Sans" w:cs="Open Sans"/>
+              <w:szCs w:val="12"/>
+              <w:rFonts w:eastAsia="Open Sans" w:cs="Open Sans" w:ascii="Apple SD Gothic Neo" w:hAnsi="Apple SD Gothic Neo"/>
               <w:lang w:val="pl-PL" w:eastAsia="en-US" w:bidi="ar-SA"/>
             </w:rPr>
             <w:instrText xml:space="preserve"> PAGE </w:instrText>
           </w:r>
           <w:r>
             <w:rPr>
-              <w:sz w:val="22"/>
+              <w:sz w:val="12"/>
               <w:kern w:val="0"/>
-              <w:szCs w:val="22"/>
-              <w:rFonts w:eastAsia="Open Sans" w:cs="Open Sans"/>
+              <w:szCs w:val="12"/>
+              <w:rFonts w:eastAsia="Open Sans" w:cs="Open Sans" w:ascii="Apple SD Gothic Neo" w:hAnsi="Apple SD Gothic Neo"/>
               <w:lang w:val="pl-PL" w:eastAsia="en-US" w:bidi="ar-SA"/>
             </w:rPr>
             <w:fldChar w:fldCharType="separate"/>
           </w:r>
           <w:r>
             <w:rPr>
-              <w:sz w:val="22"/>
+              <w:sz w:val="12"/>
               <w:kern w:val="0"/>
-              <w:szCs w:val="22"/>
-              <w:rFonts w:eastAsia="Open Sans" w:cs="Open Sans"/>
+              <w:szCs w:val="12"/>
+              <w:rFonts w:eastAsia="Open Sans" w:cs="Open Sans" w:ascii="Apple SD Gothic Neo" w:hAnsi="Apple SD Gothic Neo"/>
               <w:lang w:val="pl-PL" w:eastAsia="en-US" w:bidi="ar-SA"/>
             </w:rPr>
             <w:t>2</w:t>
           </w:r>
           <w:r>
             <w:rPr>
-              <w:sz w:val="22"/>
+              <w:sz w:val="12"/>
               <w:kern w:val="0"/>
-              <w:szCs w:val="22"/>
-              <w:rFonts w:eastAsia="Open Sans" w:cs="Open Sans"/>
+              <w:szCs w:val="12"/>
+              <w:rFonts w:eastAsia="Open Sans" w:cs="Open Sans" w:ascii="Apple SD Gothic Neo" w:hAnsi="Apple SD Gothic Neo"/>
               <w:lang w:val="pl-PL" w:eastAsia="en-US" w:bidi="ar-SA"/>
             </w:rPr>
             <w:fldChar w:fldCharType="end"/>
           </w:r>
           <w:r>
             <w:rPr>
-              <w:rFonts w:eastAsia="Open Sans" w:cs="Open Sans"/>
+              <w:rFonts w:eastAsia="Open Sans" w:cs="Open Sans" w:ascii="Apple SD Gothic Neo" w:hAnsi="Apple SD Gothic Neo"/>
               <w:kern w:val="0"/>
-              <w:sz w:val="16"/>
-              <w:szCs w:val="16"/>
+              <w:sz w:val="12"/>
+              <w:szCs w:val="12"/>
               <w:lang w:val="pl-PL" w:eastAsia="en-US" w:bidi="ar-SA"/>
             </w:rPr>
             <w:t>/</w:t>
           </w:r>
           <w:r>
             <w:rPr>
-              <w:rFonts w:eastAsia="Open Sans" w:cs="Open Sans"/>
+              <w:rFonts w:eastAsia="Open Sans" w:cs="Open Sans" w:ascii="Apple SD Gothic Neo" w:hAnsi="Apple SD Gothic Neo"/>
               <w:kern w:val="0"/>
-              <w:sz w:val="22"/>
-              <w:szCs w:val="22"/>
+              <w:sz w:val="12"/>
+              <w:szCs w:val="12"/>
               <w:lang w:val="pl-PL" w:eastAsia="en-US" w:bidi="ar-SA"/>
             </w:rPr>
             <w:fldChar w:fldCharType="begin"/>
           </w:r>
           <w:r>
             <w:rPr>
-              <w:sz w:val="22"/>
+              <w:sz w:val="12"/>
               <w:kern w:val="0"/>
-              <w:szCs w:val="22"/>
-              <w:rFonts w:eastAsia="Open Sans" w:cs="Open Sans"/>
+              <w:szCs w:val="12"/>
+              <w:rFonts w:eastAsia="Open Sans" w:cs="Open Sans" w:ascii="Apple SD Gothic Neo" w:hAnsi="Apple SD Gothic Neo"/>
               <w:lang w:val="pl-PL" w:eastAsia="en-US" w:bidi="ar-SA"/>
             </w:rPr>
             <w:instrText xml:space="preserve"> NUMPAGES </w:instrText>
           </w:r>
           <w:r>
             <w:rPr>
-              <w:sz w:val="22"/>
+              <w:sz w:val="12"/>
               <w:kern w:val="0"/>
-              <w:szCs w:val="22"/>
-              <w:rFonts w:eastAsia="Open Sans" w:cs="Open Sans"/>
+              <w:szCs w:val="12"/>
+              <w:rFonts w:eastAsia="Open Sans" w:cs="Open Sans" w:ascii="Apple SD Gothic Neo" w:hAnsi="Apple SD Gothic Neo"/>
               <w:lang w:val="pl-PL" w:eastAsia="en-US" w:bidi="ar-SA"/>
             </w:rPr>
             <w:fldChar w:fldCharType="separate"/>
           </w:r>
           <w:r>
             <w:rPr>
-              <w:sz w:val="22"/>
+              <w:sz w:val="12"/>
               <w:kern w:val="0"/>
-              <w:szCs w:val="22"/>
-              <w:rFonts w:eastAsia="Open Sans" w:cs="Open Sans"/>
+              <w:szCs w:val="12"/>
+              <w:rFonts w:eastAsia="Open Sans" w:cs="Open Sans" w:ascii="Apple SD Gothic Neo" w:hAnsi="Apple SD Gothic Neo"/>
               <w:lang w:val="pl-PL" w:eastAsia="en-US" w:bidi="ar-SA"/>
             </w:rPr>
             <w:t>2</w:t>
           </w:r>
           <w:r>
             <w:rPr>
-              <w:sz w:val="22"/>
+              <w:sz w:val="12"/>
               <w:kern w:val="0"/>
-              <w:szCs w:val="22"/>
-              <w:rFonts w:eastAsia="Open Sans" w:cs="Open Sans"/>
+              <w:szCs w:val="12"/>
+              <w:rFonts w:eastAsia="Open Sans" w:cs="Open Sans" w:ascii="Apple SD Gothic Neo" w:hAnsi="Apple SD Gothic Neo"/>
               <w:lang w:val="pl-PL" w:eastAsia="en-US" w:bidi="ar-SA"/>
             </w:rPr>
             <w:fldChar w:fldCharType="end"/>
@@ -2083,6 +2438,326 @@
 
 <file path=word/footer3.xml><?xml version="1.0" encoding="utf-8"?>
 <w:ftr xmlns:o="urn:schemas-microsoft-com:office:office" xmlns:r="http://schemas.openxmlformats.org/officeDocument/2006/relationships" xmlns:v="urn:schemas-microsoft-com:vml" xmlns:w="http://schemas.openxmlformats.org/wordprocessingml/2006/main" xmlns:w10="urn:schemas-microsoft-com:office:word" xmlns:wp="http://schemas.openxmlformats.org/drawingml/2006/wordprocessingDrawing" xmlns:pic="http://schemas.openxmlformats.org/drawingml/2006/picture" xmlns:wps="http://schemas.microsoft.com/office/word/2010/wordprocessingShape" xmlns:wpg="http://schemas.microsoft.com/office/word/2010/wordprocessingGroup" xmlns:mc="http://schemas.openxmlformats.org/markup-compatibility/2006" xmlns:wp14="http://schemas.microsoft.com/office/word/2010/wordprocessingDrawing" xmlns:w14="http://schemas.microsoft.com/office/word/2010/wordml" xmlns:w15="http://schemas.microsoft.com/office/word/2012/wordml" mc:Ignorable="w14 wp14 w15">
+  <w:tbl>
+    <w:tblPr>
+      <w:tblW w:w="5000" w:type="pct"/>
+      <w:jc w:val="left"/>
+      <w:tblInd w:w="55" w:type="dxa"/>
+      <w:tblLayout w:type="fixed"/>
+      <w:tblCellMar>
+        <w:top w:w="55" w:type="dxa"/>
+        <w:left w:w="55" w:type="dxa"/>
+        <w:bottom w:w="55" w:type="dxa"/>
+        <w:right w:w="55" w:type="dxa"/>
+      </w:tblCellMar>
+    </w:tblPr>
+    <w:tblGrid>
+      <w:gridCol w:w="3118"/>
+      <w:gridCol w:w="3125"/>
+      <w:gridCol w:w="3111"/>
+    </w:tblGrid>
+    <w:tr>
+      <w:trPr/>
+      <w:tc>
+        <w:tcPr>
+          <w:tcW w:w="3118" w:type="dxa"/>
+          <w:tcBorders/>
+        </w:tcPr>
+        <w:p>
+          <w:pPr>
+            <w:pStyle w:val="TableContents"/>
+            <w:jc w:val="center"/>
+            <w:rPr>
+              <w:sz w:val="12"/>
+              <w:szCs w:val="12"/>
+            </w:rPr>
+          </w:pPr>
+          <w:r>
+            <w:rPr>
+              <w:sz w:val="12"/>
+              <w:szCs w:val="12"/>
+            </w:rPr>
+            <w:t xml:space="preserve">emc2 Atilla Landgrafe </w:t>
+          </w:r>
+        </w:p>
+      </w:tc>
+      <w:tc>
+        <w:tcPr>
+          <w:tcW w:w="3125" w:type="dxa"/>
+          <w:tcBorders/>
+        </w:tcPr>
+        <w:p>
+          <w:pPr>
+            <w:pStyle w:val="TableContents"/>
+            <w:jc w:val="center"/>
+            <w:rPr>
+              <w:sz w:val="12"/>
+              <w:szCs w:val="12"/>
+            </w:rPr>
+          </w:pPr>
+          <w:r>
+            <w:rPr>
+              <w:sz w:val="12"/>
+              <w:szCs w:val="12"/>
+            </w:rPr>
+            <w:t>Tel.: 09281 5915900</w:t>
+          </w:r>
+        </w:p>
+      </w:tc>
+      <w:tc>
+        <w:tcPr>
+          <w:tcW w:w="3111" w:type="dxa"/>
+          <w:tcBorders/>
+        </w:tcPr>
+        <w:p>
+          <w:pPr>
+            <w:pStyle w:val="TableContents"/>
+            <w:jc w:val="center"/>
+            <w:rPr>
+              <w:sz w:val="12"/>
+              <w:szCs w:val="12"/>
+            </w:rPr>
+          </w:pPr>
+          <w:r>
+            <w:rPr>
+              <w:sz w:val="12"/>
+              <w:szCs w:val="12"/>
+            </w:rPr>
+            <w:t>Hof/Saale</w:t>
+          </w:r>
+        </w:p>
+      </w:tc>
+    </w:tr>
+    <w:tr>
+      <w:trPr/>
+      <w:tc>
+        <w:tcPr>
+          <w:tcW w:w="3118" w:type="dxa"/>
+          <w:tcBorders/>
+        </w:tcPr>
+        <w:p>
+          <w:pPr>
+            <w:pStyle w:val="TableContents"/>
+            <w:jc w:val="center"/>
+            <w:rPr>
+              <w:sz w:val="12"/>
+              <w:szCs w:val="12"/>
+            </w:rPr>
+          </w:pPr>
+          <w:r>
+            <w:rPr>
+              <w:sz w:val="12"/>
+              <w:szCs w:val="12"/>
+            </w:rPr>
+            <w:t>Waldstraße 5</w:t>
+          </w:r>
+        </w:p>
+      </w:tc>
+      <w:tc>
+        <w:tcPr>
+          <w:tcW w:w="3125" w:type="dxa"/>
+          <w:tcBorders/>
+        </w:tcPr>
+        <w:p>
+          <w:pPr>
+            <w:pStyle w:val="TableContents"/>
+            <w:jc w:val="center"/>
+            <w:rPr>
+              <w:sz w:val="12"/>
+              <w:szCs w:val="12"/>
+            </w:rPr>
+          </w:pPr>
+          <w:r>
+            <w:rPr>
+              <w:sz w:val="12"/>
+              <w:szCs w:val="12"/>
+            </w:rPr>
+            <w:t>Fax.: 09281 591590</w:t>
+          </w:r>
+          <w:r>
+            <w:rPr>
+              <w:sz w:val="12"/>
+              <w:szCs w:val="12"/>
+            </w:rPr>
+            <w:t>9</w:t>
+          </w:r>
+        </w:p>
+      </w:tc>
+      <w:tc>
+        <w:tcPr>
+          <w:tcW w:w="3111" w:type="dxa"/>
+          <w:tcBorders/>
+        </w:tcPr>
+        <w:p>
+          <w:pPr>
+            <w:pStyle w:val="TableContents"/>
+            <w:jc w:val="center"/>
+            <w:rPr>
+              <w:sz w:val="12"/>
+              <w:szCs w:val="12"/>
+            </w:rPr>
+          </w:pPr>
+          <w:r>
+            <w:rPr>
+              <w:sz w:val="12"/>
+              <w:szCs w:val="12"/>
+            </w:rPr>
+            <w:t>Steuer-Nr.: 223/147/40118</w:t>
+          </w:r>
+        </w:p>
+      </w:tc>
+    </w:tr>
+    <w:tr>
+      <w:trPr/>
+      <w:tc>
+        <w:tcPr>
+          <w:tcW w:w="3118" w:type="dxa"/>
+          <w:tcBorders/>
+        </w:tcPr>
+        <w:p>
+          <w:pPr>
+            <w:pStyle w:val="TableContents"/>
+            <w:jc w:val="center"/>
+            <w:rPr>
+              <w:sz w:val="12"/>
+              <w:szCs w:val="12"/>
+            </w:rPr>
+          </w:pPr>
+          <w:r>
+            <w:rPr>
+              <w:sz w:val="12"/>
+              <w:szCs w:val="12"/>
+            </w:rPr>
+            <w:t>95032 Hof</w:t>
+          </w:r>
+        </w:p>
+      </w:tc>
+      <w:tc>
+        <w:tcPr>
+          <w:tcW w:w="3125" w:type="dxa"/>
+          <w:tcBorders/>
+        </w:tcPr>
+        <w:p>
+          <w:pPr>
+            <w:pStyle w:val="TableContents"/>
+            <w:jc w:val="center"/>
+            <w:rPr/>
+          </w:pPr>
+          <w:r>
+            <w:rPr>
+              <w:sz w:val="12"/>
+              <w:szCs w:val="12"/>
+            </w:rPr>
+            <w:t xml:space="preserve">Email: </w:t>
+          </w:r>
+          <w:hyperlink r:id="rId1">
+            <w:r>
+              <w:rPr>
+                <w:rStyle w:val="Hyperlink"/>
+                <w:sz w:val="12"/>
+                <w:szCs w:val="12"/>
+              </w:rPr>
+              <w:t>kontakt@e-m-c-2.de</w:t>
+            </w:r>
+          </w:hyperlink>
+        </w:p>
+      </w:tc>
+      <w:tc>
+        <w:tcPr>
+          <w:tcW w:w="3111" w:type="dxa"/>
+          <w:tcBorders/>
+        </w:tcPr>
+        <w:p>
+          <w:pPr>
+            <w:pStyle w:val="Normal"/>
+            <w:jc w:val="center"/>
+            <w:rPr>
+              <w:sz w:val="12"/>
+              <w:szCs w:val="12"/>
+            </w:rPr>
+          </w:pPr>
+          <w:r>
+            <w:rPr>
+              <w:sz w:val="12"/>
+              <w:szCs w:val="12"/>
+            </w:rPr>
+            <w:t>Geschäftsführer: Attila Landgrafe</w:t>
+          </w:r>
+        </w:p>
+      </w:tc>
+    </w:tr>
+    <w:tr>
+      <w:trPr/>
+      <w:tc>
+        <w:tcPr>
+          <w:tcW w:w="3118" w:type="dxa"/>
+          <w:tcBorders/>
+        </w:tcPr>
+        <w:p>
+          <w:pPr>
+            <w:pStyle w:val="TableContents"/>
+            <w:jc w:val="center"/>
+            <w:rPr>
+              <w:sz w:val="12"/>
+              <w:szCs w:val="12"/>
+            </w:rPr>
+          </w:pPr>
+          <w:r>
+            <w:rPr>
+              <w:sz w:val="12"/>
+              <w:szCs w:val="12"/>
+            </w:rPr>
+            <w:t>Deutschland</w:t>
+          </w:r>
+        </w:p>
+      </w:tc>
+      <w:tc>
+        <w:tcPr>
+          <w:tcW w:w="3125" w:type="dxa"/>
+          <w:tcBorders/>
+        </w:tcPr>
+        <w:p>
+          <w:pPr>
+            <w:pStyle w:val="TableContents"/>
+            <w:jc w:val="center"/>
+            <w:rPr>
+              <w:sz w:val="12"/>
+              <w:szCs w:val="12"/>
+            </w:rPr>
+          </w:pPr>
+          <w:r>
+            <w:rPr>
+              <w:sz w:val="12"/>
+              <w:szCs w:val="12"/>
+            </w:rPr>
+            <w:t>Web: emczwei.de</w:t>
+          </w:r>
+        </w:p>
+      </w:tc>
+      <w:tc>
+        <w:tcPr>
+          <w:tcW w:w="3111" w:type="dxa"/>
+          <w:tcBorders/>
+        </w:tcPr>
+        <w:p>
+          <w:pPr>
+            <w:pStyle w:val="TableContents"/>
+            <w:jc w:val="center"/>
+            <w:rPr>
+              <w:sz w:val="12"/>
+              <w:szCs w:val="12"/>
+            </w:rPr>
+          </w:pPr>
+          <w:r>
+            <w:rPr>
+              <w:sz w:val="12"/>
+              <w:szCs w:val="12"/>
+            </w:rPr>
+          </w:r>
+        </w:p>
+      </w:tc>
+    </w:tr>
+  </w:tbl>
   <w:p>
     <w:pPr>
       <w:pStyle w:val="normal1"/>
@@ -2109,8 +2784,8 @@
       <w:tblLook w:val="04a0" w:noVBand="1" w:noHBand="0" w:lastColumn="0" w:firstColumn="1" w:lastRow="0" w:firstRow="1"/>
     </w:tblPr>
     <w:tblGrid>
-      <w:gridCol w:w="8055"/>
-      <w:gridCol w:w="1829"/>
+      <w:gridCol w:w="8057"/>
+      <w:gridCol w:w="1827"/>
     </w:tblGrid>
     <w:tr>
       <w:trPr>
@@ -2118,7 +2793,7 @@
       </w:trPr>
       <w:tc>
         <w:tcPr>
-          <w:tcW w:w="8055" w:type="dxa"/>
+          <w:tcW w:w="8057" w:type="dxa"/>
           <w:tcBorders>
             <w:top w:val="single" w:sz="8" w:space="0" w:color="FFFFFF"/>
             <w:left w:val="single" w:sz="8" w:space="0" w:color="FFFFFF"/>
@@ -2131,6 +2806,7 @@
           <w:pPr>
             <w:pStyle w:val="Normal"/>
             <w:keepLines/>
+            <w:suppressAutoHyphens w:val="true"/>
             <w:spacing w:before="0" w:after="0"/>
             <w:ind w:left="720"/>
             <w:jc w:val="center"/>
@@ -2141,68 +2817,13 @@
             </w:rPr>
           </w:pPr>
           <w:r>
-            <w:rPr>
-              <w:rFonts w:eastAsia="Open Sans" w:cs="Open Sans"/>
-              <w:kern w:val="0"/>
-              <w:sz w:val="14"/>
-              <w:szCs w:val="14"/>
-              <w:lang w:val="de-DE" w:eastAsia="en-US" w:bidi="ar-SA"/>
-            </w:rPr>
-            <w:t>EmC2 Attila Landgrafe | Waldstraße 5 | 95032 Hof</w:t>
-          </w:r>
-        </w:p>
-        <w:p>
-          <w:pPr>
-            <w:pStyle w:val="Normal"/>
-            <w:keepLines/>
-            <w:spacing w:before="0" w:after="0"/>
-            <w:ind w:left="720"/>
-            <w:jc w:val="center"/>
-            <w:rPr>
-              <w:sz w:val="14"/>
-              <w:szCs w:val="14"/>
-              <w:lang w:val="de-DE"/>
-            </w:rPr>
-          </w:pPr>
-          <w:r>
-            <w:rPr>
-              <w:rFonts w:eastAsia="Open Sans" w:cs="Open Sans"/>
-              <w:kern w:val="0"/>
-              <w:sz w:val="14"/>
-              <w:szCs w:val="14"/>
-              <w:lang w:val="de-DE" w:eastAsia="en-US" w:bidi="ar-SA"/>
-            </w:rPr>
-            <w:t>Steuernummer: 22324320478 | USt-IdNr.: DE296903997</w:t>
-          </w:r>
-        </w:p>
-        <w:p>
-          <w:pPr>
-            <w:pStyle w:val="Normal"/>
-            <w:keepLines/>
-            <w:spacing w:before="0" w:after="0"/>
-            <w:ind w:left="720"/>
-            <w:jc w:val="center"/>
-            <w:rPr>
-              <w:sz w:val="14"/>
-              <w:szCs w:val="14"/>
-              <w:lang w:val="de-DE"/>
-            </w:rPr>
-          </w:pPr>
-          <w:r>
-            <w:rPr>
-              <w:rFonts w:eastAsia="Open Sans" w:cs="Open Sans"/>
-              <w:kern w:val="0"/>
-              <w:sz w:val="14"/>
-              <w:szCs w:val="14"/>
-              <w:lang w:val="de-DE" w:eastAsia="en-US" w:bidi="ar-SA"/>
-            </w:rPr>
-            <w:t>VR Bank Bayreuth-Hof eG | IBAN: DE43 7806 0896 0007 0794 43 | BIC: GENODEF1HO1</w:t>
+            <w:rPr/>
           </w:r>
         </w:p>
       </w:tc>
       <w:tc>
         <w:tcPr>
-          <w:tcW w:w="1829" w:type="dxa"/>
+          <w:tcW w:w="1827" w:type="dxa"/>
           <w:tcBorders>
             <w:top w:val="single" w:sz="8" w:space="0" w:color="FFFFFF"/>
             <w:left w:val="single" w:sz="8" w:space="0" w:color="FFFFFF"/>
@@ -2213,6 +2834,7 @@
         <w:p>
           <w:pPr>
             <w:pStyle w:val="normal1"/>
+            <w:suppressAutoHyphens w:val="true"/>
             <w:spacing w:before="0" w:after="0"/>
             <w:jc w:val="right"/>
             <w:rPr>
@@ -2232,120 +2854,120 @@
           </w:r>
           <w:r>
             <w:rPr>
-              <w:rFonts w:eastAsia="Open Sans" w:cs="Open Sans"/>
+              <w:rFonts w:eastAsia="Open Sans" w:cs="Open Sans" w:ascii="Apple SD Gothic Neo" w:hAnsi="Apple SD Gothic Neo"/>
               <w:kern w:val="0"/>
-              <w:sz w:val="16"/>
-              <w:szCs w:val="16"/>
+              <w:sz w:val="12"/>
+              <w:szCs w:val="12"/>
               <w:lang w:val="pl-PL" w:eastAsia="en-US" w:bidi="ar-SA"/>
             </w:rPr>
             <w:t xml:space="preserve">Seite </w:t>
           </w:r>
           <w:r>
             <w:rPr>
-              <w:rFonts w:eastAsia="Open Sans" w:cs="Open Sans"/>
+              <w:rFonts w:eastAsia="Open Sans" w:cs="Open Sans" w:ascii="Apple SD Gothic Neo" w:hAnsi="Apple SD Gothic Neo"/>
               <w:kern w:val="0"/>
-              <w:sz w:val="22"/>
-              <w:szCs w:val="22"/>
+              <w:sz w:val="12"/>
+              <w:szCs w:val="12"/>
               <w:lang w:val="pl-PL" w:eastAsia="en-US" w:bidi="ar-SA"/>
             </w:rPr>
             <w:fldChar w:fldCharType="begin"/>
           </w:r>
           <w:r>
             <w:rPr>
-              <w:sz w:val="22"/>
+              <w:sz w:val="12"/>
               <w:kern w:val="0"/>
-              <w:szCs w:val="22"/>
-              <w:rFonts w:eastAsia="Open Sans" w:cs="Open Sans"/>
+              <w:szCs w:val="12"/>
+              <w:rFonts w:eastAsia="Open Sans" w:cs="Open Sans" w:ascii="Apple SD Gothic Neo" w:hAnsi="Apple SD Gothic Neo"/>
               <w:lang w:val="pl-PL" w:eastAsia="en-US" w:bidi="ar-SA"/>
             </w:rPr>
             <w:instrText xml:space="preserve"> PAGE </w:instrText>
           </w:r>
           <w:r>
             <w:rPr>
-              <w:sz w:val="22"/>
+              <w:sz w:val="12"/>
               <w:kern w:val="0"/>
-              <w:szCs w:val="22"/>
-              <w:rFonts w:eastAsia="Open Sans" w:cs="Open Sans"/>
+              <w:szCs w:val="12"/>
+              <w:rFonts w:eastAsia="Open Sans" w:cs="Open Sans" w:ascii="Apple SD Gothic Neo" w:hAnsi="Apple SD Gothic Neo"/>
               <w:lang w:val="pl-PL" w:eastAsia="en-US" w:bidi="ar-SA"/>
             </w:rPr>
             <w:fldChar w:fldCharType="separate"/>
           </w:r>
           <w:r>
             <w:rPr>
-              <w:sz w:val="22"/>
+              <w:sz w:val="12"/>
               <w:kern w:val="0"/>
-              <w:szCs w:val="22"/>
-              <w:rFonts w:eastAsia="Open Sans" w:cs="Open Sans"/>
+              <w:szCs w:val="12"/>
+              <w:rFonts w:eastAsia="Open Sans" w:cs="Open Sans" w:ascii="Apple SD Gothic Neo" w:hAnsi="Apple SD Gothic Neo"/>
               <w:lang w:val="pl-PL" w:eastAsia="en-US" w:bidi="ar-SA"/>
             </w:rPr>
             <w:t>2</w:t>
           </w:r>
           <w:r>
             <w:rPr>
-              <w:sz w:val="22"/>
+              <w:sz w:val="12"/>
               <w:kern w:val="0"/>
-              <w:szCs w:val="22"/>
-              <w:rFonts w:eastAsia="Open Sans" w:cs="Open Sans"/>
+              <w:szCs w:val="12"/>
+              <w:rFonts w:eastAsia="Open Sans" w:cs="Open Sans" w:ascii="Apple SD Gothic Neo" w:hAnsi="Apple SD Gothic Neo"/>
               <w:lang w:val="pl-PL" w:eastAsia="en-US" w:bidi="ar-SA"/>
             </w:rPr>
             <w:fldChar w:fldCharType="end"/>
           </w:r>
           <w:r>
             <w:rPr>
-              <w:rFonts w:eastAsia="Open Sans" w:cs="Open Sans"/>
+              <w:rFonts w:eastAsia="Open Sans" w:cs="Open Sans" w:ascii="Apple SD Gothic Neo" w:hAnsi="Apple SD Gothic Neo"/>
               <w:kern w:val="0"/>
-              <w:sz w:val="16"/>
-              <w:szCs w:val="16"/>
+              <w:sz w:val="12"/>
+              <w:szCs w:val="12"/>
               <w:lang w:val="pl-PL" w:eastAsia="en-US" w:bidi="ar-SA"/>
             </w:rPr>
             <w:t>/</w:t>
           </w:r>
           <w:r>
             <w:rPr>
-              <w:rFonts w:eastAsia="Open Sans" w:cs="Open Sans"/>
+              <w:rFonts w:eastAsia="Open Sans" w:cs="Open Sans" w:ascii="Apple SD Gothic Neo" w:hAnsi="Apple SD Gothic Neo"/>
               <w:kern w:val="0"/>
-              <w:sz w:val="22"/>
-              <w:szCs w:val="22"/>
+              <w:sz w:val="12"/>
+              <w:szCs w:val="12"/>
               <w:lang w:val="pl-PL" w:eastAsia="en-US" w:bidi="ar-SA"/>
             </w:rPr>
             <w:fldChar w:fldCharType="begin"/>
           </w:r>
           <w:r>
             <w:rPr>
-              <w:sz w:val="22"/>
+              <w:sz w:val="12"/>
               <w:kern w:val="0"/>
-              <w:szCs w:val="22"/>
-              <w:rFonts w:eastAsia="Open Sans" w:cs="Open Sans"/>
+              <w:szCs w:val="12"/>
+              <w:rFonts w:eastAsia="Open Sans" w:cs="Open Sans" w:ascii="Apple SD Gothic Neo" w:hAnsi="Apple SD Gothic Neo"/>
               <w:lang w:val="pl-PL" w:eastAsia="en-US" w:bidi="ar-SA"/>
             </w:rPr>
             <w:instrText xml:space="preserve"> NUMPAGES </w:instrText>
           </w:r>
           <w:r>
             <w:rPr>
-              <w:sz w:val="22"/>
+              <w:sz w:val="12"/>
               <w:kern w:val="0"/>
-              <w:szCs w:val="22"/>
-              <w:rFonts w:eastAsia="Open Sans" w:cs="Open Sans"/>
+              <w:szCs w:val="12"/>
+              <w:rFonts w:eastAsia="Open Sans" w:cs="Open Sans" w:ascii="Apple SD Gothic Neo" w:hAnsi="Apple SD Gothic Neo"/>
               <w:lang w:val="pl-PL" w:eastAsia="en-US" w:bidi="ar-SA"/>
             </w:rPr>
             <w:fldChar w:fldCharType="separate"/>
           </w:r>
           <w:r>
             <w:rPr>
-              <w:sz w:val="22"/>
+              <w:sz w:val="12"/>
               <w:kern w:val="0"/>
-              <w:szCs w:val="22"/>
-              <w:rFonts w:eastAsia="Open Sans" w:cs="Open Sans"/>
+              <w:szCs w:val="12"/>
+              <w:rFonts w:eastAsia="Open Sans" w:cs="Open Sans" w:ascii="Apple SD Gothic Neo" w:hAnsi="Apple SD Gothic Neo"/>
               <w:lang w:val="pl-PL" w:eastAsia="en-US" w:bidi="ar-SA"/>
             </w:rPr>
             <w:t>2</w:t>
           </w:r>
           <w:r>
             <w:rPr>
-              <w:sz w:val="22"/>
+              <w:sz w:val="12"/>
               <w:kern w:val="0"/>
-              <w:szCs w:val="22"/>
-              <w:rFonts w:eastAsia="Open Sans" w:cs="Open Sans"/>
+              <w:szCs w:val="12"/>
+              <w:rFonts w:eastAsia="Open Sans" w:cs="Open Sans" w:ascii="Apple SD Gothic Neo" w:hAnsi="Apple SD Gothic Neo"/>
               <w:lang w:val="pl-PL" w:eastAsia="en-US" w:bidi="ar-SA"/>
             </w:rPr>
             <w:fldChar w:fldCharType="end"/>
@@ -2392,7 +3014,7 @@
     <w:r>
       <w:rPr/>
       <w:drawing>
-        <wp:anchor behindDoc="1" distT="0" distB="0" distL="0" distR="0" simplePos="0" locked="0" layoutInCell="0" allowOverlap="1" relativeHeight="6">
+        <wp:anchor behindDoc="1" distT="0" distB="0" distL="0" distR="0" simplePos="0" locked="0" layoutInCell="0" allowOverlap="1" relativeHeight="2">
           <wp:simplePos x="0" y="0"/>
           <wp:positionH relativeFrom="margin">
             <wp:align>right</wp:align>
@@ -2534,7 +3156,7 @@
     <w:r>
       <w:rPr/>
       <w:drawing>
-        <wp:anchor behindDoc="1" distT="0" distB="0" distL="0" distR="0" simplePos="0" locked="0" layoutInCell="0" allowOverlap="1" relativeHeight="6">
+        <wp:anchor behindDoc="1" distT="0" distB="0" distL="0" distR="0" simplePos="0" locked="0" layoutInCell="0" allowOverlap="1" relativeHeight="2">
           <wp:simplePos x="0" y="0"/>
           <wp:positionH relativeFrom="margin">
             <wp:align>right</wp:align>
@@ -3066,6 +3688,7 @@
     <w:qFormat/>
     <w:pPr>
       <w:widowControl w:val="false"/>
+      <w:suppressAutoHyphens w:val="true"/>
       <w:bidi w:val="0"/>
       <w:spacing w:before="0" w:after="0"/>
       <w:jc w:val="left"/>
@@ -3293,6 +3916,13 @@
       <w:sz w:val="21"/>
     </w:rPr>
   </w:style>
+  <w:style w:type="character" w:styleId="Bulletsuser">
+    <w:name w:val="Bullets (user)"/>
+    <w:qFormat/>
+    <w:rPr>
+      <w:rFonts w:ascii="OpenSymbol" w:hAnsi="OpenSymbol" w:eastAsia="OpenSymbol" w:cs="OpenSymbol"/>
+    </w:rPr>
+  </w:style>
   <w:style w:type="paragraph" w:styleId="Heading" w:customStyle="1">
     <w:name w:val="Heading"/>
     <w:basedOn w:val="Normal"/>
@@ -3353,6 +3983,7 @@
     <w:qFormat/>
     <w:pPr>
       <w:widowControl w:val="false"/>
+      <w:suppressAutoHyphens w:val="true"/>
       <w:bidi w:val="0"/>
       <w:spacing w:before="0" w:after="0"/>
       <w:jc w:val="left"/>
@@ -3419,6 +4050,16 @@
     <w:name w:val="footer"/>
     <w:basedOn w:val="HeaderandFooter"/>
     <w:pPr/>
+    <w:rPr/>
+  </w:style>
+  <w:style w:type="paragraph" w:styleId="TableContents">
+    <w:name w:val="Table Contents"/>
+    <w:basedOn w:val="Normal"/>
+    <w:qFormat/>
+    <w:pPr>
+      <w:widowControl w:val="false"/>
+      <w:suppressLineNumbers/>
+    </w:pPr>
     <w:rPr/>
   </w:style>
   <w:style w:type="numbering" w:styleId="NoList" w:default="1">
